--- a/fuentes/133100_CF08_DU.docx
+++ b/fuentes/133100_CF08_DU.docx
@@ -1,6 +1,6 @@
 
 <file path=word/document.xml><?xml version="1.0" encoding="utf-8"?>
-<w:document xmlns:wpc="http://schemas.microsoft.com/office/word/2010/wordprocessingCanvas" xmlns:cx="http://schemas.microsoft.com/office/drawing/2014/chartex" xmlns:cx1="http://schemas.microsoft.com/office/drawing/2015/9/8/chartex" xmlns:cx2="http://schemas.microsoft.com/office/drawing/2015/10/21/chartex" xmlns:cx3="http://schemas.microsoft.com/office/drawing/2016/5/9/chartex" xmlns:cx4="http://schemas.microsoft.com/office/drawing/2016/5/10/chartex" xmlns:cx5="http://schemas.microsoft.com/office/drawing/2016/5/11/chartex" xmlns:cx6="http://schemas.microsoft.com/office/drawing/2016/5/12/chartex" xmlns:cx7="http://schemas.microsoft.com/office/drawing/2016/5/13/chartex" xmlns:cx8="http://schemas.microsoft.com/office/drawing/2016/5/14/chartex" xmlns:mc="http://schemas.openxmlformats.org/markup-compatibility/2006" xmlns:aink="http://schemas.microsoft.com/office/drawing/2016/ink" xmlns:am3d="http://schemas.microsoft.com/office/drawing/2017/model3d" xmlns:o="urn:schemas-microsoft-com:office:office" xmlns:oel="http://schemas.microsoft.com/office/2019/extlst" xmlns:r="http://schemas.openxmlformats.org/officeDocument/2006/relationships" xmlns:m="http://schemas.openxmlformats.org/officeDocument/2006/math" xmlns:v="urn:schemas-microsoft-com:vml" xmlns:wp14="http://schemas.microsoft.com/office/word/2010/wordprocessingDrawing" xmlns:wp="http://schemas.openxmlformats.org/drawingml/2006/wordprocessingDrawing" xmlns:w10="urn:schemas-microsoft-com:office:word" xmlns:w="http://schemas.openxmlformats.org/wordprocessingml/2006/main" xmlns:w14="http://schemas.microsoft.com/office/word/2010/wordml" xmlns:w15="http://schemas.microsoft.com/office/word/2012/wordml" xmlns:w16cex="http://schemas.microsoft.com/office/word/2018/wordml/cex" xmlns:w16cid="http://schemas.microsoft.com/office/word/2016/wordml/cid" xmlns:w16="http://schemas.microsoft.com/office/word/2018/wordml" xmlns:w16du="http://schemas.microsoft.com/office/word/2023/wordml/word16du" xmlns:w16sdtdh="http://schemas.microsoft.com/office/word/2020/wordml/sdtdatahash" xmlns:w16se="http://schemas.microsoft.com/office/word/2015/wordml/symex" xmlns:wpg="http://schemas.microsoft.com/office/word/2010/wordprocessingGroup" xmlns:wpi="http://schemas.microsoft.com/office/word/2010/wordprocessingInk" xmlns:wne="http://schemas.microsoft.com/office/word/2006/wordml" xmlns:wps="http://schemas.microsoft.com/office/word/2010/wordprocessingShape" mc:Ignorable="w14 w15 w16se w16cid w16 w16cex w16sdtdh w16du wp14">
+<w:document xmlns:wpc="http://schemas.microsoft.com/office/word/2010/wordprocessingCanvas" xmlns:cx="http://schemas.microsoft.com/office/drawing/2014/chartex" xmlns:cx1="http://schemas.microsoft.com/office/drawing/2015/9/8/chartex" xmlns:cx2="http://schemas.microsoft.com/office/drawing/2015/10/21/chartex" xmlns:cx3="http://schemas.microsoft.com/office/drawing/2016/5/9/chartex" xmlns:cx4="http://schemas.microsoft.com/office/drawing/2016/5/10/chartex" xmlns:cx5="http://schemas.microsoft.com/office/drawing/2016/5/11/chartex" xmlns:cx6="http://schemas.microsoft.com/office/drawing/2016/5/12/chartex" xmlns:cx7="http://schemas.microsoft.com/office/drawing/2016/5/13/chartex" xmlns:cx8="http://schemas.microsoft.com/office/drawing/2016/5/14/chartex" xmlns:mc="http://schemas.openxmlformats.org/markup-compatibility/2006" xmlns:aink="http://schemas.microsoft.com/office/drawing/2016/ink" xmlns:am3d="http://schemas.microsoft.com/office/drawing/2017/model3d" xmlns:o="urn:schemas-microsoft-com:office:office" xmlns:r="http://schemas.openxmlformats.org/officeDocument/2006/relationships" xmlns:m="http://schemas.openxmlformats.org/officeDocument/2006/math" xmlns:v="urn:schemas-microsoft-com:vml" xmlns:wp14="http://schemas.microsoft.com/office/word/2010/wordprocessingDrawing" xmlns:wp="http://schemas.openxmlformats.org/drawingml/2006/wordprocessingDrawing" xmlns:w10="urn:schemas-microsoft-com:office:word" xmlns:w="http://schemas.openxmlformats.org/wordprocessingml/2006/main" xmlns:w14="http://schemas.microsoft.com/office/word/2010/wordml" xmlns:w15="http://schemas.microsoft.com/office/word/2012/wordml" xmlns:w16cex="http://schemas.microsoft.com/office/word/2018/wordml/cex" xmlns:w16cid="http://schemas.microsoft.com/office/word/2016/wordml/cid" xmlns:w16="http://schemas.microsoft.com/office/word/2018/wordml" xmlns:w16sdtdh="http://schemas.microsoft.com/office/word/2020/wordml/sdtdatahash" xmlns:w16se="http://schemas.microsoft.com/office/word/2015/wordml/symex" xmlns:wpg="http://schemas.microsoft.com/office/word/2010/wordprocessingGroup" xmlns:wpi="http://schemas.microsoft.com/office/word/2010/wordprocessingInk" xmlns:wne="http://schemas.microsoft.com/office/word/2006/wordml" xmlns:wps="http://schemas.microsoft.com/office/word/2010/wordprocessingShape" mc:Ignorable="w14 w15 w16se w16cid w16 w16cex w16sdtdh wp14">
   <w:body>
     <w:p>
       <w:pPr>
@@ -217,7 +217,7 @@
                 <v:stroke joinstyle="miter"/>
                 <v:path gradientshapeok="t" o:connecttype="rect"/>
               </v:shapetype>
-              <v:shape id="Cuadro de texto 2" o:spid="_x0000_s1026" type="#_x0000_t202" alt="&quot;&quot;" style="position:absolute;left:0;text-align:left;margin-left:-14.7pt;margin-top:27.9pt;width:531.75pt;height:186.75pt;z-index:251663360;visibility:visible;mso-wrap-style:square;mso-width-percent:0;mso-height-percent:0;mso-wrap-distance-left:9pt;mso-wrap-distance-top:3.6pt;mso-wrap-distance-right:9pt;mso-wrap-distance-bottom:3.6pt;mso-position-horizontal:absolute;mso-position-horizontal-relative:text;mso-position-vertical:absolute;mso-position-vertical-relative:text;mso-width-percent:0;mso-height-percent:0;mso-width-relative:margin;mso-height-relative:margin;v-text-anchor:top" o:gfxdata="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" filled="f" stroked="f">
+              <v:shape id="Cuadro de texto 2" o:spid="_x0000_s1026" type="#_x0000_t202" alt="&quot;&quot;" style="position:absolute;left:0;text-align:left;margin-left:-14.7pt;margin-top:27.9pt;width:531.75pt;height:186.75pt;z-index:251663360;visibility:visible;mso-wrap-style:square;mso-width-percent:0;mso-height-percent:0;mso-wrap-distance-left:9pt;mso-wrap-distance-top:3.6pt;mso-wrap-distance-right:9pt;mso-wrap-distance-bottom:3.6pt;mso-position-horizontal:absolute;mso-position-horizontal-relative:text;mso-position-vertical:absolute;mso-position-vertical-relative:text;mso-width-percent:0;mso-height-percent:0;mso-width-relative:margin;mso-height-relative:margin;v-text-anchor:top" o:gfxdata="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" filled="f" stroked="f">
                 <v:textbox>
                   <w:txbxContent>
                     <w:p>
@@ -319,7 +319,7 @@
               </wp:anchor>
             </w:drawing>
           </mc:Choice>
-          <mc:Fallback xmlns:w16sdtfl="http://schemas.microsoft.com/office/word/2024/wordml/sdtformatlock">
+          <mc:Fallback xmlns:w16sdtfl="http://schemas.microsoft.com/office/word/2024/wordml/sdtformatlock" xmlns:w16du="http://schemas.microsoft.com/office/word/2023/wordml/word16du" xmlns:oel="http://schemas.microsoft.com/office/2019/extlst">
             <w:pict>
               <v:rect w14:anchorId="4A060833" id="Rectángulo 3" o:spid="_x0000_s1026" alt="&quot;&quot;" style="position:absolute;margin-left:-55.95pt;margin-top:21.9pt;width:613.85pt;height:219pt;z-index:-251655168;visibility:visible;mso-wrap-style:square;mso-height-percent:0;mso-wrap-distance-left:9pt;mso-wrap-distance-top:0;mso-wrap-distance-right:9pt;mso-wrap-distance-bottom:0;mso-position-horizontal:absolute;mso-position-horizontal-relative:text;mso-position-vertical:absolute;mso-position-vertical-relative:text;mso-height-percent:0;mso-height-relative:margin;v-text-anchor:middle" o:gfxdata="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" fillcolor="#00314d" stroked="f" strokeweight="1pt"/>
             </w:pict>
@@ -608,7 +608,7 @@
           <w:kern w:val="0"/>
           <w14:ligatures w14:val="none"/>
         </w:rPr>
-        <w:t>Abril</w:t>
+        <w:t xml:space="preserve">Julio </w:t>
       </w:r>
       <w:r>
         <w:rPr>
@@ -619,18 +619,7 @@
           <w:kern w:val="0"/>
           <w14:ligatures w14:val="none"/>
         </w:rPr>
-        <w:t xml:space="preserve"> 202</w:t>
-      </w:r>
-      <w:r>
-        <w:rPr>
-          <w:rFonts w:ascii="Calibri" w:hAnsi="Calibri"/>
-          <w:b/>
-          <w:bCs/>
-          <w:color w:val="000000" w:themeColor="text1"/>
-          <w:kern w:val="0"/>
-          <w14:ligatures w14:val="none"/>
-        </w:rPr>
-        <w:t>5</w:t>
+        <w:t>2026</w:t>
       </w:r>
       <w:r>
         <w:br w:type="page"/>
@@ -790,7 +779,21 @@
                 <w:rStyle w:val="Hipervnculo"/>
                 <w:noProof/>
               </w:rPr>
-              <w:t>Propiedad planta y equipo</w:t>
+              <w:t>Propiedad</w:t>
+            </w:r>
+            <w:r>
+              <w:rPr>
+                <w:rStyle w:val="Hipervnculo"/>
+                <w:noProof/>
+              </w:rPr>
+              <w:t>,</w:t>
+            </w:r>
+            <w:r>
+              <w:rPr>
+                <w:rStyle w:val="Hipervnculo"/>
+                <w:noProof/>
+              </w:rPr>
+              <w:t xml:space="preserve"> planta y equipo</w:t>
             </w:r>
             <w:r>
               <w:rPr>
@@ -886,21 +889,7 @@
                 <w:rStyle w:val="Hipervnculo"/>
                 <w:noProof/>
               </w:rPr>
-              <w:t xml:space="preserve">Política </w:t>
-            </w:r>
-            <w:r>
-              <w:rPr>
-                <w:rStyle w:val="Hipervnculo"/>
-                <w:noProof/>
-              </w:rPr>
-              <w:t>C</w:t>
-            </w:r>
-            <w:r>
-              <w:rPr>
-                <w:rStyle w:val="Hipervnculo"/>
-                <w:noProof/>
-              </w:rPr>
-              <w:t>ontable PPYE</w:t>
+              <w:t>Política contable PPYE</w:t>
             </w:r>
             <w:r>
               <w:rPr>
@@ -2317,7 +2306,25 @@
         <w:t>Nota aclaratoria:</w:t>
       </w:r>
       <w:r>
-        <w:t> las tablas que se toman como referencia en los ejemplos de cada uno de los temas desarrollados, elaboradas mediante el programa Excel son derivadas de estos ejercicios, la elaboración es propia del autor del presente componente, por lo tanto, no se numeran y no se establece un nombre específico.</w:t>
+        <w:t> las tablas que se toman como referencia en los ejemplos de cada uno de los temas desarrollados, elaboradas mediante el programa Excel</w:t>
+      </w:r>
+      <w:r>
+        <w:t>.</w:t>
+      </w:r>
+      <w:r>
+        <w:t xml:space="preserve"> </w:t>
+      </w:r>
+      <w:r>
+        <w:t>S</w:t>
+      </w:r>
+      <w:r>
+        <w:t>on derivadas de estos ejercicios</w:t>
+      </w:r>
+      <w:r>
+        <w:t>;</w:t>
+      </w:r>
+      <w:r>
+        <w:t xml:space="preserve"> la elaboración es propia del autor del presente componente, por lo tanto, no se numeran y no se establece un nombre específico.</w:t>
       </w:r>
     </w:p>
     <w:p/>
@@ -2343,7 +2350,19 @@
           <w:lang w:val="es-CO"/>
         </w:rPr>
         <w:lastRenderedPageBreak/>
-        <w:t xml:space="preserve">Propiedad </w:t>
+        <w:t>Propiedad</w:t>
+      </w:r>
+      <w:r>
+        <w:rPr>
+          <w:lang w:val="es-CO"/>
+        </w:rPr>
+        <w:t>,</w:t>
+      </w:r>
+      <w:r>
+        <w:rPr>
+          <w:lang w:val="es-CO"/>
+        </w:rPr>
+        <w:t xml:space="preserve"> </w:t>
       </w:r>
       <w:r>
         <w:rPr>
@@ -2474,7 +2493,19 @@
         <w:rPr>
           <w:lang w:eastAsia="es-CO"/>
         </w:rPr>
-        <w:t>Son clasificados como activos no corrientes o de largo plazo.</w:t>
+        <w:t xml:space="preserve">Son clasificados como </w:t>
+      </w:r>
+      <w:r>
+        <w:rPr>
+          <w:lang w:eastAsia="es-CO"/>
+        </w:rPr>
+        <w:t>activos no corrientes</w:t>
+      </w:r>
+      <w:r>
+        <w:rPr>
+          <w:lang w:eastAsia="es-CO"/>
+        </w:rPr>
+        <w:t xml:space="preserve"> o de largo plazo.</w:t>
       </w:r>
     </w:p>
     <w:p>
@@ -2551,47 +2582,42 @@
       </w:pPr>
       <w:bookmarkStart w:id="2" w:name="_Toc198377342"/>
       <w:r>
+        <w:t>Política contable PPYE</w:t>
+      </w:r>
+      <w:bookmarkEnd w:id="2"/>
+    </w:p>
+    <w:p>
+      <w:pPr>
+        <w:rPr>
+          <w:lang w:val="es-419" w:eastAsia="es-CO"/>
+        </w:rPr>
+      </w:pPr>
+      <w:r>
+        <w:rPr>
+          <w:lang w:val="es-419" w:eastAsia="es-CO"/>
+        </w:rPr>
+        <w:t>La propiedad, planta y equipo (PPYE) se reconoce por su costo inicial, el cual incluye todos los desembolsos necesarios para poner el activo en condiciones de uso. Posteriormente, se mide al costo menos la depreciación acumulada y cualquier pérdida por deterioro. La depreciación se calcula de forma sistemática según la vida útil estimada de cada activo. Estos se dan de baja del balance cuando se venden, reemplazan o dejan de generar beneficios económicos.</w:t>
+      </w:r>
+    </w:p>
+    <w:p>
+      <w:pPr>
+        <w:pStyle w:val="Video"/>
+        <w:jc w:val="left"/>
+        <w:rPr>
+          <w:lang w:eastAsia="es-CO"/>
+        </w:rPr>
+      </w:pPr>
+      <w:r>
+        <w:rPr>
+          <w:lang w:eastAsia="es-CO"/>
+        </w:rPr>
         <w:t xml:space="preserve">Política </w:t>
       </w:r>
       <w:r>
-        <w:t>C</w:t>
-      </w:r>
-      <w:r>
-        <w:t>ontable PPYE</w:t>
-      </w:r>
-      <w:bookmarkEnd w:id="2"/>
-    </w:p>
-    <w:p>
-      <w:pPr>
-        <w:rPr>
-          <w:lang w:val="es-419" w:eastAsia="es-CO"/>
-        </w:rPr>
-      </w:pPr>
-      <w:r>
-        <w:rPr>
-          <w:lang w:val="es-419" w:eastAsia="es-CO"/>
-        </w:rPr>
-        <w:t>La propiedad, planta y equipo (PPYE) se reconoce por su costo inicial, el cual incluye todos los desembolsos necesarios para poner el activo en condiciones de uso. Posteriormente, se mide al costo menos la depreciación acumulada y cualquier pérdida por deterioro. La depreciación se calcula de forma sistemática según la vida útil estimada de cada activo. Estos se dan de baja del balance cuando se venden, reemplazan o dejan de generar beneficios económicos.</w:t>
-      </w:r>
-    </w:p>
-    <w:p>
-      <w:pPr>
-        <w:pStyle w:val="Video"/>
-        <w:rPr>
-          <w:lang w:eastAsia="es-CO"/>
-        </w:rPr>
-      </w:pPr>
-      <w:r>
-        <w:rPr>
-          <w:lang w:eastAsia="es-CO"/>
-        </w:rPr>
-        <w:t xml:space="preserve">Política </w:t>
-      </w:r>
-      <w:r>
-        <w:rPr>
-          <w:lang w:eastAsia="es-CO"/>
-        </w:rPr>
-        <w:t>C</w:t>
+        <w:rPr>
+          <w:lang w:eastAsia="es-CO"/>
+        </w:rPr>
+        <w:t>c</w:t>
       </w:r>
       <w:r>
         <w:rPr>
@@ -2613,7 +2639,7 @@
           <w:noProof/>
         </w:rPr>
         <w:drawing>
-          <wp:inline distT="0" distB="0" distL="0" distR="0" wp14:anchorId="2D569800" wp14:editId="360A309A">
+          <wp:inline distT="0" distB="0" distL="0" distR="0" wp14:anchorId="2D569800" wp14:editId="179F08BC">
             <wp:extent cx="4215820" cy="2370455"/>
             <wp:effectExtent l="0" t="0" r="0" b="0"/>
             <wp:docPr id="1239144882" name="Imagen 1">
@@ -2648,7 +2674,7 @@
                   <pic:spPr>
                     <a:xfrm>
                       <a:off x="0" y="0"/>
-                      <a:ext cx="4232699" cy="2379946"/>
+                      <a:ext cx="4215820" cy="2370455"/>
                     </a:xfrm>
                     <a:prstGeom prst="rect">
                       <a:avLst/>
@@ -2714,7 +2740,21 @@
                 <w:b/>
                 <w:lang w:eastAsia="es-CO"/>
               </w:rPr>
-              <w:t xml:space="preserve">Síntesis del video: </w:t>
+              <w:t xml:space="preserve">Síntesis </w:t>
+            </w:r>
+            <w:r>
+              <w:rPr>
+                <w:b/>
+                <w:lang w:eastAsia="es-CO"/>
+              </w:rPr>
+              <w:t>del</w:t>
+            </w:r>
+            <w:r>
+              <w:rPr>
+                <w:b/>
+                <w:lang w:eastAsia="es-CO"/>
+              </w:rPr>
+              <w:t xml:space="preserve"> video: </w:t>
             </w:r>
             <w:r>
               <w:rPr>
@@ -2981,12 +3021,24 @@
         <w:rPr>
           <w:lang w:val="es-419" w:eastAsia="es-CO"/>
         </w:rPr>
-        <w:t xml:space="preserve">Por ende, es indispensable hacer referencia a la ley 1819 del 2016, en el cual se modifica el artículo 137 del </w:t>
+        <w:t xml:space="preserve">Por ende, es indispensable hacer referencia a la ley 1819 del 2016, en </w:t>
       </w:r>
       <w:r>
         <w:rPr>
           <w:lang w:val="es-419" w:eastAsia="es-CO"/>
         </w:rPr>
+        <w:t>la</w:t>
+      </w:r>
+      <w:r>
+        <w:rPr>
+          <w:lang w:val="es-419" w:eastAsia="es-CO"/>
+        </w:rPr>
+        <w:t xml:space="preserve"> cual se modifica el artículo 137 del </w:t>
+      </w:r>
+      <w:r>
+        <w:rPr>
+          <w:lang w:val="es-419" w:eastAsia="es-CO"/>
+        </w:rPr>
         <w:t>e</w:t>
       </w:r>
       <w:r>
@@ -3005,7 +3057,19 @@
         <w:rPr>
           <w:lang w:val="es-419" w:eastAsia="es-CO"/>
         </w:rPr>
-        <w:t>ributario en el cual se establece lo siguiente:</w:t>
+        <w:t>ributario</w:t>
+      </w:r>
+      <w:r>
+        <w:rPr>
+          <w:lang w:val="es-419" w:eastAsia="es-CO"/>
+        </w:rPr>
+        <w:t>,</w:t>
+      </w:r>
+      <w:r>
+        <w:rPr>
+          <w:lang w:val="es-419" w:eastAsia="es-CO"/>
+        </w:rPr>
+        <w:t xml:space="preserve"> en el cual se establece lo siguiente:</w:t>
       </w:r>
     </w:p>
     <w:p>
@@ -3026,6 +3090,7 @@
       <w:tblPr>
         <w:tblStyle w:val="SENA"/>
         <w:tblW w:w="0" w:type="auto"/>
+        <w:jc w:val="center"/>
         <w:tblLook w:val="04A0" w:firstRow="1" w:lastRow="0" w:firstColumn="1" w:lastColumn="0" w:noHBand="0" w:noVBand="1"/>
       </w:tblPr>
       <w:tblGrid>
@@ -3037,6 +3102,7 @@
           <w:cnfStyle w:val="100000000000" w:firstRow="1" w:lastRow="0" w:firstColumn="0" w:lastColumn="0" w:oddVBand="0" w:evenVBand="0" w:oddHBand="0" w:evenHBand="0" w:firstRowFirstColumn="0" w:firstRowLastColumn="0" w:lastRowFirstColumn="0" w:lastRowLastColumn="0"/>
           <w:cantSplit/>
           <w:tblHeader/>
+          <w:jc w:val="center"/>
         </w:trPr>
         <w:tc>
           <w:tcPr>
@@ -3045,7 +3111,6 @@
           <w:p>
             <w:pPr>
               <w:ind w:firstLine="0"/>
-              <w:jc w:val="center"/>
               <w:rPr>
                 <w:lang w:eastAsia="es-CO"/>
               </w:rPr>
@@ -3065,7 +3130,6 @@
           <w:p>
             <w:pPr>
               <w:ind w:firstLine="0"/>
-              <w:jc w:val="center"/>
               <w:rPr>
                 <w:lang w:eastAsia="es-CO"/>
               </w:rPr>
@@ -3088,6 +3152,7 @@
       <w:tr>
         <w:trPr>
           <w:cnfStyle w:val="000000100000" w:firstRow="0" w:lastRow="0" w:firstColumn="0" w:lastColumn="0" w:oddVBand="0" w:evenVBand="0" w:oddHBand="1" w:evenHBand="0" w:firstRowFirstColumn="0" w:firstRowLastColumn="0" w:lastRowFirstColumn="0" w:lastRowLastColumn="0"/>
+          <w:jc w:val="center"/>
         </w:trPr>
         <w:tc>
           <w:tcPr>
@@ -3124,6 +3189,9 @@
         </w:tc>
       </w:tr>
       <w:tr>
+        <w:trPr>
+          <w:jc w:val="center"/>
+        </w:trPr>
         <w:tc>
           <w:tcPr>
             <w:tcW w:w="4855" w:type="dxa"/>
@@ -3161,6 +3229,7 @@
       <w:tr>
         <w:trPr>
           <w:cnfStyle w:val="000000100000" w:firstRow="0" w:lastRow="0" w:firstColumn="0" w:lastColumn="0" w:oddVBand="0" w:evenVBand="0" w:oddHBand="1" w:evenHBand="0" w:firstRowFirstColumn="0" w:firstRowLastColumn="0" w:lastRowFirstColumn="0" w:lastRowLastColumn="0"/>
+          <w:jc w:val="center"/>
         </w:trPr>
         <w:tc>
           <w:tcPr>
@@ -3197,6 +3266,9 @@
         </w:tc>
       </w:tr>
       <w:tr>
+        <w:trPr>
+          <w:jc w:val="center"/>
+        </w:trPr>
         <w:tc>
           <w:tcPr>
             <w:tcW w:w="4855" w:type="dxa"/>
@@ -3234,6 +3306,7 @@
       <w:tr>
         <w:trPr>
           <w:cnfStyle w:val="000000100000" w:firstRow="0" w:lastRow="0" w:firstColumn="0" w:lastColumn="0" w:oddVBand="0" w:evenVBand="0" w:oddHBand="1" w:evenHBand="0" w:firstRowFirstColumn="0" w:firstRowLastColumn="0" w:lastRowFirstColumn="0" w:lastRowLastColumn="0"/>
+          <w:jc w:val="center"/>
         </w:trPr>
         <w:tc>
           <w:tcPr>
@@ -3270,6 +3343,9 @@
         </w:tc>
       </w:tr>
       <w:tr>
+        <w:trPr>
+          <w:jc w:val="center"/>
+        </w:trPr>
         <w:tc>
           <w:tcPr>
             <w:tcW w:w="4855" w:type="dxa"/>
@@ -3307,6 +3383,7 @@
       <w:tr>
         <w:trPr>
           <w:cnfStyle w:val="000000100000" w:firstRow="0" w:lastRow="0" w:firstColumn="0" w:lastColumn="0" w:oddVBand="0" w:evenVBand="0" w:oddHBand="1" w:evenHBand="0" w:firstRowFirstColumn="0" w:firstRowLastColumn="0" w:lastRowFirstColumn="0" w:lastRowLastColumn="0"/>
+          <w:jc w:val="center"/>
         </w:trPr>
         <w:tc>
           <w:tcPr>
@@ -3343,6 +3420,9 @@
         </w:tc>
       </w:tr>
       <w:tr>
+        <w:trPr>
+          <w:jc w:val="center"/>
+        </w:trPr>
         <w:tc>
           <w:tcPr>
             <w:tcW w:w="4855" w:type="dxa"/>
@@ -3380,6 +3460,7 @@
       <w:tr>
         <w:trPr>
           <w:cnfStyle w:val="000000100000" w:firstRow="0" w:lastRow="0" w:firstColumn="0" w:lastColumn="0" w:oddVBand="0" w:evenVBand="0" w:oddHBand="1" w:evenHBand="0" w:firstRowFirstColumn="0" w:firstRowLastColumn="0" w:lastRowFirstColumn="0" w:lastRowLastColumn="0"/>
+          <w:jc w:val="center"/>
         </w:trPr>
         <w:tc>
           <w:tcPr>
@@ -3416,6 +3497,9 @@
         </w:tc>
       </w:tr>
       <w:tr>
+        <w:trPr>
+          <w:jc w:val="center"/>
+        </w:trPr>
         <w:tc>
           <w:tcPr>
             <w:tcW w:w="4855" w:type="dxa"/>
@@ -3453,6 +3537,7 @@
       <w:tr>
         <w:trPr>
           <w:cnfStyle w:val="000000100000" w:firstRow="0" w:lastRow="0" w:firstColumn="0" w:lastColumn="0" w:oddVBand="0" w:evenVBand="0" w:oddHBand="1" w:evenHBand="0" w:firstRowFirstColumn="0" w:firstRowLastColumn="0" w:lastRowFirstColumn="0" w:lastRowLastColumn="0"/>
+          <w:jc w:val="center"/>
         </w:trPr>
         <w:tc>
           <w:tcPr>
@@ -3495,6 +3580,9 @@
         </w:tc>
       </w:tr>
       <w:tr>
+        <w:trPr>
+          <w:jc w:val="center"/>
+        </w:trPr>
         <w:tc>
           <w:tcPr>
             <w:tcW w:w="4855" w:type="dxa"/>
@@ -3544,6 +3632,7 @@
       <w:tr>
         <w:trPr>
           <w:cnfStyle w:val="000000100000" w:firstRow="0" w:lastRow="0" w:firstColumn="0" w:lastColumn="0" w:oddVBand="0" w:evenVBand="0" w:oddHBand="1" w:evenHBand="0" w:firstRowFirstColumn="0" w:firstRowLastColumn="0" w:lastRowFirstColumn="0" w:lastRowLastColumn="0"/>
+          <w:jc w:val="center"/>
         </w:trPr>
         <w:tc>
           <w:tcPr>
@@ -3580,6 +3669,9 @@
         </w:tc>
       </w:tr>
       <w:tr>
+        <w:trPr>
+          <w:jc w:val="center"/>
+        </w:trPr>
         <w:tc>
           <w:tcPr>
             <w:tcW w:w="4855" w:type="dxa"/>
@@ -3611,6 +3703,7 @@
       <w:tr>
         <w:trPr>
           <w:cnfStyle w:val="000000100000" w:firstRow="0" w:lastRow="0" w:firstColumn="0" w:lastColumn="0" w:oddVBand="0" w:evenVBand="0" w:oddHBand="1" w:evenHBand="0" w:firstRowFirstColumn="0" w:firstRowLastColumn="0" w:lastRowFirstColumn="0" w:lastRowLastColumn="0"/>
+          <w:jc w:val="center"/>
         </w:trPr>
         <w:tc>
           <w:tcPr>
@@ -3642,6 +3735,9 @@
         </w:tc>
       </w:tr>
       <w:tr>
+        <w:trPr>
+          <w:jc w:val="center"/>
+        </w:trPr>
         <w:tc>
           <w:tcPr>
             <w:tcW w:w="4855" w:type="dxa"/>
@@ -3749,7 +3845,55 @@
         <w:rPr>
           <w:lang w:eastAsia="es-CO"/>
         </w:rPr>
-        <w:t>Sin embargo, según la norma internacional y la política contable definida por cada entidad los años de vida útil la establece la empresa, así mismo, el valor residual que es el valor recuperable una vez se haya depreciado totalmente el activo.</w:t>
+        <w:t>Sin embargo, según la norma internacional y la política contable definida por cada entidad</w:t>
+      </w:r>
+      <w:r>
+        <w:rPr>
+          <w:lang w:eastAsia="es-CO"/>
+        </w:rPr>
+        <w:t>,</w:t>
+      </w:r>
+      <w:r>
+        <w:rPr>
+          <w:lang w:eastAsia="es-CO"/>
+        </w:rPr>
+        <w:t xml:space="preserve"> los años de vida útil l</w:t>
+      </w:r>
+      <w:r>
+        <w:rPr>
+          <w:lang w:eastAsia="es-CO"/>
+        </w:rPr>
+        <w:t>os</w:t>
+      </w:r>
+      <w:r>
+        <w:rPr>
+          <w:lang w:eastAsia="es-CO"/>
+        </w:rPr>
+        <w:t xml:space="preserve"> establece la empresa, así mismo, el valor residual</w:t>
+      </w:r>
+      <w:r>
+        <w:rPr>
+          <w:lang w:eastAsia="es-CO"/>
+        </w:rPr>
+        <w:t>,</w:t>
+      </w:r>
+      <w:r>
+        <w:rPr>
+          <w:lang w:eastAsia="es-CO"/>
+        </w:rPr>
+        <w:t xml:space="preserve"> que es el valor recuperable una vez</w:t>
+      </w:r>
+      <w:r>
+        <w:rPr>
+          <w:lang w:eastAsia="es-CO"/>
+        </w:rPr>
+        <w:t xml:space="preserve"> que</w:t>
+      </w:r>
+      <w:r>
+        <w:rPr>
+          <w:lang w:eastAsia="es-CO"/>
+        </w:rPr>
+        <w:t xml:space="preserve"> se haya depreciado totalmente el activo.</w:t>
       </w:r>
     </w:p>
     <w:p>
@@ -3783,19 +3927,7 @@
         <w:rPr>
           <w:lang w:eastAsia="es-CO"/>
         </w:rPr>
-        <w:t xml:space="preserve">La empresa ABC </w:t>
-      </w:r>
-      <w:r>
-        <w:rPr>
-          <w:lang w:eastAsia="es-CO"/>
-        </w:rPr>
-        <w:t>Ltda</w:t>
-      </w:r>
-      <w:r>
-        <w:rPr>
-          <w:lang w:eastAsia="es-CO"/>
-        </w:rPr>
-        <w:t>.,</w:t>
+        <w:t>La empresa ABC Ltda. responsable de IVA, compra una máquina para uso de la empresa por valor de $</w:t>
       </w:r>
       <w:r>
         <w:rPr>
@@ -3807,13 +3939,7 @@
         <w:rPr>
           <w:lang w:eastAsia="es-CO"/>
         </w:rPr>
-        <w:t>responsable</w:t>
-      </w:r>
-      <w:r>
-        <w:rPr>
-          <w:lang w:eastAsia="es-CO"/>
-        </w:rPr>
-        <w:t xml:space="preserve"> de IVA compra una máquina para uso de la empresa por valor de $3.000.000 a la empresa Eléctricos S.A.S responsable de IVA gran contribuyente, además, se pagan fletes por $150.000 y servicio de instalación por valor de $350.000, los años de vida útil estipulados son de 10 años, se estima un desmantelamiento por $1.000.000 a una tasa de descuento de 9</w:t>
+        <w:t>3.000.000 a la empresa Eléctricos S.A.S, responsable de IVA, gran contribuyente. Además, se pagan fletes por $</w:t>
       </w:r>
       <w:r>
         <w:rPr>
@@ -3825,7 +3951,31 @@
         <w:rPr>
           <w:lang w:eastAsia="es-CO"/>
         </w:rPr>
-        <w:t>% E.A.</w:t>
+        <w:t>150.000 y servicio de instalación por valor de $</w:t>
+      </w:r>
+      <w:r>
+        <w:rPr>
+          <w:lang w:eastAsia="es-CO"/>
+        </w:rPr>
+        <w:t xml:space="preserve"> </w:t>
+      </w:r>
+      <w:r>
+        <w:rPr>
+          <w:lang w:eastAsia="es-CO"/>
+        </w:rPr>
+        <w:t>350.000. Los años de vida útil estipulados son de 10 años, se estima un desmantelamiento por $</w:t>
+      </w:r>
+      <w:r>
+        <w:rPr>
+          <w:lang w:eastAsia="es-CO"/>
+        </w:rPr>
+        <w:t xml:space="preserve"> </w:t>
+      </w:r>
+      <w:r>
+        <w:rPr>
+          <w:lang w:eastAsia="es-CO"/>
+        </w:rPr>
+        <w:t>1.000.000 a una tasa de descuento de 9 % E.A.</w:t>
       </w:r>
     </w:p>
     <w:p>
@@ -3865,7 +4015,6 @@
           <w:p>
             <w:pPr>
               <w:ind w:firstLine="0"/>
-              <w:jc w:val="center"/>
               <w:rPr>
                 <w:b w:val="0"/>
                 <w:lang w:eastAsia="es-CO"/>
@@ -3887,7 +4036,6 @@
           <w:p>
             <w:pPr>
               <w:ind w:firstLine="0"/>
-              <w:jc w:val="center"/>
               <w:rPr>
                 <w:lang w:eastAsia="es-CO"/>
               </w:rPr>
@@ -3928,7 +4076,13 @@
               <w:jc w:val="right"/>
             </w:pPr>
             <w:r>
-              <w:t>$3.000.000</w:t>
+              <w:t>$</w:t>
+            </w:r>
+            <w:r>
+              <w:t xml:space="preserve"> </w:t>
+            </w:r>
+            <w:r>
+              <w:t>3.000.000</w:t>
             </w:r>
           </w:p>
         </w:tc>
@@ -3957,7 +4111,13 @@
               <w:jc w:val="right"/>
             </w:pPr>
             <w:r>
-              <w:t>$150.000</w:t>
+              <w:t>$</w:t>
+            </w:r>
+            <w:r>
+              <w:t xml:space="preserve"> </w:t>
+            </w:r>
+            <w:r>
+              <w:t>150.000</w:t>
             </w:r>
           </w:p>
         </w:tc>
@@ -3995,7 +4155,13 @@
               <w:jc w:val="right"/>
             </w:pPr>
             <w:r>
-              <w:t>$598.500</w:t>
+              <w:t>$</w:t>
+            </w:r>
+            <w:r>
+              <w:t xml:space="preserve"> </w:t>
+            </w:r>
+            <w:r>
+              <w:t>598.500</w:t>
             </w:r>
           </w:p>
         </w:tc>
@@ -4033,7 +4199,13 @@
               <w:jc w:val="right"/>
             </w:pPr>
             <w:r>
-              <w:t>$78.750</w:t>
+              <w:t>$</w:t>
+            </w:r>
+            <w:r>
+              <w:t xml:space="preserve"> </w:t>
+            </w:r>
+            <w:r>
+              <w:t>78.750</w:t>
             </w:r>
           </w:p>
         </w:tc>
@@ -4077,7 +4249,6 @@
           <w:p>
             <w:pPr>
               <w:ind w:firstLine="0"/>
-              <w:jc w:val="center"/>
               <w:rPr>
                 <w:b w:val="0"/>
                 <w:lang w:eastAsia="es-CO"/>
@@ -4099,7 +4270,6 @@
           <w:p>
             <w:pPr>
               <w:ind w:firstLine="0"/>
-              <w:jc w:val="center"/>
               <w:rPr>
                 <w:lang w:eastAsia="es-CO"/>
               </w:rPr>
@@ -4143,7 +4313,13 @@
               <w:jc w:val="right"/>
             </w:pPr>
             <w:r>
-              <w:t>$422.411</w:t>
+              <w:t>$</w:t>
+            </w:r>
+            <w:r>
+              <w:t xml:space="preserve"> </w:t>
+            </w:r>
+            <w:r>
+              <w:t>422.411</w:t>
             </w:r>
           </w:p>
         </w:tc>
@@ -4205,7 +4381,6 @@
           <w:p>
             <w:pPr>
               <w:ind w:firstLine="0"/>
-              <w:jc w:val="center"/>
               <w:rPr>
                 <w:lang w:eastAsia="es-CO"/>
               </w:rPr>
@@ -4225,7 +4400,6 @@
           <w:p>
             <w:pPr>
               <w:ind w:firstLine="0"/>
-              <w:jc w:val="center"/>
               <w:rPr>
                 <w:lang w:eastAsia="es-CO"/>
               </w:rPr>
@@ -4245,7 +4419,6 @@
           <w:p>
             <w:pPr>
               <w:ind w:firstLine="0"/>
-              <w:jc w:val="center"/>
               <w:rPr>
                 <w:lang w:eastAsia="es-CO"/>
               </w:rPr>
@@ -4265,7 +4438,6 @@
           <w:p>
             <w:pPr>
               <w:ind w:firstLine="0"/>
-              <w:jc w:val="center"/>
               <w:rPr>
                 <w:lang w:eastAsia="es-CO"/>
               </w:rPr>
@@ -4319,7 +4491,13 @@
               <w:jc w:val="right"/>
             </w:pPr>
             <w:r>
-              <w:t>$4.170.911</w:t>
+              <w:t>$</w:t>
+            </w:r>
+            <w:r>
+              <w:t xml:space="preserve"> </w:t>
+            </w:r>
+            <w:r>
+              <w:t>4.170.911</w:t>
             </w:r>
           </w:p>
         </w:tc>
@@ -4511,23 +4689,15 @@
       </w:tr>
     </w:tbl>
     <w:p>
-      <w:pPr>
-        <w:rPr>
-          <w:lang w:eastAsia="es-CO"/>
-        </w:rPr>
-      </w:pPr>
-      <w:r>
-        <w:rPr>
-          <w:lang w:eastAsia="es-CO"/>
-        </w:rPr>
-        <w:t>Así mismo, se debe reconocer la propiedad, planta y equipo que se adquiera en moneda extranjera haciendo la conversión a la moneda de presentación de los estados financieros, teniendo en cuenta la TRM (tasa representativa del mercado) en el momento en el que ocurrió el hecho económico.</w:t>
+      <w:bookmarkStart w:id="4" w:name="_Toc198377344"/>
+      <w:r>
+        <w:t>Así mismo, se debe reconocer la propiedad, planta y equipo que se adquiera en moneda extranjera, haciendo la conversión a la moneda de presentación de los estados financieros, teniendo en cuenta la TRM (tasa representativa del mercado) en el momento en el que ocurrió el hecho económico.</w:t>
       </w:r>
     </w:p>
     <w:p>
       <w:pPr>
         <w:pStyle w:val="Ttulo2"/>
       </w:pPr>
-      <w:bookmarkStart w:id="4" w:name="_Toc198377344"/>
       <w:r>
         <w:t>Ajuste de la diferencia en cambio</w:t>
       </w:r>
@@ -4563,31 +4733,7 @@
           <w:lang w:val="es-419" w:eastAsia="es-CO"/>
         </w:rPr>
         <w:lastRenderedPageBreak/>
-        <w:t xml:space="preserve">cambio. Si se presenta aumento del valor de la moneda es una valorización y si sufre una disminución en deterioro, el cual se presenta como un gasto en los </w:t>
-      </w:r>
-      <w:r>
-        <w:rPr>
-          <w:lang w:val="es-419" w:eastAsia="es-CO"/>
-        </w:rPr>
-        <w:t>e</w:t>
-      </w:r>
-      <w:r>
-        <w:rPr>
-          <w:lang w:val="es-419" w:eastAsia="es-CO"/>
-        </w:rPr>
-        <w:t xml:space="preserve">stados </w:t>
-      </w:r>
-      <w:r>
-        <w:rPr>
-          <w:lang w:val="es-419" w:eastAsia="es-CO"/>
-        </w:rPr>
-        <w:t>f</w:t>
-      </w:r>
-      <w:r>
-        <w:rPr>
-          <w:lang w:val="es-419" w:eastAsia="es-CO"/>
-        </w:rPr>
-        <w:t>inancieros.</w:t>
+        <w:t>cambio. Si se presenta aumento del valor de la moneda, es una valorización, y si sufre una disminución es un deterioro, el cual se presenta como un gasto en los estados financieros.</w:t>
       </w:r>
     </w:p>
     <w:p>
@@ -4614,14 +4760,38 @@
     <w:p>
       <w:pPr>
         <w:rPr>
-          <w:lang w:eastAsia="es-CO"/>
-        </w:rPr>
-      </w:pPr>
-      <w:r>
-        <w:rPr>
-          <w:lang w:eastAsia="es-CO"/>
-        </w:rPr>
-        <w:t>La empresa ABC Ltda., responsable de IVA compra una máquina en el exterior para uso de la empresa por valor de USD 5.000, en la fecha de la compra la tasa de cambio es de $3.500, pero el pago de la máquina se hace cuando se reciba en Colombia y esté dispuesta para ser usada, en ese momento el valor del dólar es $3.750.</w:t>
+          <w:lang w:val="es-419" w:eastAsia="es-CO"/>
+        </w:rPr>
+      </w:pPr>
+      <w:r>
+        <w:rPr>
+          <w:lang w:val="es-419" w:eastAsia="es-CO"/>
+        </w:rPr>
+        <w:t>La empresa ABC Ltda., responsable de IVA, compra una máquina en el exterior para uso de la empresa por valor de USD 5.000. En la fecha de la compra, la tasa de cambio es de $</w:t>
+      </w:r>
+      <w:r>
+        <w:rPr>
+          <w:lang w:val="es-419" w:eastAsia="es-CO"/>
+        </w:rPr>
+        <w:t xml:space="preserve"> </w:t>
+      </w:r>
+      <w:r>
+        <w:rPr>
+          <w:lang w:val="es-419" w:eastAsia="es-CO"/>
+        </w:rPr>
+        <w:t>3.500, pero el pago de la máquina se hace cuando se recibe en Colombia y está dispuesta para ser usada, en ese momento el valor del dólar es $</w:t>
+      </w:r>
+      <w:r>
+        <w:rPr>
+          <w:lang w:val="es-419" w:eastAsia="es-CO"/>
+        </w:rPr>
+        <w:t xml:space="preserve"> </w:t>
+      </w:r>
+      <w:r>
+        <w:rPr>
+          <w:lang w:val="es-419" w:eastAsia="es-CO"/>
+        </w:rPr>
+        <w:t>3.750.</w:t>
       </w:r>
     </w:p>
     <w:p>
@@ -4661,7 +4831,6 @@
           <w:p>
             <w:pPr>
               <w:ind w:firstLine="0"/>
-              <w:jc w:val="center"/>
               <w:rPr>
                 <w:b w:val="0"/>
                 <w:lang w:eastAsia="es-CO"/>
@@ -4683,7 +4852,6 @@
           <w:p>
             <w:pPr>
               <w:ind w:firstLine="0"/>
-              <w:jc w:val="center"/>
               <w:rPr>
                 <w:lang w:eastAsia="es-CO"/>
               </w:rPr>
@@ -4724,7 +4892,13 @@
               <w:jc w:val="right"/>
             </w:pPr>
             <w:r>
-              <w:t>$17.500.000</w:t>
+              <w:t>$</w:t>
+            </w:r>
+            <w:r>
+              <w:t xml:space="preserve"> </w:t>
+            </w:r>
+            <w:r>
+              <w:t>17.500.000</w:t>
             </w:r>
           </w:p>
         </w:tc>
@@ -4753,7 +4927,13 @@
               <w:jc w:val="right"/>
             </w:pPr>
             <w:r>
-              <w:t>$17.500.000</w:t>
+              <w:t>$</w:t>
+            </w:r>
+            <w:r>
+              <w:t xml:space="preserve"> </w:t>
+            </w:r>
+            <w:r>
+              <w:t>17.500.000</w:t>
             </w:r>
           </w:p>
         </w:tc>
@@ -4780,7 +4960,19 @@
         <w:rPr>
           <w:lang w:eastAsia="es-CO"/>
         </w:rPr>
-        <w:t>El valor posterior de la máquina es de $18.750.000, se reconoce la diferencia en comparación con el costo inicial</w:t>
+        <w:t>El valor posterior de la máquina es de $</w:t>
+      </w:r>
+      <w:r>
+        <w:rPr>
+          <w:lang w:eastAsia="es-CO"/>
+        </w:rPr>
+        <w:t xml:space="preserve"> </w:t>
+      </w:r>
+      <w:r>
+        <w:rPr>
+          <w:lang w:eastAsia="es-CO"/>
+        </w:rPr>
+        <w:t>18.750.000, se reconoce la diferencia en comparación con el costo inicial</w:t>
       </w:r>
       <w:r>
         <w:rPr>
@@ -4826,7 +5018,6 @@
           <w:p>
             <w:pPr>
               <w:ind w:firstLine="0"/>
-              <w:jc w:val="center"/>
               <w:rPr>
                 <w:b w:val="0"/>
                 <w:lang w:eastAsia="es-CO"/>
@@ -4848,7 +5039,6 @@
           <w:p>
             <w:pPr>
               <w:ind w:firstLine="0"/>
-              <w:jc w:val="center"/>
               <w:rPr>
                 <w:lang w:eastAsia="es-CO"/>
               </w:rPr>
@@ -4889,7 +5079,13 @@
               <w:jc w:val="right"/>
             </w:pPr>
             <w:r>
-              <w:t>$1.250.000</w:t>
+              <w:t>$</w:t>
+            </w:r>
+            <w:r>
+              <w:t xml:space="preserve"> </w:t>
+            </w:r>
+            <w:r>
+              <w:t>1.250.000</w:t>
             </w:r>
           </w:p>
         </w:tc>
@@ -4918,7 +5114,13 @@
               <w:jc w:val="right"/>
             </w:pPr>
             <w:r>
-              <w:t>$1.250.000</w:t>
+              <w:t>$</w:t>
+            </w:r>
+            <w:r>
+              <w:t xml:space="preserve"> </w:t>
+            </w:r>
+            <w:r>
+              <w:t>1.250.000</w:t>
             </w:r>
           </w:p>
         </w:tc>
@@ -5010,7 +5212,7 @@
         <w:rPr>
           <w:lang w:val="es-419" w:eastAsia="es-CO"/>
         </w:rPr>
-        <w:t>La empresa ABC SAS adquiere una oficina por valor de $50.000.000, el 10</w:t>
+        <w:t>La empresa ABC SAS adquiere una oficina por valor de $</w:t>
       </w:r>
       <w:r>
         <w:rPr>
@@ -5022,6 +5224,18 @@
         <w:rPr>
           <w:lang w:val="es-419" w:eastAsia="es-CO"/>
         </w:rPr>
+        <w:t>50.000.000, el 10</w:t>
+      </w:r>
+      <w:r>
+        <w:rPr>
+          <w:lang w:val="es-419" w:eastAsia="es-CO"/>
+        </w:rPr>
+        <w:t xml:space="preserve"> </w:t>
+      </w:r>
+      <w:r>
+        <w:rPr>
+          <w:lang w:val="es-419" w:eastAsia="es-CO"/>
+        </w:rPr>
         <w:t xml:space="preserve">% corresponde a terrenos, y el resto es construcción, se estima un desmantelamiento </w:t>
       </w:r>
       <w:r>
@@ -5035,6 +5249,12 @@
           <w:lang w:val="es-419" w:eastAsia="es-CO"/>
         </w:rPr>
         <w:t>$</w:t>
+      </w:r>
+      <w:r>
+        <w:rPr>
+          <w:lang w:val="es-419" w:eastAsia="es-CO"/>
+        </w:rPr>
+        <w:t xml:space="preserve"> </w:t>
       </w:r>
       <w:r>
         <w:rPr>
@@ -5092,7 +5312,6 @@
           <w:p>
             <w:pPr>
               <w:ind w:firstLine="0"/>
-              <w:jc w:val="center"/>
               <w:rPr>
                 <w:b w:val="0"/>
                 <w:lang w:eastAsia="es-CO"/>
@@ -5114,7 +5333,6 @@
           <w:p>
             <w:pPr>
               <w:ind w:firstLine="0"/>
-              <w:jc w:val="center"/>
               <w:rPr>
                 <w:lang w:eastAsia="es-CO"/>
               </w:rPr>
@@ -5152,10 +5370,15 @@
           <w:p>
             <w:pPr>
               <w:pStyle w:val="TextoTablas"/>
-              <w:jc w:val="right"/>
-            </w:pPr>
-            <w:r>
-              <w:t>$45.000.000</w:t>
+            </w:pPr>
+            <w:r>
+              <w:t>$</w:t>
+            </w:r>
+            <w:r>
+              <w:t xml:space="preserve"> </w:t>
+            </w:r>
+            <w:r>
+              <w:t>45.000.000</w:t>
             </w:r>
           </w:p>
         </w:tc>
@@ -5181,10 +5404,15 @@
           <w:p>
             <w:pPr>
               <w:pStyle w:val="TextoTablas"/>
-              <w:jc w:val="right"/>
-            </w:pPr>
-            <w:r>
-              <w:t>$5.000.000</w:t>
+            </w:pPr>
+            <w:r>
+              <w:t>$</w:t>
+            </w:r>
+            <w:r>
+              <w:t xml:space="preserve"> </w:t>
+            </w:r>
+            <w:r>
+              <w:t>5.000.000</w:t>
             </w:r>
           </w:p>
         </w:tc>
@@ -5200,7 +5428,19 @@
         <w:rPr>
           <w:lang w:eastAsia="es-CO"/>
         </w:rPr>
-        <w:t>El valor posterior de la máquina es de $18.750.000, se reconoce la diferencia en comparación con el costo inicial</w:t>
+        <w:t>El valor posterior de la máquina es de $</w:t>
+      </w:r>
+      <w:r>
+        <w:rPr>
+          <w:lang w:eastAsia="es-CO"/>
+        </w:rPr>
+        <w:t xml:space="preserve"> </w:t>
+      </w:r>
+      <w:r>
+        <w:rPr>
+          <w:lang w:eastAsia="es-CO"/>
+        </w:rPr>
+        <w:t>18.750.000, se reconoce la diferencia en comparación con el costo inicial</w:t>
       </w:r>
       <w:r>
         <w:rPr>
@@ -5246,7 +5486,6 @@
           <w:p>
             <w:pPr>
               <w:ind w:firstLine="0"/>
-              <w:jc w:val="center"/>
               <w:rPr>
                 <w:b w:val="0"/>
                 <w:lang w:eastAsia="es-CO"/>
@@ -5268,7 +5507,6 @@
           <w:p>
             <w:pPr>
               <w:ind w:firstLine="0"/>
-              <w:jc w:val="center"/>
               <w:rPr>
                 <w:lang w:eastAsia="es-CO"/>
               </w:rPr>
@@ -5309,10 +5547,15 @@
           <w:p>
             <w:pPr>
               <w:pStyle w:val="TextoTablas"/>
-              <w:jc w:val="right"/>
-            </w:pPr>
-            <w:r>
-              <w:t>$1.250.000</w:t>
+            </w:pPr>
+            <w:r>
+              <w:t>$</w:t>
+            </w:r>
+            <w:r>
+              <w:t xml:space="preserve"> </w:t>
+            </w:r>
+            <w:r>
+              <w:t>1.250.000</w:t>
             </w:r>
           </w:p>
         </w:tc>
@@ -5345,10 +5588,15 @@
           <w:p>
             <w:pPr>
               <w:pStyle w:val="TextoTablas"/>
-              <w:jc w:val="right"/>
-            </w:pPr>
-            <w:r>
-              <w:t>$1.559.024</w:t>
+            </w:pPr>
+            <w:r>
+              <w:t>$</w:t>
+            </w:r>
+            <w:r>
+              <w:t xml:space="preserve"> </w:t>
+            </w:r>
+            <w:r>
+              <w:t>1.559.024</w:t>
             </w:r>
           </w:p>
         </w:tc>
@@ -5400,7 +5648,6 @@
           <w:p>
             <w:pPr>
               <w:ind w:firstLine="0"/>
-              <w:jc w:val="center"/>
               <w:rPr>
                 <w:lang w:eastAsia="es-CO"/>
               </w:rPr>
@@ -5420,7 +5667,6 @@
           <w:p>
             <w:pPr>
               <w:ind w:firstLine="0"/>
-              <w:jc w:val="center"/>
               <w:rPr>
                 <w:lang w:eastAsia="es-CO"/>
               </w:rPr>
@@ -5440,7 +5686,6 @@
           <w:p>
             <w:pPr>
               <w:ind w:firstLine="0"/>
-              <w:jc w:val="center"/>
               <w:rPr>
                 <w:lang w:eastAsia="es-CO"/>
               </w:rPr>
@@ -5460,7 +5705,6 @@
           <w:p>
             <w:pPr>
               <w:ind w:firstLine="0"/>
-              <w:jc w:val="center"/>
               <w:rPr>
                 <w:lang w:eastAsia="es-CO"/>
               </w:rPr>
@@ -5511,10 +5755,15 @@
           <w:p>
             <w:pPr>
               <w:pStyle w:val="TextoTablas"/>
-              <w:jc w:val="right"/>
-            </w:pPr>
-            <w:r>
-              <w:t>$5.000.000</w:t>
+            </w:pPr>
+            <w:r>
+              <w:t>$</w:t>
+            </w:r>
+            <w:r>
+              <w:t xml:space="preserve"> </w:t>
+            </w:r>
+            <w:r>
+              <w:t>5.000.000</w:t>
             </w:r>
           </w:p>
         </w:tc>
@@ -5525,7 +5774,6 @@
           <w:p>
             <w:pPr>
               <w:pStyle w:val="TextoTablas"/>
-              <w:jc w:val="right"/>
             </w:pPr>
             <w:r>
               <w:t>-</w:t>
@@ -5567,10 +5815,15 @@
           <w:p>
             <w:pPr>
               <w:pStyle w:val="TextoTablas"/>
-              <w:jc w:val="right"/>
-            </w:pPr>
-            <w:r>
-              <w:t>$46.559.024</w:t>
+            </w:pPr>
+            <w:r>
+              <w:t>$</w:t>
+            </w:r>
+            <w:r>
+              <w:t xml:space="preserve"> </w:t>
+            </w:r>
+            <w:r>
+              <w:t>46.559.024</w:t>
             </w:r>
           </w:p>
         </w:tc>
@@ -5581,7 +5834,6 @@
           <w:p>
             <w:pPr>
               <w:pStyle w:val="TextoTablas"/>
-              <w:jc w:val="right"/>
             </w:pPr>
             <w:r>
               <w:t>-</w:t>
@@ -5629,7 +5881,6 @@
           <w:p>
             <w:pPr>
               <w:pStyle w:val="TextoTablas"/>
-              <w:jc w:val="right"/>
             </w:pPr>
             <w:r>
               <w:t>-</w:t>
@@ -5643,10 +5894,15 @@
           <w:p>
             <w:pPr>
               <w:pStyle w:val="TextoTablas"/>
-              <w:jc w:val="right"/>
-            </w:pPr>
-            <w:r>
-              <w:t>$1.559.024</w:t>
+            </w:pPr>
+            <w:r>
+              <w:t>$</w:t>
+            </w:r>
+            <w:r>
+              <w:t xml:space="preserve"> </w:t>
+            </w:r>
+            <w:r>
+              <w:t>1.559.024</w:t>
             </w:r>
           </w:p>
         </w:tc>
@@ -5685,7 +5941,6 @@
           <w:p>
             <w:pPr>
               <w:pStyle w:val="TextoTablas"/>
-              <w:jc w:val="right"/>
             </w:pPr>
             <w:r>
               <w:t>-</w:t>
@@ -5699,10 +5954,15 @@
           <w:p>
             <w:pPr>
               <w:pStyle w:val="TextoTablas"/>
-              <w:jc w:val="right"/>
-            </w:pPr>
-            <w:r>
-              <w:t>$50.000.000</w:t>
+            </w:pPr>
+            <w:r>
+              <w:t>$</w:t>
+            </w:r>
+            <w:r>
+              <w:t xml:space="preserve"> </w:t>
+            </w:r>
+            <w:r>
+              <w:t>50.000.000</w:t>
             </w:r>
           </w:p>
         </w:tc>
@@ -5814,7 +6074,6 @@
           <w:p>
             <w:pPr>
               <w:ind w:firstLine="0"/>
-              <w:jc w:val="center"/>
               <w:rPr>
                 <w:lang w:eastAsia="es-CO"/>
               </w:rPr>
@@ -5834,7 +6093,6 @@
           <w:p>
             <w:pPr>
               <w:ind w:firstLine="0"/>
-              <w:jc w:val="center"/>
               <w:rPr>
                 <w:lang w:eastAsia="es-CO"/>
               </w:rPr>
@@ -5854,7 +6112,6 @@
           <w:p>
             <w:pPr>
               <w:ind w:firstLine="0"/>
-              <w:jc w:val="center"/>
               <w:rPr>
                 <w:lang w:eastAsia="es-CO"/>
               </w:rPr>
@@ -5874,7 +6131,6 @@
           <w:p>
             <w:pPr>
               <w:ind w:firstLine="0"/>
-              <w:jc w:val="center"/>
               <w:rPr>
                 <w:lang w:eastAsia="es-CO"/>
               </w:rPr>
@@ -5899,7 +6155,6 @@
           <w:p>
             <w:pPr>
               <w:pStyle w:val="TextoTablas"/>
-              <w:jc w:val="center"/>
             </w:pPr>
             <w:r>
               <w:t>0</w:t>
@@ -5913,7 +6168,6 @@
           <w:p>
             <w:pPr>
               <w:pStyle w:val="TextoTablas"/>
-              <w:jc w:val="right"/>
             </w:pPr>
             <w:r>
               <w:t>-</w:t>
@@ -5927,7 +6181,6 @@
           <w:p>
             <w:pPr>
               <w:pStyle w:val="TextoTablas"/>
-              <w:jc w:val="right"/>
             </w:pPr>
             <w:r>
               <w:t>-</w:t>
@@ -5941,10 +6194,12 @@
           <w:p>
             <w:pPr>
               <w:pStyle w:val="TextoTablas"/>
-              <w:jc w:val="right"/>
             </w:pPr>
             <w:r>
               <w:t>$</w:t>
+            </w:r>
+            <w:r>
+              <w:t xml:space="preserve"> </w:t>
             </w:r>
             <w:r>
               <w:t>46.559.024</w:t>
@@ -5960,7 +6215,6 @@
           <w:p>
             <w:pPr>
               <w:pStyle w:val="TextoTablas"/>
-              <w:jc w:val="center"/>
             </w:pPr>
             <w:r>
               <w:t>1</w:t>
@@ -5974,12 +6228,14 @@
           <w:p>
             <w:pPr>
               <w:pStyle w:val="TextoTablas"/>
-              <w:jc w:val="right"/>
             </w:pPr>
             <w:r>
               <w:t>$</w:t>
             </w:r>
             <w:r>
+              <w:t xml:space="preserve"> </w:t>
+            </w:r>
+            <w:r>
               <w:t>2.327.951</w:t>
             </w:r>
           </w:p>
@@ -5991,12 +6247,14 @@
           <w:p>
             <w:pPr>
               <w:pStyle w:val="TextoTablas"/>
-              <w:jc w:val="right"/>
             </w:pPr>
             <w:r>
               <w:t>$</w:t>
             </w:r>
             <w:r>
+              <w:t xml:space="preserve"> </w:t>
+            </w:r>
+            <w:r>
               <w:t>2.327.951</w:t>
             </w:r>
           </w:p>
@@ -6008,10 +6266,12 @@
           <w:p>
             <w:pPr>
               <w:pStyle w:val="TextoTablas"/>
-              <w:jc w:val="right"/>
             </w:pPr>
             <w:r>
               <w:t>$</w:t>
+            </w:r>
+            <w:r>
+              <w:t xml:space="preserve"> </w:t>
             </w:r>
             <w:r>
               <w:t>44.231.072</w:t>
@@ -6030,7 +6290,6 @@
           <w:p>
             <w:pPr>
               <w:pStyle w:val="TextoTablas"/>
-              <w:jc w:val="center"/>
             </w:pPr>
             <w:r>
               <w:t>2</w:t>
@@ -6044,10 +6303,15 @@
           <w:p>
             <w:pPr>
               <w:pStyle w:val="TextoTablas"/>
-              <w:jc w:val="right"/>
-            </w:pPr>
-            <w:r>
-              <w:t>$2.327.951</w:t>
+            </w:pPr>
+            <w:r>
+              <w:t>$</w:t>
+            </w:r>
+            <w:r>
+              <w:t xml:space="preserve"> </w:t>
+            </w:r>
+            <w:r>
+              <w:t>2.327.951</w:t>
             </w:r>
           </w:p>
         </w:tc>
@@ -6058,12 +6322,14 @@
           <w:p>
             <w:pPr>
               <w:pStyle w:val="TextoTablas"/>
-              <w:jc w:val="right"/>
             </w:pPr>
             <w:r>
               <w:t>$</w:t>
             </w:r>
             <w:r>
+              <w:t xml:space="preserve"> </w:t>
+            </w:r>
+            <w:r>
               <w:t>4.655.902</w:t>
             </w:r>
           </w:p>
@@ -6075,10 +6341,12 @@
           <w:p>
             <w:pPr>
               <w:pStyle w:val="TextoTablas"/>
-              <w:jc w:val="right"/>
             </w:pPr>
             <w:r>
               <w:t>$</w:t>
+            </w:r>
+            <w:r>
+              <w:t xml:space="preserve"> </w:t>
             </w:r>
             <w:r>
               <w:t>41.903.121</w:t>
@@ -6094,7 +6362,6 @@
           <w:p>
             <w:pPr>
               <w:pStyle w:val="TextoTablas"/>
-              <w:jc w:val="center"/>
             </w:pPr>
             <w:r>
               <w:t>3</w:t>
@@ -6108,10 +6375,15 @@
           <w:p>
             <w:pPr>
               <w:pStyle w:val="TextoTablas"/>
-              <w:jc w:val="right"/>
-            </w:pPr>
-            <w:r>
-              <w:t>$2.327.951</w:t>
+            </w:pPr>
+            <w:r>
+              <w:t>$</w:t>
+            </w:r>
+            <w:r>
+              <w:t xml:space="preserve"> </w:t>
+            </w:r>
+            <w:r>
+              <w:t>2.327.951</w:t>
             </w:r>
           </w:p>
         </w:tc>
@@ -6122,12 +6394,14 @@
           <w:p>
             <w:pPr>
               <w:pStyle w:val="TextoTablas"/>
-              <w:jc w:val="right"/>
             </w:pPr>
             <w:r>
               <w:t>$</w:t>
             </w:r>
             <w:r>
+              <w:t xml:space="preserve"> </w:t>
+            </w:r>
+            <w:r>
               <w:t>6.983.854</w:t>
             </w:r>
           </w:p>
@@ -6139,10 +6413,12 @@
           <w:p>
             <w:pPr>
               <w:pStyle w:val="TextoTablas"/>
-              <w:jc w:val="right"/>
             </w:pPr>
             <w:r>
               <w:t>$</w:t>
+            </w:r>
+            <w:r>
+              <w:t xml:space="preserve"> </w:t>
             </w:r>
             <w:r>
               <w:t>39.575.170</w:t>
@@ -6161,7 +6437,6 @@
           <w:p>
             <w:pPr>
               <w:pStyle w:val="TextoTablas"/>
-              <w:jc w:val="center"/>
             </w:pPr>
             <w:r>
               <w:t>4</w:t>
@@ -6175,10 +6450,15 @@
           <w:p>
             <w:pPr>
               <w:pStyle w:val="TextoTablas"/>
-              <w:jc w:val="right"/>
-            </w:pPr>
-            <w:r>
-              <w:t>$2.327.951</w:t>
+            </w:pPr>
+            <w:r>
+              <w:t>$</w:t>
+            </w:r>
+            <w:r>
+              <w:t xml:space="preserve"> </w:t>
+            </w:r>
+            <w:r>
+              <w:t>2.327.951</w:t>
             </w:r>
           </w:p>
         </w:tc>
@@ -6189,7 +6469,6 @@
           <w:p>
             <w:pPr>
               <w:pStyle w:val="TextoTablas"/>
-              <w:jc w:val="right"/>
             </w:pPr>
             <w:r>
               <w:t xml:space="preserve">$ </w:t>
@@ -6206,10 +6485,12 @@
           <w:p>
             <w:pPr>
               <w:pStyle w:val="TextoTablas"/>
-              <w:jc w:val="right"/>
             </w:pPr>
             <w:r>
               <w:t>$</w:t>
+            </w:r>
+            <w:r>
+              <w:t xml:space="preserve"> </w:t>
             </w:r>
             <w:r>
               <w:t>37.247.219</w:t>
@@ -6225,7 +6506,6 @@
           <w:p>
             <w:pPr>
               <w:pStyle w:val="TextoTablas"/>
-              <w:jc w:val="center"/>
             </w:pPr>
             <w:r>
               <w:t>5</w:t>
@@ -6239,10 +6519,15 @@
           <w:p>
             <w:pPr>
               <w:pStyle w:val="TextoTablas"/>
-              <w:jc w:val="right"/>
-            </w:pPr>
-            <w:r>
-              <w:t>$2.327.951</w:t>
+            </w:pPr>
+            <w:r>
+              <w:t>$</w:t>
+            </w:r>
+            <w:r>
+              <w:t xml:space="preserve"> </w:t>
+            </w:r>
+            <w:r>
+              <w:t>2.327.951</w:t>
             </w:r>
           </w:p>
         </w:tc>
@@ -6253,12 +6538,14 @@
           <w:p>
             <w:pPr>
               <w:pStyle w:val="TextoTablas"/>
-              <w:jc w:val="right"/>
             </w:pPr>
             <w:r>
               <w:t>$</w:t>
             </w:r>
             <w:r>
+              <w:t xml:space="preserve"> </w:t>
+            </w:r>
+            <w:r>
               <w:t>11.639.756</w:t>
             </w:r>
           </w:p>
@@ -6270,10 +6557,12 @@
           <w:p>
             <w:pPr>
               <w:pStyle w:val="TextoTablas"/>
-              <w:jc w:val="right"/>
             </w:pPr>
             <w:r>
               <w:t>$</w:t>
+            </w:r>
+            <w:r>
+              <w:t xml:space="preserve"> </w:t>
             </w:r>
             <w:r>
               <w:t>34.919.268</w:t>
@@ -6292,7 +6581,6 @@
           <w:p>
             <w:pPr>
               <w:pStyle w:val="TextoTablas"/>
-              <w:jc w:val="center"/>
             </w:pPr>
             <w:r>
               <w:t>6</w:t>
@@ -6306,10 +6594,15 @@
           <w:p>
             <w:pPr>
               <w:pStyle w:val="TextoTablas"/>
-              <w:jc w:val="right"/>
-            </w:pPr>
-            <w:r>
-              <w:t>$2.327.951</w:t>
+            </w:pPr>
+            <w:r>
+              <w:t>$</w:t>
+            </w:r>
+            <w:r>
+              <w:t xml:space="preserve"> </w:t>
+            </w:r>
+            <w:r>
+              <w:t>2.327.951</w:t>
             </w:r>
           </w:p>
         </w:tc>
@@ -6320,12 +6613,14 @@
           <w:p>
             <w:pPr>
               <w:pStyle w:val="TextoTablas"/>
-              <w:jc w:val="right"/>
             </w:pPr>
             <w:r>
               <w:t>$</w:t>
             </w:r>
             <w:r>
+              <w:t xml:space="preserve"> </w:t>
+            </w:r>
+            <w:r>
               <w:t>13.967.707</w:t>
             </w:r>
           </w:p>
@@ -6337,10 +6632,12 @@
           <w:p>
             <w:pPr>
               <w:pStyle w:val="TextoTablas"/>
-              <w:jc w:val="right"/>
             </w:pPr>
             <w:r>
               <w:t>$</w:t>
+            </w:r>
+            <w:r>
+              <w:t xml:space="preserve"> </w:t>
             </w:r>
             <w:r>
               <w:t>32.591.317</w:t>
@@ -6356,7 +6653,6 @@
           <w:p>
             <w:pPr>
               <w:pStyle w:val="TextoTablas"/>
-              <w:jc w:val="center"/>
             </w:pPr>
             <w:r>
               <w:t>7</w:t>
@@ -6370,10 +6666,15 @@
           <w:p>
             <w:pPr>
               <w:pStyle w:val="TextoTablas"/>
-              <w:jc w:val="right"/>
-            </w:pPr>
-            <w:r>
-              <w:t>$2.327.951</w:t>
+            </w:pPr>
+            <w:r>
+              <w:t>$</w:t>
+            </w:r>
+            <w:r>
+              <w:t xml:space="preserve"> </w:t>
+            </w:r>
+            <w:r>
+              <w:t>2.327.951</w:t>
             </w:r>
           </w:p>
         </w:tc>
@@ -6384,12 +6685,14 @@
           <w:p>
             <w:pPr>
               <w:pStyle w:val="TextoTablas"/>
-              <w:jc w:val="right"/>
             </w:pPr>
             <w:r>
               <w:t>$</w:t>
             </w:r>
             <w:r>
+              <w:t xml:space="preserve"> </w:t>
+            </w:r>
+            <w:r>
               <w:t>16.295.658</w:t>
             </w:r>
           </w:p>
@@ -6401,10 +6704,12 @@
           <w:p>
             <w:pPr>
               <w:pStyle w:val="TextoTablas"/>
-              <w:jc w:val="right"/>
             </w:pPr>
             <w:r>
               <w:t>$</w:t>
+            </w:r>
+            <w:r>
+              <w:t xml:space="preserve"> </w:t>
             </w:r>
             <w:r>
               <w:t>30.263.365</w:t>
@@ -6423,7 +6728,6 @@
           <w:p>
             <w:pPr>
               <w:pStyle w:val="TextoTablas"/>
-              <w:jc w:val="center"/>
             </w:pPr>
             <w:r>
               <w:t>8</w:t>
@@ -6437,10 +6741,15 @@
           <w:p>
             <w:pPr>
               <w:pStyle w:val="TextoTablas"/>
-              <w:jc w:val="right"/>
-            </w:pPr>
-            <w:r>
-              <w:t>$2.327.951</w:t>
+            </w:pPr>
+            <w:r>
+              <w:t>$</w:t>
+            </w:r>
+            <w:r>
+              <w:t xml:space="preserve"> </w:t>
+            </w:r>
+            <w:r>
+              <w:t>2.327.951</w:t>
             </w:r>
           </w:p>
         </w:tc>
@@ -6451,12 +6760,14 @@
           <w:p>
             <w:pPr>
               <w:pStyle w:val="TextoTablas"/>
-              <w:jc w:val="right"/>
             </w:pPr>
             <w:r>
               <w:t>$</w:t>
             </w:r>
             <w:r>
+              <w:t xml:space="preserve"> </w:t>
+            </w:r>
+            <w:r>
               <w:t>18.623.609</w:t>
             </w:r>
           </w:p>
@@ -6468,10 +6779,12 @@
           <w:p>
             <w:pPr>
               <w:pStyle w:val="TextoTablas"/>
-              <w:jc w:val="right"/>
             </w:pPr>
             <w:r>
               <w:t>$</w:t>
+            </w:r>
+            <w:r>
+              <w:t xml:space="preserve"> </w:t>
             </w:r>
             <w:r>
               <w:t>27.935.414</w:t>
@@ -6487,7 +6800,6 @@
           <w:p>
             <w:pPr>
               <w:pStyle w:val="TextoTablas"/>
-              <w:jc w:val="center"/>
             </w:pPr>
             <w:r>
               <w:t>9</w:t>
@@ -6501,10 +6813,15 @@
           <w:p>
             <w:pPr>
               <w:pStyle w:val="TextoTablas"/>
-              <w:jc w:val="right"/>
-            </w:pPr>
-            <w:r>
-              <w:t>$2.327.951</w:t>
+            </w:pPr>
+            <w:r>
+              <w:t>$</w:t>
+            </w:r>
+            <w:r>
+              <w:t xml:space="preserve"> </w:t>
+            </w:r>
+            <w:r>
+              <w:t>2.327.951</w:t>
             </w:r>
           </w:p>
         </w:tc>
@@ -6515,12 +6832,14 @@
           <w:p>
             <w:pPr>
               <w:pStyle w:val="TextoTablas"/>
-              <w:jc w:val="right"/>
             </w:pPr>
             <w:r>
               <w:t>$</w:t>
             </w:r>
             <w:r>
+              <w:t xml:space="preserve"> </w:t>
+            </w:r>
+            <w:r>
               <w:t>20.951.561</w:t>
             </w:r>
           </w:p>
@@ -6532,10 +6851,12 @@
           <w:p>
             <w:pPr>
               <w:pStyle w:val="TextoTablas"/>
-              <w:jc w:val="right"/>
             </w:pPr>
             <w:r>
               <w:t>$</w:t>
+            </w:r>
+            <w:r>
+              <w:t xml:space="preserve"> </w:t>
             </w:r>
             <w:r>
               <w:t>25.607.463</w:t>
@@ -6554,7 +6875,6 @@
           <w:p>
             <w:pPr>
               <w:pStyle w:val="TextoTablas"/>
-              <w:jc w:val="center"/>
             </w:pPr>
             <w:r>
               <w:t>10</w:t>
@@ -6568,10 +6888,15 @@
           <w:p>
             <w:pPr>
               <w:pStyle w:val="TextoTablas"/>
-              <w:jc w:val="right"/>
-            </w:pPr>
-            <w:r>
-              <w:t>$2.327.951</w:t>
+            </w:pPr>
+            <w:r>
+              <w:t>$</w:t>
+            </w:r>
+            <w:r>
+              <w:t xml:space="preserve"> </w:t>
+            </w:r>
+            <w:r>
+              <w:t>2.327.951</w:t>
             </w:r>
           </w:p>
         </w:tc>
@@ -6582,12 +6907,14 @@
           <w:p>
             <w:pPr>
               <w:pStyle w:val="TextoTablas"/>
-              <w:jc w:val="right"/>
             </w:pPr>
             <w:r>
               <w:t>$</w:t>
             </w:r>
             <w:r>
+              <w:t xml:space="preserve"> </w:t>
+            </w:r>
+            <w:r>
               <w:t>23.279.512</w:t>
             </w:r>
           </w:p>
@@ -6599,10 +6926,12 @@
           <w:p>
             <w:pPr>
               <w:pStyle w:val="TextoTablas"/>
-              <w:jc w:val="right"/>
             </w:pPr>
             <w:r>
               <w:t>$</w:t>
+            </w:r>
+            <w:r>
+              <w:t xml:space="preserve"> </w:t>
             </w:r>
             <w:r>
               <w:t>23.279.512</w:t>
@@ -6618,7 +6947,6 @@
           <w:p>
             <w:pPr>
               <w:pStyle w:val="TextoTablas"/>
-              <w:jc w:val="center"/>
             </w:pPr>
             <w:r>
               <w:t>11</w:t>
@@ -6632,10 +6960,15 @@
           <w:p>
             <w:pPr>
               <w:pStyle w:val="TextoTablas"/>
-              <w:jc w:val="right"/>
-            </w:pPr>
-            <w:r>
-              <w:t>$2.327.951</w:t>
+            </w:pPr>
+            <w:r>
+              <w:t>$</w:t>
+            </w:r>
+            <w:r>
+              <w:t xml:space="preserve"> </w:t>
+            </w:r>
+            <w:r>
+              <w:t>2.327.951</w:t>
             </w:r>
           </w:p>
         </w:tc>
@@ -6646,12 +6979,14 @@
           <w:p>
             <w:pPr>
               <w:pStyle w:val="TextoTablas"/>
-              <w:jc w:val="right"/>
             </w:pPr>
             <w:r>
               <w:t>$</w:t>
             </w:r>
             <w:r>
+              <w:t xml:space="preserve"> </w:t>
+            </w:r>
+            <w:r>
               <w:t>25.607.463</w:t>
             </w:r>
           </w:p>
@@ -6663,10 +6998,12 @@
           <w:p>
             <w:pPr>
               <w:pStyle w:val="TextoTablas"/>
-              <w:jc w:val="right"/>
             </w:pPr>
             <w:r>
               <w:t>$</w:t>
+            </w:r>
+            <w:r>
+              <w:t xml:space="preserve"> </w:t>
             </w:r>
             <w:r>
               <w:t>20.951.561</w:t>
@@ -6685,7 +7022,6 @@
           <w:p>
             <w:pPr>
               <w:pStyle w:val="TextoTablas"/>
-              <w:jc w:val="center"/>
             </w:pPr>
             <w:r>
               <w:t>12</w:t>
@@ -6699,10 +7035,15 @@
           <w:p>
             <w:pPr>
               <w:pStyle w:val="TextoTablas"/>
-              <w:jc w:val="right"/>
-            </w:pPr>
-            <w:r>
-              <w:t>$2.327.951</w:t>
+            </w:pPr>
+            <w:r>
+              <w:t>$</w:t>
+            </w:r>
+            <w:r>
+              <w:t xml:space="preserve"> </w:t>
+            </w:r>
+            <w:r>
+              <w:t>2.327.951</w:t>
             </w:r>
           </w:p>
         </w:tc>
@@ -6713,12 +7054,14 @@
           <w:p>
             <w:pPr>
               <w:pStyle w:val="TextoTablas"/>
-              <w:jc w:val="right"/>
             </w:pPr>
             <w:r>
               <w:t>$</w:t>
             </w:r>
             <w:r>
+              <w:t xml:space="preserve"> </w:t>
+            </w:r>
+            <w:r>
               <w:t>27.935.414</w:t>
             </w:r>
           </w:p>
@@ -6730,10 +7073,12 @@
           <w:p>
             <w:pPr>
               <w:pStyle w:val="TextoTablas"/>
-              <w:jc w:val="right"/>
             </w:pPr>
             <w:r>
               <w:t>$</w:t>
+            </w:r>
+            <w:r>
+              <w:t xml:space="preserve"> </w:t>
             </w:r>
             <w:r>
               <w:t>18.623.609</w:t>
@@ -6749,7 +7094,6 @@
           <w:p>
             <w:pPr>
               <w:pStyle w:val="TextoTablas"/>
-              <w:jc w:val="center"/>
             </w:pPr>
             <w:r>
               <w:t>13</w:t>
@@ -6763,10 +7107,15 @@
           <w:p>
             <w:pPr>
               <w:pStyle w:val="TextoTablas"/>
-              <w:jc w:val="right"/>
-            </w:pPr>
-            <w:r>
-              <w:t>$2.327.951</w:t>
+            </w:pPr>
+            <w:r>
+              <w:t>$</w:t>
+            </w:r>
+            <w:r>
+              <w:t xml:space="preserve"> </w:t>
+            </w:r>
+            <w:r>
+              <w:t>2.327.951</w:t>
             </w:r>
           </w:p>
         </w:tc>
@@ -6777,12 +7126,14 @@
           <w:p>
             <w:pPr>
               <w:pStyle w:val="TextoTablas"/>
-              <w:jc w:val="right"/>
             </w:pPr>
             <w:r>
               <w:t>$</w:t>
             </w:r>
             <w:r>
+              <w:t xml:space="preserve"> </w:t>
+            </w:r>
+            <w:r>
               <w:t>30.263.365</w:t>
             </w:r>
           </w:p>
@@ -6794,10 +7145,12 @@
           <w:p>
             <w:pPr>
               <w:pStyle w:val="TextoTablas"/>
-              <w:jc w:val="right"/>
             </w:pPr>
             <w:r>
               <w:t>$</w:t>
+            </w:r>
+            <w:r>
+              <w:t xml:space="preserve"> </w:t>
             </w:r>
             <w:r>
               <w:t>16.295.658</w:t>
@@ -6816,7 +7169,6 @@
           <w:p>
             <w:pPr>
               <w:pStyle w:val="TextoTablas"/>
-              <w:jc w:val="center"/>
             </w:pPr>
             <w:r>
               <w:t>14</w:t>
@@ -6830,10 +7182,15 @@
           <w:p>
             <w:pPr>
               <w:pStyle w:val="TextoTablas"/>
-              <w:jc w:val="right"/>
-            </w:pPr>
-            <w:r>
-              <w:t>$2.327.951</w:t>
+            </w:pPr>
+            <w:r>
+              <w:t>$</w:t>
+            </w:r>
+            <w:r>
+              <w:t xml:space="preserve"> </w:t>
+            </w:r>
+            <w:r>
+              <w:t>2.327.951</w:t>
             </w:r>
           </w:p>
         </w:tc>
@@ -6844,12 +7201,14 @@
           <w:p>
             <w:pPr>
               <w:pStyle w:val="TextoTablas"/>
-              <w:jc w:val="right"/>
             </w:pPr>
             <w:r>
               <w:t>$</w:t>
             </w:r>
             <w:r>
+              <w:t xml:space="preserve"> </w:t>
+            </w:r>
+            <w:r>
               <w:t>32.591.317</w:t>
             </w:r>
           </w:p>
@@ -6861,10 +7220,12 @@
           <w:p>
             <w:pPr>
               <w:pStyle w:val="TextoTablas"/>
-              <w:jc w:val="right"/>
             </w:pPr>
             <w:r>
               <w:t>$</w:t>
+            </w:r>
+            <w:r>
+              <w:t xml:space="preserve"> </w:t>
             </w:r>
             <w:r>
               <w:t>13.967.707</w:t>
@@ -6880,7 +7241,6 @@
           <w:p>
             <w:pPr>
               <w:pStyle w:val="TextoTablas"/>
-              <w:jc w:val="center"/>
             </w:pPr>
             <w:r>
               <w:t>15</w:t>
@@ -6894,10 +7254,15 @@
           <w:p>
             <w:pPr>
               <w:pStyle w:val="TextoTablas"/>
-              <w:jc w:val="right"/>
-            </w:pPr>
-            <w:r>
-              <w:t>$2.327.951</w:t>
+            </w:pPr>
+            <w:r>
+              <w:t>$</w:t>
+            </w:r>
+            <w:r>
+              <w:t xml:space="preserve"> </w:t>
+            </w:r>
+            <w:r>
+              <w:t>2.327.951</w:t>
             </w:r>
           </w:p>
         </w:tc>
@@ -6908,12 +7273,14 @@
           <w:p>
             <w:pPr>
               <w:pStyle w:val="TextoTablas"/>
-              <w:jc w:val="right"/>
             </w:pPr>
             <w:r>
               <w:t>$</w:t>
             </w:r>
             <w:r>
+              <w:t xml:space="preserve"> </w:t>
+            </w:r>
+            <w:r>
               <w:t>34.919.268</w:t>
             </w:r>
           </w:p>
@@ -6925,10 +7292,12 @@
           <w:p>
             <w:pPr>
               <w:pStyle w:val="TextoTablas"/>
-              <w:jc w:val="right"/>
             </w:pPr>
             <w:r>
               <w:t>$</w:t>
+            </w:r>
+            <w:r>
+              <w:t xml:space="preserve"> </w:t>
             </w:r>
             <w:r>
               <w:t>11.639.756</w:t>
@@ -6947,7 +7316,6 @@
           <w:p>
             <w:pPr>
               <w:pStyle w:val="TextoTablas"/>
-              <w:jc w:val="center"/>
             </w:pPr>
             <w:r>
               <w:t>16</w:t>
@@ -6961,10 +7329,15 @@
           <w:p>
             <w:pPr>
               <w:pStyle w:val="TextoTablas"/>
-              <w:jc w:val="right"/>
-            </w:pPr>
-            <w:r>
-              <w:t>$2.327.951</w:t>
+            </w:pPr>
+            <w:r>
+              <w:t>$</w:t>
+            </w:r>
+            <w:r>
+              <w:t xml:space="preserve"> </w:t>
+            </w:r>
+            <w:r>
+              <w:t>2.327.951</w:t>
             </w:r>
           </w:p>
         </w:tc>
@@ -6975,12 +7348,14 @@
           <w:p>
             <w:pPr>
               <w:pStyle w:val="TextoTablas"/>
-              <w:jc w:val="right"/>
             </w:pPr>
             <w:r>
               <w:t>$</w:t>
             </w:r>
             <w:r>
+              <w:t xml:space="preserve"> </w:t>
+            </w:r>
+            <w:r>
               <w:t>37.247.219</w:t>
             </w:r>
           </w:p>
@@ -6992,10 +7367,12 @@
           <w:p>
             <w:pPr>
               <w:pStyle w:val="TextoTablas"/>
-              <w:jc w:val="right"/>
             </w:pPr>
             <w:r>
               <w:t>$</w:t>
+            </w:r>
+            <w:r>
+              <w:t xml:space="preserve"> </w:t>
             </w:r>
             <w:r>
               <w:t>9.311.805</w:t>
@@ -7011,7 +7388,6 @@
           <w:p>
             <w:pPr>
               <w:pStyle w:val="TextoTablas"/>
-              <w:jc w:val="center"/>
             </w:pPr>
             <w:r>
               <w:t>17</w:t>
@@ -7025,10 +7401,15 @@
           <w:p>
             <w:pPr>
               <w:pStyle w:val="TextoTablas"/>
-              <w:jc w:val="right"/>
-            </w:pPr>
-            <w:r>
-              <w:t>$2.327.951</w:t>
+            </w:pPr>
+            <w:r>
+              <w:t>$</w:t>
+            </w:r>
+            <w:r>
+              <w:t xml:space="preserve"> </w:t>
+            </w:r>
+            <w:r>
+              <w:t>2.327.951</w:t>
             </w:r>
           </w:p>
         </w:tc>
@@ -7039,12 +7420,14 @@
           <w:p>
             <w:pPr>
               <w:pStyle w:val="TextoTablas"/>
-              <w:jc w:val="right"/>
             </w:pPr>
             <w:r>
               <w:t>$</w:t>
             </w:r>
             <w:r>
+              <w:t xml:space="preserve"> </w:t>
+            </w:r>
+            <w:r>
               <w:t>39.575.170</w:t>
             </w:r>
           </w:p>
@@ -7056,10 +7439,12 @@
           <w:p>
             <w:pPr>
               <w:pStyle w:val="TextoTablas"/>
-              <w:jc w:val="right"/>
             </w:pPr>
             <w:r>
               <w:t>$</w:t>
+            </w:r>
+            <w:r>
+              <w:t xml:space="preserve"> </w:t>
             </w:r>
             <w:r>
               <w:t>6.983.854</w:t>
@@ -7078,7 +7463,6 @@
           <w:p>
             <w:pPr>
               <w:pStyle w:val="TextoTablas"/>
-              <w:jc w:val="center"/>
             </w:pPr>
             <w:r>
               <w:lastRenderedPageBreak/>
@@ -7093,10 +7477,15 @@
           <w:p>
             <w:pPr>
               <w:pStyle w:val="TextoTablas"/>
-              <w:jc w:val="right"/>
-            </w:pPr>
-            <w:r>
-              <w:t>$2.327.951</w:t>
+            </w:pPr>
+            <w:r>
+              <w:t>$</w:t>
+            </w:r>
+            <w:r>
+              <w:t xml:space="preserve"> </w:t>
+            </w:r>
+            <w:r>
+              <w:t>2.327.951</w:t>
             </w:r>
           </w:p>
         </w:tc>
@@ -7107,12 +7496,14 @@
           <w:p>
             <w:pPr>
               <w:pStyle w:val="TextoTablas"/>
-              <w:jc w:val="right"/>
             </w:pPr>
             <w:r>
               <w:t>$</w:t>
             </w:r>
             <w:r>
+              <w:t xml:space="preserve"> </w:t>
+            </w:r>
+            <w:r>
               <w:t>41.903.121</w:t>
             </w:r>
           </w:p>
@@ -7124,10 +7515,12 @@
           <w:p>
             <w:pPr>
               <w:pStyle w:val="TextoTablas"/>
-              <w:jc w:val="right"/>
             </w:pPr>
             <w:r>
               <w:t>$</w:t>
+            </w:r>
+            <w:r>
+              <w:t xml:space="preserve"> </w:t>
             </w:r>
             <w:r>
               <w:t>4.655.902</w:t>
@@ -7143,7 +7536,6 @@
           <w:p>
             <w:pPr>
               <w:pStyle w:val="TextoTablas"/>
-              <w:jc w:val="center"/>
             </w:pPr>
             <w:r>
               <w:t>19</w:t>
@@ -7157,10 +7549,15 @@
           <w:p>
             <w:pPr>
               <w:pStyle w:val="TextoTablas"/>
-              <w:jc w:val="right"/>
-            </w:pPr>
-            <w:r>
-              <w:t>$2.327.951</w:t>
+            </w:pPr>
+            <w:r>
+              <w:t>$</w:t>
+            </w:r>
+            <w:r>
+              <w:t xml:space="preserve"> </w:t>
+            </w:r>
+            <w:r>
+              <w:t>2.327.951</w:t>
             </w:r>
           </w:p>
         </w:tc>
@@ -7171,12 +7568,14 @@
           <w:p>
             <w:pPr>
               <w:pStyle w:val="TextoTablas"/>
-              <w:jc w:val="right"/>
             </w:pPr>
             <w:r>
               <w:t>$</w:t>
             </w:r>
             <w:r>
+              <w:t xml:space="preserve"> </w:t>
+            </w:r>
+            <w:r>
               <w:t>44.231.072</w:t>
             </w:r>
           </w:p>
@@ -7188,10 +7587,12 @@
           <w:p>
             <w:pPr>
               <w:pStyle w:val="TextoTablas"/>
-              <w:jc w:val="right"/>
             </w:pPr>
             <w:r>
               <w:t>$</w:t>
+            </w:r>
+            <w:r>
+              <w:t xml:space="preserve"> </w:t>
             </w:r>
             <w:r>
               <w:t>2.327.951</w:t>
@@ -7210,7 +7611,6 @@
           <w:p>
             <w:pPr>
               <w:pStyle w:val="TextoTablas"/>
-              <w:jc w:val="center"/>
             </w:pPr>
             <w:r>
               <w:t>20</w:t>
@@ -7224,10 +7624,15 @@
           <w:p>
             <w:pPr>
               <w:pStyle w:val="TextoTablas"/>
-              <w:jc w:val="right"/>
-            </w:pPr>
-            <w:r>
-              <w:t>$2.327.951</w:t>
+            </w:pPr>
+            <w:r>
+              <w:t>$</w:t>
+            </w:r>
+            <w:r>
+              <w:t xml:space="preserve"> </w:t>
+            </w:r>
+            <w:r>
+              <w:t>2.327.951</w:t>
             </w:r>
           </w:p>
         </w:tc>
@@ -7238,12 +7643,14 @@
           <w:p>
             <w:pPr>
               <w:pStyle w:val="TextoTablas"/>
-              <w:jc w:val="right"/>
             </w:pPr>
             <w:r>
               <w:t>$</w:t>
             </w:r>
             <w:r>
+              <w:t xml:space="preserve"> </w:t>
+            </w:r>
+            <w:r>
               <w:t>46.559.024</w:t>
             </w:r>
           </w:p>
@@ -7255,7 +7662,6 @@
           <w:p>
             <w:pPr>
               <w:pStyle w:val="TextoTablas"/>
-              <w:jc w:val="right"/>
             </w:pPr>
             <w:r>
               <w:t>-</w:t>
@@ -7418,7 +7824,6 @@
           <w:p>
             <w:pPr>
               <w:ind w:firstLine="0"/>
-              <w:jc w:val="center"/>
               <w:rPr>
                 <w:lang w:eastAsia="es-CO"/>
               </w:rPr>
@@ -7438,7 +7843,6 @@
           <w:p>
             <w:pPr>
               <w:ind w:firstLine="0"/>
-              <w:jc w:val="center"/>
               <w:rPr>
                 <w:lang w:eastAsia="es-CO"/>
               </w:rPr>
@@ -7458,7 +7862,6 @@
           <w:p>
             <w:pPr>
               <w:ind w:firstLine="0"/>
-              <w:jc w:val="center"/>
               <w:rPr>
                 <w:lang w:eastAsia="es-CO"/>
               </w:rPr>
@@ -7509,10 +7912,15 @@
           <w:p>
             <w:pPr>
               <w:pStyle w:val="TextoTablas"/>
-              <w:jc w:val="right"/>
-            </w:pPr>
-            <w:r>
-              <w:t>$3.000.000</w:t>
+            </w:pPr>
+            <w:r>
+              <w:t>$</w:t>
+            </w:r>
+            <w:r>
+              <w:t xml:space="preserve"> </w:t>
+            </w:r>
+            <w:r>
+              <w:t>3.000.000</w:t>
             </w:r>
           </w:p>
         </w:tc>
@@ -7551,10 +7959,15 @@
           <w:p>
             <w:pPr>
               <w:pStyle w:val="TextoTablas"/>
-              <w:jc w:val="right"/>
-            </w:pPr>
-            <w:r>
-              <w:t>$3.000.000</w:t>
+            </w:pPr>
+            <w:r>
+              <w:t>$</w:t>
+            </w:r>
+            <w:r>
+              <w:t xml:space="preserve"> </w:t>
+            </w:r>
+            <w:r>
+              <w:t>3.000.000</w:t>
             </w:r>
           </w:p>
         </w:tc>
@@ -7600,7 +8013,6 @@
           <w:p>
             <w:pPr>
               <w:ind w:firstLine="0"/>
-              <w:jc w:val="center"/>
               <w:rPr>
                 <w:lang w:eastAsia="es-CO"/>
               </w:rPr>
@@ -7620,7 +8032,6 @@
           <w:p>
             <w:pPr>
               <w:ind w:firstLine="0"/>
-              <w:jc w:val="center"/>
               <w:rPr>
                 <w:lang w:eastAsia="es-CO"/>
               </w:rPr>
@@ -7640,7 +8051,6 @@
           <w:p>
             <w:pPr>
               <w:ind w:firstLine="0"/>
-              <w:jc w:val="center"/>
               <w:rPr>
                 <w:lang w:eastAsia="es-CO"/>
               </w:rPr>
@@ -7660,7 +8070,6 @@
           <w:p>
             <w:pPr>
               <w:ind w:firstLine="0"/>
-              <w:jc w:val="center"/>
               <w:rPr>
                 <w:lang w:eastAsia="es-CO"/>
               </w:rPr>
@@ -7685,7 +8094,6 @@
           <w:p>
             <w:pPr>
               <w:pStyle w:val="TextoTablas"/>
-              <w:jc w:val="center"/>
             </w:pPr>
             <w:r>
               <w:t>0</w:t>
@@ -7699,7 +8107,6 @@
           <w:p>
             <w:pPr>
               <w:pStyle w:val="TextoTablas"/>
-              <w:jc w:val="right"/>
             </w:pPr>
             <w:r>
               <w:t>-</w:t>
@@ -7713,7 +8120,6 @@
           <w:p>
             <w:pPr>
               <w:pStyle w:val="TextoTablas"/>
-              <w:jc w:val="right"/>
             </w:pPr>
             <w:r>
               <w:t>-</w:t>
@@ -7727,10 +8133,15 @@
           <w:p>
             <w:pPr>
               <w:pStyle w:val="TextoTablas"/>
-              <w:jc w:val="right"/>
-            </w:pPr>
-            <w:r>
-              <w:t>$3.000.000</w:t>
+            </w:pPr>
+            <w:r>
+              <w:t>$</w:t>
+            </w:r>
+            <w:r>
+              <w:t xml:space="preserve"> </w:t>
+            </w:r>
+            <w:r>
+              <w:t>3.000.000</w:t>
             </w:r>
           </w:p>
         </w:tc>
@@ -7743,7 +8154,6 @@
           <w:p>
             <w:pPr>
               <w:pStyle w:val="TextoTablas"/>
-              <w:jc w:val="center"/>
             </w:pPr>
             <w:r>
               <w:t>1</w:t>
@@ -7757,10 +8167,15 @@
           <w:p>
             <w:pPr>
               <w:pStyle w:val="TextoTablas"/>
-              <w:jc w:val="right"/>
-            </w:pPr>
-            <w:r>
-              <w:t>$600.000</w:t>
+            </w:pPr>
+            <w:r>
+              <w:t>$</w:t>
+            </w:r>
+            <w:r>
+              <w:t xml:space="preserve"> </w:t>
+            </w:r>
+            <w:r>
+              <w:t>600.000</w:t>
             </w:r>
           </w:p>
         </w:tc>
@@ -7771,10 +8186,15 @@
           <w:p>
             <w:pPr>
               <w:pStyle w:val="TextoTablas"/>
-              <w:jc w:val="right"/>
-            </w:pPr>
-            <w:r>
-              <w:t>$600.000</w:t>
+            </w:pPr>
+            <w:r>
+              <w:t>$</w:t>
+            </w:r>
+            <w:r>
+              <w:t xml:space="preserve"> </w:t>
+            </w:r>
+            <w:r>
+              <w:t>600.000</w:t>
             </w:r>
           </w:p>
         </w:tc>
@@ -7785,10 +8205,15 @@
           <w:p>
             <w:pPr>
               <w:pStyle w:val="TextoTablas"/>
-              <w:jc w:val="right"/>
-            </w:pPr>
-            <w:r>
-              <w:t>$2.400.000</w:t>
+            </w:pPr>
+            <w:r>
+              <w:t>$</w:t>
+            </w:r>
+            <w:r>
+              <w:t xml:space="preserve"> </w:t>
+            </w:r>
+            <w:r>
+              <w:t>2.400.000</w:t>
             </w:r>
           </w:p>
         </w:tc>
@@ -7804,7 +8229,6 @@
           <w:p>
             <w:pPr>
               <w:pStyle w:val="TextoTablas"/>
-              <w:jc w:val="center"/>
             </w:pPr>
             <w:r>
               <w:t>2</w:t>
@@ -7818,10 +8242,15 @@
           <w:p>
             <w:pPr>
               <w:pStyle w:val="TextoTablas"/>
-              <w:jc w:val="right"/>
-            </w:pPr>
-            <w:r>
-              <w:t>$600.000</w:t>
+            </w:pPr>
+            <w:r>
+              <w:t>$</w:t>
+            </w:r>
+            <w:r>
+              <w:t xml:space="preserve"> </w:t>
+            </w:r>
+            <w:r>
+              <w:t>600.000</w:t>
             </w:r>
           </w:p>
         </w:tc>
@@ -7832,10 +8261,15 @@
           <w:p>
             <w:pPr>
               <w:pStyle w:val="TextoTablas"/>
-              <w:jc w:val="right"/>
-            </w:pPr>
-            <w:r>
-              <w:t>$1.200.000</w:t>
+            </w:pPr>
+            <w:r>
+              <w:t>$</w:t>
+            </w:r>
+            <w:r>
+              <w:t xml:space="preserve"> </w:t>
+            </w:r>
+            <w:r>
+              <w:t>1.200.000</w:t>
             </w:r>
           </w:p>
         </w:tc>
@@ -7846,10 +8280,15 @@
           <w:p>
             <w:pPr>
               <w:pStyle w:val="TextoTablas"/>
-              <w:jc w:val="right"/>
-            </w:pPr>
-            <w:r>
-              <w:t>$1.800.000</w:t>
+            </w:pPr>
+            <w:r>
+              <w:t>$</w:t>
+            </w:r>
+            <w:r>
+              <w:t xml:space="preserve"> </w:t>
+            </w:r>
+            <w:r>
+              <w:t>1.800.000</w:t>
             </w:r>
           </w:p>
         </w:tc>
@@ -7862,7 +8301,6 @@
           <w:p>
             <w:pPr>
               <w:pStyle w:val="TextoTablas"/>
-              <w:jc w:val="center"/>
             </w:pPr>
             <w:r>
               <w:t>3</w:t>
@@ -7876,10 +8314,15 @@
           <w:p>
             <w:pPr>
               <w:pStyle w:val="TextoTablas"/>
-              <w:jc w:val="right"/>
-            </w:pPr>
-            <w:r>
-              <w:t>$600.000</w:t>
+            </w:pPr>
+            <w:r>
+              <w:t>$</w:t>
+            </w:r>
+            <w:r>
+              <w:t xml:space="preserve"> </w:t>
+            </w:r>
+            <w:r>
+              <w:t>600.000</w:t>
             </w:r>
           </w:p>
         </w:tc>
@@ -7890,10 +8333,15 @@
           <w:p>
             <w:pPr>
               <w:pStyle w:val="TextoTablas"/>
-              <w:jc w:val="right"/>
-            </w:pPr>
-            <w:r>
-              <w:t>$1.800.000</w:t>
+            </w:pPr>
+            <w:r>
+              <w:t>$</w:t>
+            </w:r>
+            <w:r>
+              <w:t xml:space="preserve"> </w:t>
+            </w:r>
+            <w:r>
+              <w:t>1.800.000</w:t>
             </w:r>
           </w:p>
         </w:tc>
@@ -7904,10 +8352,15 @@
           <w:p>
             <w:pPr>
               <w:pStyle w:val="TextoTablas"/>
-              <w:jc w:val="right"/>
-            </w:pPr>
-            <w:r>
-              <w:t>$1.200.000</w:t>
+            </w:pPr>
+            <w:r>
+              <w:t>$</w:t>
+            </w:r>
+            <w:r>
+              <w:t xml:space="preserve"> </w:t>
+            </w:r>
+            <w:r>
+              <w:t>1.200.000</w:t>
             </w:r>
           </w:p>
         </w:tc>
@@ -7923,7 +8376,6 @@
           <w:p>
             <w:pPr>
               <w:pStyle w:val="TextoTablas"/>
-              <w:jc w:val="center"/>
             </w:pPr>
             <w:r>
               <w:t>4</w:t>
@@ -7937,10 +8389,15 @@
           <w:p>
             <w:pPr>
               <w:pStyle w:val="TextoTablas"/>
-              <w:jc w:val="right"/>
-            </w:pPr>
-            <w:r>
-              <w:t>$600.000</w:t>
+            </w:pPr>
+            <w:r>
+              <w:t>$</w:t>
+            </w:r>
+            <w:r>
+              <w:t xml:space="preserve"> </w:t>
+            </w:r>
+            <w:r>
+              <w:t>600.000</w:t>
             </w:r>
           </w:p>
         </w:tc>
@@ -7951,10 +8408,15 @@
           <w:p>
             <w:pPr>
               <w:pStyle w:val="TextoTablas"/>
-              <w:jc w:val="right"/>
-            </w:pPr>
-            <w:r>
-              <w:t>$2.400.000</w:t>
+            </w:pPr>
+            <w:r>
+              <w:t>$</w:t>
+            </w:r>
+            <w:r>
+              <w:t xml:space="preserve"> </w:t>
+            </w:r>
+            <w:r>
+              <w:t>2.400.000</w:t>
             </w:r>
           </w:p>
         </w:tc>
@@ -7965,10 +8427,15 @@
           <w:p>
             <w:pPr>
               <w:pStyle w:val="TextoTablas"/>
-              <w:jc w:val="right"/>
-            </w:pPr>
-            <w:r>
-              <w:t>$600.000</w:t>
+            </w:pPr>
+            <w:r>
+              <w:t>$</w:t>
+            </w:r>
+            <w:r>
+              <w:t xml:space="preserve"> </w:t>
+            </w:r>
+            <w:r>
+              <w:t>600.000</w:t>
             </w:r>
           </w:p>
         </w:tc>
@@ -7981,7 +8448,6 @@
           <w:p>
             <w:pPr>
               <w:pStyle w:val="TextoTablas"/>
-              <w:jc w:val="center"/>
             </w:pPr>
             <w:r>
               <w:t>5</w:t>
@@ -7995,10 +8461,15 @@
           <w:p>
             <w:pPr>
               <w:pStyle w:val="TextoTablas"/>
-              <w:jc w:val="right"/>
-            </w:pPr>
-            <w:r>
-              <w:t>$600.000</w:t>
+            </w:pPr>
+            <w:r>
+              <w:t>$</w:t>
+            </w:r>
+            <w:r>
+              <w:t xml:space="preserve"> </w:t>
+            </w:r>
+            <w:r>
+              <w:t>600.000</w:t>
             </w:r>
           </w:p>
         </w:tc>
@@ -8009,10 +8480,15 @@
           <w:p>
             <w:pPr>
               <w:pStyle w:val="TextoTablas"/>
-              <w:jc w:val="right"/>
-            </w:pPr>
-            <w:r>
-              <w:t>$3.000.000</w:t>
+            </w:pPr>
+            <w:r>
+              <w:t>$</w:t>
+            </w:r>
+            <w:r>
+              <w:t xml:space="preserve"> </w:t>
+            </w:r>
+            <w:r>
+              <w:t>3.000.000</w:t>
             </w:r>
           </w:p>
         </w:tc>
@@ -8023,7 +8499,6 @@
           <w:p>
             <w:pPr>
               <w:pStyle w:val="TextoTablas"/>
-              <w:jc w:val="right"/>
             </w:pPr>
             <w:r>
               <w:t>-</w:t>
@@ -8055,85 +8530,173 @@
           <w:bCs/>
           <w:lang w:eastAsia="es-CO"/>
         </w:rPr>
-        <w:t>En el año dos sufre el deterioro por $500.000</w:t>
-      </w:r>
-    </w:p>
-    <w:p>
-      <w:pPr>
-        <w:rPr>
-          <w:lang w:eastAsia="es-CO"/>
-        </w:rPr>
-      </w:pPr>
-      <w:r>
-        <w:rPr>
-          <w:lang w:eastAsia="es-CO"/>
-        </w:rPr>
-        <w:t>Computador: $3.000.000</w:t>
-      </w:r>
-    </w:p>
-    <w:p>
-      <w:pPr>
-        <w:rPr>
-          <w:lang w:eastAsia="es-CO"/>
-        </w:rPr>
-      </w:pPr>
-      <w:r>
-        <w:rPr>
-          <w:lang w:eastAsia="es-CO"/>
-        </w:rPr>
-        <w:t>Depreciación: $1.200.000</w:t>
-      </w:r>
-    </w:p>
-    <w:p>
-      <w:pPr>
-        <w:rPr>
-          <w:lang w:eastAsia="es-CO"/>
-        </w:rPr>
-      </w:pPr>
-      <w:r>
-        <w:rPr>
-          <w:lang w:eastAsia="es-CO"/>
-        </w:rPr>
-        <w:t>Deterioro: $500.000</w:t>
-      </w:r>
-    </w:p>
-    <w:p>
-      <w:pPr>
-        <w:rPr>
-          <w:lang w:eastAsia="es-CO"/>
-        </w:rPr>
-      </w:pPr>
-      <w:r>
-        <w:rPr>
-          <w:lang w:eastAsia="es-CO"/>
-        </w:rPr>
-        <w:t>Valor residual: $1.300.000</w:t>
-      </w:r>
-    </w:p>
-    <w:p>
-      <w:pPr>
-        <w:rPr>
-          <w:lang w:eastAsia="es-CO"/>
-        </w:rPr>
-      </w:pPr>
-      <w:r>
-        <w:rPr>
-          <w:lang w:eastAsia="es-CO"/>
-        </w:rPr>
-        <w:t>159902 deterioro computador $500.000</w:t>
-      </w:r>
-    </w:p>
-    <w:p>
-      <w:pPr>
-        <w:rPr>
-          <w:lang w:eastAsia="es-CO"/>
-        </w:rPr>
-      </w:pPr>
-      <w:r>
-        <w:rPr>
-          <w:lang w:eastAsia="es-CO"/>
-        </w:rPr>
-        <w:t>519801 deterioro $500.000</w:t>
+        <w:t>En el año dos sufre el deterioro por $</w:t>
+      </w:r>
+      <w:r>
+        <w:rPr>
+          <w:b/>
+          <w:bCs/>
+          <w:lang w:eastAsia="es-CO"/>
+        </w:rPr>
+        <w:t xml:space="preserve"> </w:t>
+      </w:r>
+      <w:r>
+        <w:rPr>
+          <w:b/>
+          <w:bCs/>
+          <w:lang w:eastAsia="es-CO"/>
+        </w:rPr>
+        <w:t>500.000</w:t>
+      </w:r>
+    </w:p>
+    <w:p>
+      <w:pPr>
+        <w:rPr>
+          <w:lang w:eastAsia="es-CO"/>
+        </w:rPr>
+      </w:pPr>
+      <w:r>
+        <w:rPr>
+          <w:lang w:eastAsia="es-CO"/>
+        </w:rPr>
+        <w:t>Computador: $</w:t>
+      </w:r>
+      <w:r>
+        <w:rPr>
+          <w:lang w:eastAsia="es-CO"/>
+        </w:rPr>
+        <w:t xml:space="preserve"> </w:t>
+      </w:r>
+      <w:r>
+        <w:rPr>
+          <w:lang w:eastAsia="es-CO"/>
+        </w:rPr>
+        <w:t>3.000.000</w:t>
+      </w:r>
+    </w:p>
+    <w:p>
+      <w:pPr>
+        <w:rPr>
+          <w:lang w:eastAsia="es-CO"/>
+        </w:rPr>
+      </w:pPr>
+      <w:r>
+        <w:rPr>
+          <w:lang w:eastAsia="es-CO"/>
+        </w:rPr>
+        <w:t>Depreciación: $</w:t>
+      </w:r>
+      <w:r>
+        <w:rPr>
+          <w:lang w:eastAsia="es-CO"/>
+        </w:rPr>
+        <w:t xml:space="preserve"> </w:t>
+      </w:r>
+      <w:r>
+        <w:rPr>
+          <w:lang w:eastAsia="es-CO"/>
+        </w:rPr>
+        <w:t>1.200.000</w:t>
+      </w:r>
+    </w:p>
+    <w:p>
+      <w:pPr>
+        <w:rPr>
+          <w:lang w:eastAsia="es-CO"/>
+        </w:rPr>
+      </w:pPr>
+      <w:r>
+        <w:rPr>
+          <w:lang w:eastAsia="es-CO"/>
+        </w:rPr>
+        <w:t>Deterioro: $</w:t>
+      </w:r>
+      <w:r>
+        <w:rPr>
+          <w:lang w:eastAsia="es-CO"/>
+        </w:rPr>
+        <w:t xml:space="preserve"> </w:t>
+      </w:r>
+      <w:r>
+        <w:rPr>
+          <w:lang w:eastAsia="es-CO"/>
+        </w:rPr>
+        <w:t>500.000</w:t>
+      </w:r>
+    </w:p>
+    <w:p>
+      <w:pPr>
+        <w:rPr>
+          <w:lang w:eastAsia="es-CO"/>
+        </w:rPr>
+      </w:pPr>
+      <w:r>
+        <w:rPr>
+          <w:lang w:eastAsia="es-CO"/>
+        </w:rPr>
+        <w:t>Valor residual: $</w:t>
+      </w:r>
+      <w:r>
+        <w:rPr>
+          <w:lang w:eastAsia="es-CO"/>
+        </w:rPr>
+        <w:t xml:space="preserve"> </w:t>
+      </w:r>
+      <w:r>
+        <w:rPr>
+          <w:lang w:eastAsia="es-CO"/>
+        </w:rPr>
+        <w:t>1.300.000</w:t>
+      </w:r>
+    </w:p>
+    <w:p>
+      <w:pPr>
+        <w:rPr>
+          <w:lang w:eastAsia="es-CO"/>
+        </w:rPr>
+      </w:pPr>
+      <w:r>
+        <w:rPr>
+          <w:lang w:eastAsia="es-CO"/>
+        </w:rPr>
+        <w:t>159902 deterioro computador $</w:t>
+      </w:r>
+      <w:r>
+        <w:rPr>
+          <w:lang w:eastAsia="es-CO"/>
+        </w:rPr>
+        <w:t xml:space="preserve"> </w:t>
+      </w:r>
+      <w:r>
+        <w:rPr>
+          <w:lang w:eastAsia="es-CO"/>
+        </w:rPr>
+        <w:t>500.000</w:t>
+      </w:r>
+    </w:p>
+    <w:p>
+      <w:pPr>
+        <w:rPr>
+          <w:lang w:eastAsia="es-CO"/>
+        </w:rPr>
+      </w:pPr>
+      <w:r>
+        <w:rPr>
+          <w:lang w:eastAsia="es-CO"/>
+        </w:rPr>
+        <w:t>519801 deterioro $</w:t>
+      </w:r>
+      <w:r>
+        <w:rPr>
+          <w:lang w:eastAsia="es-CO"/>
+        </w:rPr>
+        <w:t xml:space="preserve"> </w:t>
+      </w:r>
+      <w:r>
+        <w:rPr>
+          <w:lang w:eastAsia="es-CO"/>
+        </w:rPr>
+        <w:t>500.000</w:t>
       </w:r>
     </w:p>
     <w:p>
@@ -8196,7 +8759,6 @@
           <w:p>
             <w:pPr>
               <w:ind w:firstLine="0"/>
-              <w:jc w:val="center"/>
               <w:rPr>
                 <w:lang w:eastAsia="es-CO"/>
               </w:rPr>
@@ -8216,7 +8778,6 @@
           <w:p>
             <w:pPr>
               <w:ind w:firstLine="0"/>
-              <w:jc w:val="center"/>
               <w:rPr>
                 <w:lang w:eastAsia="es-CO"/>
               </w:rPr>
@@ -8236,7 +8797,6 @@
           <w:p>
             <w:pPr>
               <w:ind w:firstLine="0"/>
-              <w:jc w:val="center"/>
               <w:rPr>
                 <w:lang w:eastAsia="es-CO"/>
               </w:rPr>
@@ -8256,7 +8816,6 @@
           <w:p>
             <w:pPr>
               <w:ind w:firstLine="0"/>
-              <w:jc w:val="center"/>
               <w:rPr>
                 <w:lang w:eastAsia="es-CO"/>
               </w:rPr>
@@ -8281,7 +8840,6 @@
           <w:p>
             <w:pPr>
               <w:pStyle w:val="TextoTablas"/>
-              <w:jc w:val="center"/>
             </w:pPr>
             <w:r>
               <w:t>2</w:t>
@@ -8295,10 +8853,15 @@
           <w:p>
             <w:pPr>
               <w:pStyle w:val="TextoTablas"/>
-              <w:jc w:val="right"/>
-            </w:pPr>
-            <w:r>
-              <w:t>$600.000</w:t>
+            </w:pPr>
+            <w:r>
+              <w:t>$</w:t>
+            </w:r>
+            <w:r>
+              <w:t xml:space="preserve"> </w:t>
+            </w:r>
+            <w:r>
+              <w:t>600.000</w:t>
             </w:r>
           </w:p>
         </w:tc>
@@ -8309,10 +8872,15 @@
           <w:p>
             <w:pPr>
               <w:pStyle w:val="TextoTablas"/>
-              <w:jc w:val="right"/>
-            </w:pPr>
-            <w:r>
-              <w:t>$1.200.000</w:t>
+            </w:pPr>
+            <w:r>
+              <w:t>$</w:t>
+            </w:r>
+            <w:r>
+              <w:t xml:space="preserve"> </w:t>
+            </w:r>
+            <w:r>
+              <w:t>1.200.000</w:t>
             </w:r>
           </w:p>
         </w:tc>
@@ -8323,10 +8891,15 @@
           <w:p>
             <w:pPr>
               <w:pStyle w:val="TextoTablas"/>
-              <w:jc w:val="right"/>
-            </w:pPr>
-            <w:r>
-              <w:t>$1.800.000</w:t>
+            </w:pPr>
+            <w:r>
+              <w:t>$</w:t>
+            </w:r>
+            <w:r>
+              <w:t xml:space="preserve"> </w:t>
+            </w:r>
+            <w:r>
+              <w:t>1.800.000</w:t>
             </w:r>
           </w:p>
         </w:tc>
@@ -8339,7 +8912,6 @@
           <w:p>
             <w:pPr>
               <w:pStyle w:val="TextoTablas"/>
-              <w:jc w:val="center"/>
             </w:pPr>
             <w:r>
               <w:t>3</w:t>
@@ -8353,10 +8925,15 @@
           <w:p>
             <w:pPr>
               <w:pStyle w:val="TextoTablas"/>
-              <w:jc w:val="right"/>
-            </w:pPr>
-            <w:r>
-              <w:t>$433.333</w:t>
+            </w:pPr>
+            <w:r>
+              <w:t>$</w:t>
+            </w:r>
+            <w:r>
+              <w:t xml:space="preserve"> </w:t>
+            </w:r>
+            <w:r>
+              <w:t>433.333</w:t>
             </w:r>
           </w:p>
         </w:tc>
@@ -8367,10 +8944,15 @@
           <w:p>
             <w:pPr>
               <w:pStyle w:val="TextoTablas"/>
-              <w:jc w:val="right"/>
-            </w:pPr>
-            <w:r>
-              <w:t>$433.333</w:t>
+            </w:pPr>
+            <w:r>
+              <w:t>$</w:t>
+            </w:r>
+            <w:r>
+              <w:t xml:space="preserve"> </w:t>
+            </w:r>
+            <w:r>
+              <w:t>433.333</w:t>
             </w:r>
           </w:p>
         </w:tc>
@@ -8381,10 +8963,15 @@
           <w:p>
             <w:pPr>
               <w:pStyle w:val="TextoTablas"/>
-              <w:jc w:val="right"/>
-            </w:pPr>
-            <w:r>
-              <w:t>$866.667</w:t>
+            </w:pPr>
+            <w:r>
+              <w:t>$</w:t>
+            </w:r>
+            <w:r>
+              <w:t xml:space="preserve"> </w:t>
+            </w:r>
+            <w:r>
+              <w:t>866.667</w:t>
             </w:r>
           </w:p>
         </w:tc>
@@ -8400,7 +8987,6 @@
           <w:p>
             <w:pPr>
               <w:pStyle w:val="TextoTablas"/>
-              <w:jc w:val="center"/>
             </w:pPr>
             <w:r>
               <w:t>4</w:t>
@@ -8414,10 +9000,15 @@
           <w:p>
             <w:pPr>
               <w:pStyle w:val="TextoTablas"/>
-              <w:jc w:val="right"/>
-            </w:pPr>
-            <w:r>
-              <w:t>$433.333</w:t>
+            </w:pPr>
+            <w:r>
+              <w:t>$</w:t>
+            </w:r>
+            <w:r>
+              <w:t xml:space="preserve"> </w:t>
+            </w:r>
+            <w:r>
+              <w:t>433.333</w:t>
             </w:r>
           </w:p>
         </w:tc>
@@ -8428,10 +9019,15 @@
           <w:p>
             <w:pPr>
               <w:pStyle w:val="TextoTablas"/>
-              <w:jc w:val="right"/>
-            </w:pPr>
-            <w:r>
-              <w:t>$866.667</w:t>
+            </w:pPr>
+            <w:r>
+              <w:t>$</w:t>
+            </w:r>
+            <w:r>
+              <w:t xml:space="preserve"> </w:t>
+            </w:r>
+            <w:r>
+              <w:t>866.667</w:t>
             </w:r>
           </w:p>
         </w:tc>
@@ -8442,10 +9038,15 @@
           <w:p>
             <w:pPr>
               <w:pStyle w:val="TextoTablas"/>
-              <w:jc w:val="right"/>
-            </w:pPr>
-            <w:r>
-              <w:t>$433.333</w:t>
+            </w:pPr>
+            <w:r>
+              <w:t>$</w:t>
+            </w:r>
+            <w:r>
+              <w:t xml:space="preserve"> </w:t>
+            </w:r>
+            <w:r>
+              <w:t>433.333</w:t>
             </w:r>
           </w:p>
         </w:tc>
@@ -8458,7 +9059,6 @@
           <w:p>
             <w:pPr>
               <w:pStyle w:val="TextoTablas"/>
-              <w:jc w:val="center"/>
             </w:pPr>
             <w:r>
               <w:t>5</w:t>
@@ -8472,10 +9072,15 @@
           <w:p>
             <w:pPr>
               <w:pStyle w:val="TextoTablas"/>
-              <w:jc w:val="right"/>
-            </w:pPr>
-            <w:r>
-              <w:t>$433.333</w:t>
+            </w:pPr>
+            <w:r>
+              <w:t>$</w:t>
+            </w:r>
+            <w:r>
+              <w:t xml:space="preserve"> </w:t>
+            </w:r>
+            <w:r>
+              <w:t>433.333</w:t>
             </w:r>
           </w:p>
         </w:tc>
@@ -8486,10 +9091,15 @@
           <w:p>
             <w:pPr>
               <w:pStyle w:val="TextoTablas"/>
-              <w:jc w:val="right"/>
-            </w:pPr>
-            <w:r>
-              <w:t>$1.300.000</w:t>
+            </w:pPr>
+            <w:r>
+              <w:t>$</w:t>
+            </w:r>
+            <w:r>
+              <w:t xml:space="preserve"> </w:t>
+            </w:r>
+            <w:r>
+              <w:t>1.300.000</w:t>
             </w:r>
           </w:p>
         </w:tc>
@@ -8500,7 +9110,6 @@
           <w:p>
             <w:pPr>
               <w:pStyle w:val="TextoTablas"/>
-              <w:jc w:val="right"/>
             </w:pPr>
             <w:r>
               <w:t>-</w:t>
@@ -8536,11 +9145,37 @@
       </w:pPr>
       <w:r>
         <w:rPr>
+          <w:lang w:eastAsia="es-CO"/>
+        </w:rPr>
+        <w:t>Reconocimiento: al momento de reconocer un bien como propiedad, planta y equipo, se debe identificar la definición del activo, es decir, que a futuro genere beneficios económicos de la utilización de este dentro de la empresa; además, debe cumplir con la condición de que el precio de ese activo sea fiable.</w:t>
+      </w:r>
+    </w:p>
+    <w:p>
+      <w:pPr>
+        <w:rPr>
+          <w:lang w:eastAsia="es-CO"/>
+        </w:rPr>
+      </w:pPr>
+      <w:r>
+        <w:rPr>
+          <w:lang w:eastAsia="es-CO"/>
+        </w:rPr>
+        <w:t>Medición inicial: en los bienes de propiedad, planta y equipo se debe utilizar el criterio de medición al costo, el cual se debe tener presente no solo el valor de compra del activo, sino también los aranceles de importación, impuestos no recuperables, transportes, asesorías, desmantelamiento y demás costos en los que se incurra para poner en funcionamiento el activo.</w:t>
+      </w:r>
+    </w:p>
+    <w:p>
+      <w:pPr>
+        <w:rPr>
+          <w:lang w:val="es-419" w:eastAsia="es-CO"/>
+        </w:rPr>
+      </w:pPr>
+      <w:r>
+        <w:rPr>
           <w:b/>
           <w:bCs/>
           <w:lang w:eastAsia="es-CO"/>
         </w:rPr>
-        <w:t>Reconocimiento</w:t>
+        <w:t>Medición posterior</w:t>
       </w:r>
       <w:r>
         <w:rPr>
@@ -8548,77 +9183,49 @@
           <w:bCs/>
           <w:lang w:eastAsia="es-CO"/>
         </w:rPr>
-        <w:t xml:space="preserve">: </w:t>
-      </w:r>
-      <w:r>
-        <w:rPr>
-          <w:lang w:eastAsia="es-CO"/>
-        </w:rPr>
-        <w:t>a</w:t>
-      </w:r>
-      <w:r>
-        <w:rPr>
-          <w:lang w:eastAsia="es-CO"/>
-        </w:rPr>
-        <w:t>l momento de reconocer un bien como propiedad, planta y equipo se debe identificar la definición del activo, es decir, que a futuro genere beneficios económicos de la utilización de este dentro de la empresa, además, debe cumplir con la condición de que el precio de ese activo es fiable.</w:t>
-      </w:r>
-    </w:p>
-    <w:p>
-      <w:pPr>
-        <w:rPr>
-          <w:lang w:eastAsia="es-CO"/>
-        </w:rPr>
-      </w:pPr>
-      <w:r>
-        <w:rPr>
-          <w:b/>
-          <w:bCs/>
-          <w:lang w:eastAsia="es-CO"/>
-        </w:rPr>
-        <w:t>Medición inicial</w:t>
-      </w:r>
-      <w:r>
-        <w:rPr>
-          <w:b/>
-          <w:bCs/>
-          <w:lang w:eastAsia="es-CO"/>
-        </w:rPr>
         <w:t>:</w:t>
       </w:r>
       <w:r>
         <w:rPr>
           <w:lang w:eastAsia="es-CO"/>
         </w:rPr>
-        <w:t> en los bienes de propiedad, planta y equipo se debe utilizar el criterio de medición al costo, en los cuales se debe tener presente no solo el valor de compra del activo, sino también, los aranceles de importación, impuestos no recuperables, transportes, asesorías, desmantelamiento y demás costos en los que se incurra para poner en funcionamiento el activo.</w:t>
-      </w:r>
-    </w:p>
-    <w:p>
-      <w:pPr>
-        <w:rPr>
-          <w:lang w:val="es-419" w:eastAsia="es-CO"/>
-        </w:rPr>
-      </w:pPr>
-      <w:r>
-        <w:rPr>
-          <w:b/>
-          <w:bCs/>
-          <w:lang w:eastAsia="es-CO"/>
-        </w:rPr>
-        <w:t>Medición posterior</w:t>
-      </w:r>
-      <w:r>
-        <w:rPr>
-          <w:b/>
-          <w:bCs/>
-          <w:lang w:eastAsia="es-CO"/>
-        </w:rPr>
-        <w:t>:</w:t>
-      </w:r>
-      <w:r>
-        <w:rPr>
-          <w:lang w:eastAsia="es-CO"/>
-        </w:rPr>
-        <w:t> después de estar usando un bien y disminución de su vida útil se puede medir con los siguientes criterios:</w:t>
+        <w:t> después de estar usando un bien y</w:t>
+      </w:r>
+      <w:r>
+        <w:rPr>
+          <w:lang w:eastAsia="es-CO"/>
+        </w:rPr>
+        <w:t xml:space="preserve"> de la</w:t>
+      </w:r>
+      <w:r>
+        <w:rPr>
+          <w:lang w:eastAsia="es-CO"/>
+        </w:rPr>
+        <w:t xml:space="preserve"> disminución de su vida útil</w:t>
+      </w:r>
+      <w:r>
+        <w:rPr>
+          <w:lang w:eastAsia="es-CO"/>
+        </w:rPr>
+        <w:t>.</w:t>
+      </w:r>
+      <w:r>
+        <w:rPr>
+          <w:lang w:eastAsia="es-CO"/>
+        </w:rPr>
+        <w:t xml:space="preserve"> </w:t>
+      </w:r>
+      <w:r>
+        <w:rPr>
+          <w:lang w:eastAsia="es-CO"/>
+        </w:rPr>
+        <w:t>S</w:t>
+      </w:r>
+      <w:r>
+        <w:rPr>
+          <w:lang w:eastAsia="es-CO"/>
+        </w:rPr>
+        <w:t>e puede medir con los siguientes criterios:</w:t>
       </w:r>
     </w:p>
     <w:p>
@@ -8645,7 +9252,31 @@
         <w:rPr>
           <w:lang w:eastAsia="es-CO"/>
         </w:rPr>
-        <w:t> este modelo consiste en disminuir del costo inicial el valor de la depreciación acumula, así como, el valor por deterioro si lo hay, en el monumento de cierre del periodo.</w:t>
+        <w:t> este modelo consiste en disminuir del costo inicial el valor de la depreciación acumula</w:t>
+      </w:r>
+      <w:r>
+        <w:rPr>
+          <w:lang w:eastAsia="es-CO"/>
+        </w:rPr>
+        <w:t>da</w:t>
+      </w:r>
+      <w:r>
+        <w:rPr>
+          <w:lang w:eastAsia="es-CO"/>
+        </w:rPr>
+        <w:t>, así como, el valor por deterioro si lo hay, en el mo</w:t>
+      </w:r>
+      <w:r>
+        <w:rPr>
+          <w:lang w:eastAsia="es-CO"/>
+        </w:rPr>
+        <w:t>mento</w:t>
+      </w:r>
+      <w:r>
+        <w:rPr>
+          <w:lang w:eastAsia="es-CO"/>
+        </w:rPr>
+        <w:t xml:space="preserve"> de cierre del periodo.</w:t>
       </w:r>
     </w:p>
     <w:p>
@@ -8668,19 +9299,7 @@
         <w:rPr>
           <w:lang w:eastAsia="es-CO"/>
         </w:rPr>
-        <w:t> </w:t>
-      </w:r>
-      <w:r>
-        <w:rPr>
-          <w:lang w:eastAsia="es-CO"/>
-        </w:rPr>
-        <w:t>l</w:t>
-      </w:r>
-      <w:r>
-        <w:rPr>
-          <w:lang w:eastAsia="es-CO"/>
-        </w:rPr>
-        <w:t>a empresa TRAPITOS S.A., el día primero de marzo compra una máquina de coser por valor de $6.500.000, adicionalmente se canceló servicio de transporte por $250.000, se estima un desmantelamiento en 10 años por valor de $2.000.000 a una tasa de 6</w:t>
+        <w:t> La empresa TRAPITOS S.A., el día primero de marzo compra una máquina de coser por valor de $6.500.000, adicionalmente se canceló servicio de transporte por $250.000, se estima un desmantelamiento en 10 años por valor de $2.000.000 a una tasa de 6</w:t>
       </w:r>
       <w:r>
         <w:rPr>
@@ -8736,7 +9355,21 @@
         <w:rPr>
           <w:lang w:eastAsia="es-CO"/>
         </w:rPr>
-        <w:t>VP= VF/ (1+i)^n</w:t>
+        <w:t>VP= VF/ (1+</w:t>
+      </w:r>
+      <w:proofErr w:type="gramStart"/>
+      <w:r>
+        <w:rPr>
+          <w:lang w:eastAsia="es-CO"/>
+        </w:rPr>
+        <w:t>i)^</w:t>
+      </w:r>
+      <w:proofErr w:type="gramEnd"/>
+      <w:r>
+        <w:rPr>
+          <w:lang w:eastAsia="es-CO"/>
+        </w:rPr>
+        <w:t>n</w:t>
       </w:r>
     </w:p>
     <w:p>
@@ -8751,7 +9384,21 @@
         <w:rPr>
           <w:lang w:eastAsia="es-CO"/>
         </w:rPr>
-        <w:t>VP= $2000000/(1+0.06)^10</w:t>
+        <w:t>VP= $2000000</w:t>
+      </w:r>
+      <w:proofErr w:type="gramStart"/>
+      <w:r>
+        <w:rPr>
+          <w:lang w:eastAsia="es-CO"/>
+        </w:rPr>
+        <w:t>/(</w:t>
+      </w:r>
+      <w:proofErr w:type="gramEnd"/>
+      <w:r>
+        <w:rPr>
+          <w:lang w:eastAsia="es-CO"/>
+        </w:rPr>
+        <w:t>1+0.06)^10</w:t>
       </w:r>
     </w:p>
     <w:p>
@@ -8912,7 +9559,6 @@
           <w:p>
             <w:pPr>
               <w:ind w:firstLine="0"/>
-              <w:jc w:val="center"/>
               <w:rPr>
                 <w:lang w:eastAsia="es-CO"/>
               </w:rPr>
@@ -8932,7 +9578,6 @@
           <w:p>
             <w:pPr>
               <w:ind w:firstLine="0"/>
-              <w:jc w:val="center"/>
               <w:rPr>
                 <w:lang w:eastAsia="es-CO"/>
               </w:rPr>
@@ -8952,7 +9597,6 @@
           <w:p>
             <w:pPr>
               <w:ind w:firstLine="0"/>
-              <w:jc w:val="center"/>
               <w:rPr>
                 <w:lang w:eastAsia="es-CO"/>
               </w:rPr>
@@ -9006,10 +9650,12 @@
           <w:p>
             <w:pPr>
               <w:pStyle w:val="TextoTablas"/>
-              <w:jc w:val="right"/>
             </w:pPr>
             <w:r>
               <w:t>$</w:t>
+            </w:r>
+            <w:r>
+              <w:t xml:space="preserve"> </w:t>
             </w:r>
             <w:r>
               <w:t>9.101.790</w:t>
@@ -9051,10 +9697,12 @@
           <w:p>
             <w:pPr>
               <w:pStyle w:val="TextoTablas"/>
-              <w:jc w:val="right"/>
             </w:pPr>
             <w:r>
               <w:t>$</w:t>
+            </w:r>
+            <w:r>
+              <w:t xml:space="preserve"> </w:t>
             </w:r>
             <w:r>
               <w:t>1.116.790</w:t>
@@ -9105,10 +9753,12 @@
           <w:p>
             <w:pPr>
               <w:pStyle w:val="TextoTablas"/>
-              <w:jc w:val="right"/>
             </w:pPr>
             <w:r>
               <w:t>$</w:t>
+            </w:r>
+            <w:r>
+              <w:t xml:space="preserve"> </w:t>
             </w:r>
             <w:r>
               <w:t>7.985.000</w:t>
@@ -9156,7 +9806,6 @@
           <w:p>
             <w:pPr>
               <w:ind w:firstLine="0"/>
-              <w:jc w:val="center"/>
               <w:rPr>
                 <w:lang w:eastAsia="es-CO"/>
               </w:rPr>
@@ -9176,7 +9825,6 @@
           <w:p>
             <w:pPr>
               <w:ind w:firstLine="0"/>
-              <w:jc w:val="center"/>
               <w:rPr>
                 <w:lang w:eastAsia="es-CO"/>
               </w:rPr>
@@ -9196,7 +9844,6 @@
           <w:p>
             <w:pPr>
               <w:ind w:firstLine="0"/>
-              <w:jc w:val="center"/>
               <w:rPr>
                 <w:lang w:eastAsia="es-CO"/>
               </w:rPr>
@@ -9247,10 +9894,15 @@
           <w:p>
             <w:pPr>
               <w:pStyle w:val="TextoTablas"/>
-              <w:jc w:val="right"/>
-            </w:pPr>
-            <w:r>
-              <w:t>$758.480</w:t>
+            </w:pPr>
+            <w:r>
+              <w:t>$</w:t>
+            </w:r>
+            <w:r>
+              <w:t xml:space="preserve"> </w:t>
+            </w:r>
+            <w:r>
+              <w:t>758.480</w:t>
             </w:r>
           </w:p>
         </w:tc>
@@ -9301,10 +9953,15 @@
           <w:p>
             <w:pPr>
               <w:pStyle w:val="TextoTablas"/>
-              <w:jc w:val="right"/>
-            </w:pPr>
-            <w:r>
-              <w:t>$758.480</w:t>
+            </w:pPr>
+            <w:r>
+              <w:t>$</w:t>
+            </w:r>
+            <w:r>
+              <w:t xml:space="preserve"> </w:t>
+            </w:r>
+            <w:r>
+              <w:t>758.480</w:t>
             </w:r>
           </w:p>
         </w:tc>
@@ -9347,7 +10004,6 @@
           <w:p>
             <w:pPr>
               <w:ind w:firstLine="0"/>
-              <w:jc w:val="center"/>
               <w:rPr>
                 <w:lang w:eastAsia="es-CO"/>
               </w:rPr>
@@ -9367,7 +10023,6 @@
           <w:p>
             <w:pPr>
               <w:ind w:firstLine="0"/>
-              <w:jc w:val="center"/>
               <w:rPr>
                 <w:lang w:eastAsia="es-CO"/>
               </w:rPr>
@@ -9408,7 +10063,6 @@
           <w:p>
             <w:pPr>
               <w:pStyle w:val="TextoTablas"/>
-              <w:jc w:val="center"/>
             </w:pPr>
             <w:r>
               <w:t>6,00</w:t>
@@ -9449,7 +10103,6 @@
           <w:p>
             <w:pPr>
               <w:pStyle w:val="TextoTablas"/>
-              <w:jc w:val="center"/>
             </w:pPr>
             <w:r>
               <w:t>5,84</w:t>
@@ -9493,7 +10146,6 @@
           <w:p>
             <w:pPr>
               <w:pStyle w:val="TextoTablas"/>
-              <w:jc w:val="center"/>
             </w:pPr>
             <w:r>
               <w:t>0,487</w:t>
@@ -9514,18 +10166,25 @@
           <w:lang w:eastAsia="es-CO"/>
         </w:rPr>
       </w:pPr>
-    </w:p>
-    <w:p>
-      <w:pPr>
-        <w:rPr>
-          <w:lang w:eastAsia="es-CO"/>
-        </w:rPr>
-      </w:pPr>
-      <w:r>
-        <w:rPr>
-          <w:lang w:eastAsia="es-CO"/>
-        </w:rPr>
-        <w:t>VF=VP (1+TI)^n</w:t>
+      <w:r>
+        <w:rPr>
+          <w:lang w:eastAsia="es-CO"/>
+        </w:rPr>
+        <w:t>VF=VP (1+</w:t>
+      </w:r>
+      <w:proofErr w:type="gramStart"/>
+      <w:r>
+        <w:rPr>
+          <w:lang w:eastAsia="es-CO"/>
+        </w:rPr>
+        <w:t>TI)^</w:t>
+      </w:r>
+      <w:proofErr w:type="gramEnd"/>
+      <w:r>
+        <w:rPr>
+          <w:lang w:eastAsia="es-CO"/>
+        </w:rPr>
+        <w:t>n</w:t>
       </w:r>
     </w:p>
     <w:p>
@@ -9574,7 +10233,21 @@
         <w:rPr>
           <w:lang w:eastAsia="es-CO"/>
         </w:rPr>
-        <w:t>790 (1+0.00487)^10</w:t>
+        <w:t>790 (1+0.</w:t>
+      </w:r>
+      <w:proofErr w:type="gramStart"/>
+      <w:r>
+        <w:rPr>
+          <w:lang w:eastAsia="es-CO"/>
+        </w:rPr>
+        <w:t>00487)^</w:t>
+      </w:r>
+      <w:proofErr w:type="gramEnd"/>
+      <w:r>
+        <w:rPr>
+          <w:lang w:eastAsia="es-CO"/>
+        </w:rPr>
+        <w:t>10</w:t>
       </w:r>
     </w:p>
     <w:p>
@@ -9786,7 +10459,6 @@
           <w:p>
             <w:pPr>
               <w:ind w:firstLine="0"/>
-              <w:jc w:val="center"/>
               <w:rPr>
                 <w:lang w:eastAsia="es-CO"/>
               </w:rPr>
@@ -9806,7 +10478,6 @@
           <w:p>
             <w:pPr>
               <w:ind w:firstLine="0"/>
-              <w:jc w:val="center"/>
               <w:rPr>
                 <w:lang w:eastAsia="es-CO"/>
               </w:rPr>
@@ -9826,7 +10497,6 @@
           <w:p>
             <w:pPr>
               <w:ind w:firstLine="0"/>
-              <w:jc w:val="center"/>
               <w:rPr>
                 <w:lang w:eastAsia="es-CO"/>
               </w:rPr>
@@ -9846,7 +10516,6 @@
           <w:p>
             <w:pPr>
               <w:ind w:firstLine="0"/>
-              <w:jc w:val="center"/>
               <w:rPr>
                 <w:lang w:eastAsia="es-CO"/>
               </w:rPr>
@@ -9903,10 +10572,15 @@
           <w:p>
             <w:pPr>
               <w:pStyle w:val="TextoTablas"/>
-              <w:jc w:val="right"/>
-            </w:pPr>
-            <w:r>
-              <w:t>$55.567</w:t>
+            </w:pPr>
+            <w:r>
+              <w:t>$</w:t>
+            </w:r>
+            <w:r>
+              <w:t xml:space="preserve"> </w:t>
+            </w:r>
+            <w:r>
+              <w:t>55.567</w:t>
             </w:r>
           </w:p>
         </w:tc>
@@ -9917,7 +10591,6 @@
           <w:p>
             <w:pPr>
               <w:pStyle w:val="TextoTablas"/>
-              <w:jc w:val="right"/>
             </w:pPr>
             <w:r>
               <w:t>-</w:t>
@@ -9959,7 +10632,6 @@
           <w:p>
             <w:pPr>
               <w:pStyle w:val="TextoTablas"/>
-              <w:jc w:val="right"/>
             </w:pPr>
             <w:r>
               <w:t>-</w:t>
@@ -9973,10 +10645,15 @@
           <w:p>
             <w:pPr>
               <w:pStyle w:val="TextoTablas"/>
-              <w:jc w:val="right"/>
-            </w:pPr>
-            <w:r>
-              <w:t>$55.567</w:t>
+            </w:pPr>
+            <w:r>
+              <w:t>$</w:t>
+            </w:r>
+            <w:r>
+              <w:t xml:space="preserve"> </w:t>
+            </w:r>
+            <w:r>
+              <w:t>55.567</w:t>
             </w:r>
           </w:p>
         </w:tc>
@@ -10074,6 +10751,12 @@
         <w:rPr>
           <w:lang w:eastAsia="es-CO"/>
         </w:rPr>
+        <w:t xml:space="preserve"> </w:t>
+      </w:r>
+      <w:r>
+        <w:rPr>
+          <w:lang w:eastAsia="es-CO"/>
+        </w:rPr>
         <w:t xml:space="preserve">6.500.000 - </w:t>
       </w:r>
       <w:r>
@@ -10081,6 +10764,12 @@
           <w:lang w:eastAsia="es-CO"/>
         </w:rPr>
         <w:t>$</w:t>
+      </w:r>
+      <w:r>
+        <w:rPr>
+          <w:lang w:eastAsia="es-CO"/>
+        </w:rPr>
+        <w:t xml:space="preserve"> </w:t>
       </w:r>
       <w:r>
         <w:rPr>
@@ -10134,6 +10823,12 @@
         <w:rPr>
           <w:lang w:eastAsia="es-CO"/>
         </w:rPr>
+        <w:t xml:space="preserve"> </w:t>
+      </w:r>
+      <w:r>
+        <w:rPr>
+          <w:lang w:eastAsia="es-CO"/>
+        </w:rPr>
         <w:t xml:space="preserve">8.000.000 – </w:t>
       </w:r>
       <w:r>
@@ -10141,6 +10836,12 @@
           <w:lang w:eastAsia="es-CO"/>
         </w:rPr>
         <w:t>$</w:t>
+      </w:r>
+      <w:r>
+        <w:rPr>
+          <w:lang w:eastAsia="es-CO"/>
+        </w:rPr>
+        <w:t xml:space="preserve"> </w:t>
       </w:r>
       <w:r>
         <w:rPr>
@@ -10194,6 +10895,12 @@
         <w:rPr>
           <w:lang w:eastAsia="es-CO"/>
         </w:rPr>
+        <w:t xml:space="preserve"> </w:t>
+      </w:r>
+      <w:r>
+        <w:rPr>
+          <w:lang w:eastAsia="es-CO"/>
+        </w:rPr>
         <w:t xml:space="preserve">2.258.480 / </w:t>
       </w:r>
       <w:r>
@@ -10201,6 +10908,12 @@
           <w:lang w:eastAsia="es-CO"/>
         </w:rPr>
         <w:t>$</w:t>
+      </w:r>
+      <w:r>
+        <w:rPr>
+          <w:lang w:eastAsia="es-CO"/>
+        </w:rPr>
+        <w:t xml:space="preserve"> </w:t>
       </w:r>
       <w:r>
         <w:rPr>
@@ -10266,6 +10979,12 @@
         <w:rPr>
           <w:lang w:eastAsia="es-CO"/>
         </w:rPr>
+        <w:t xml:space="preserve"> </w:t>
+      </w:r>
+      <w:r>
+        <w:rPr>
+          <w:lang w:eastAsia="es-CO"/>
+        </w:rPr>
         <w:t>758.480*39,34</w:t>
       </w:r>
       <w:r>
@@ -10285,6 +11004,12 @@
           <w:lang w:eastAsia="es-CO"/>
         </w:rPr>
         <w:t>$</w:t>
+      </w:r>
+      <w:r>
+        <w:rPr>
+          <w:lang w:eastAsia="es-CO"/>
+        </w:rPr>
+        <w:t xml:space="preserve"> </w:t>
       </w:r>
       <w:r>
         <w:rPr>
@@ -10338,6 +11063,12 @@
         <w:rPr>
           <w:lang w:eastAsia="es-CO"/>
         </w:rPr>
+        <w:t xml:space="preserve"> </w:t>
+      </w:r>
+      <w:r>
+        <w:rPr>
+          <w:lang w:eastAsia="es-CO"/>
+        </w:rPr>
         <w:t>6.500.000*39.34</w:t>
       </w:r>
       <w:r>
@@ -10357,6 +11088,12 @@
           <w:lang w:eastAsia="es-CO"/>
         </w:rPr>
         <w:t>$</w:t>
+      </w:r>
+      <w:r>
+        <w:rPr>
+          <w:lang w:eastAsia="es-CO"/>
+        </w:rPr>
+        <w:t xml:space="preserve"> </w:t>
       </w:r>
       <w:r>
         <w:rPr>
@@ -10422,7 +11159,6 @@
           <w:p>
             <w:pPr>
               <w:ind w:firstLine="0"/>
-              <w:jc w:val="center"/>
               <w:rPr>
                 <w:lang w:eastAsia="es-CO"/>
               </w:rPr>
@@ -10442,7 +11178,6 @@
           <w:p>
             <w:pPr>
               <w:ind w:firstLine="0"/>
-              <w:jc w:val="center"/>
               <w:rPr>
                 <w:lang w:eastAsia="es-CO"/>
               </w:rPr>
@@ -10462,7 +11197,6 @@
           <w:p>
             <w:pPr>
               <w:ind w:firstLine="0"/>
-              <w:jc w:val="center"/>
               <w:rPr>
                 <w:lang w:eastAsia="es-CO"/>
               </w:rPr>
@@ -10482,7 +11216,6 @@
           <w:p>
             <w:pPr>
               <w:ind w:firstLine="0"/>
-              <w:jc w:val="center"/>
               <w:rPr>
                 <w:lang w:eastAsia="es-CO"/>
               </w:rPr>
@@ -10533,10 +11266,15 @@
           <w:p>
             <w:pPr>
               <w:pStyle w:val="TextoTablas"/>
-              <w:jc w:val="right"/>
-            </w:pPr>
-            <w:r>
-              <w:t>$2.535.000</w:t>
+            </w:pPr>
+            <w:r>
+              <w:t>$</w:t>
+            </w:r>
+            <w:r>
+              <w:t xml:space="preserve"> </w:t>
+            </w:r>
+            <w:r>
+              <w:t>2.535.000</w:t>
             </w:r>
           </w:p>
         </w:tc>
@@ -10547,7 +11285,6 @@
           <w:p>
             <w:pPr>
               <w:pStyle w:val="TextoTablas"/>
-              <w:jc w:val="right"/>
             </w:pPr>
             <w:r>
               <w:t>-</w:t>
@@ -10589,7 +11326,6 @@
           <w:p>
             <w:pPr>
               <w:pStyle w:val="TextoTablas"/>
-              <w:jc w:val="right"/>
             </w:pPr>
             <w:r>
               <w:t>-</w:t>
@@ -10603,10 +11339,18 @@
           <w:p>
             <w:pPr>
               <w:pStyle w:val="TextoTablas"/>
-              <w:jc w:val="right"/>
-            </w:pPr>
-            <w:r>
-              <w:t>$298.386</w:t>
+            </w:pPr>
+            <w:r>
+              <w:t xml:space="preserve"> </w:t>
+            </w:r>
+            <w:r>
+              <w:t>$</w:t>
+            </w:r>
+            <w:r>
+              <w:t xml:space="preserve"> </w:t>
+            </w:r>
+            <w:r>
+              <w:t>298.386</w:t>
             </w:r>
           </w:p>
         </w:tc>
@@ -10654,7 +11398,6 @@
           <w:p>
             <w:pPr>
               <w:pStyle w:val="TextoTablas"/>
-              <w:jc w:val="right"/>
             </w:pPr>
             <w:r>
               <w:t>-</w:t>
@@ -10668,10 +11411,15 @@
           <w:p>
             <w:pPr>
               <w:pStyle w:val="TextoTablas"/>
-              <w:jc w:val="right"/>
-            </w:pPr>
-            <w:r>
-              <w:t>$2.236.614</w:t>
+            </w:pPr>
+            <w:r>
+              <w:t>$</w:t>
+            </w:r>
+            <w:r>
+              <w:t xml:space="preserve"> </w:t>
+            </w:r>
+            <w:r>
+              <w:t>2.236.614</w:t>
             </w:r>
           </w:p>
         </w:tc>
@@ -10694,354 +11442,385 @@
       </w:pPr>
       <w:r>
         <w:rPr>
+          <w:lang w:eastAsia="es-CO"/>
+        </w:rPr>
+        <w:lastRenderedPageBreak/>
+        <w:t>Presentación y revelación: la propiedad, planta y equipo se presenta y se revela teniendo en cuenta el criterio de medición de cada uno de los elementos de propiedad, planta y equipo, los métodos de depreciación utilizados, los años de vida útil, el valor de salvamento, que es el valor residual que queda del activo después de su depreciación transcurrido los años de vida útil, si se presentó deterioro por cualquier factor en el transcurso del tiempo, los incrementos o disminuciones surgidas de revaluaciones, por diferencia en cambio, sí se presenta, entre otras variaciones.</w:t>
+      </w:r>
+    </w:p>
+    <w:p>
+      <w:pPr>
+        <w:rPr>
+          <w:lang w:eastAsia="es-CO"/>
+        </w:rPr>
+      </w:pPr>
+      <w:r>
+        <w:rPr>
+          <w:lang w:eastAsia="es-CO"/>
+        </w:rPr>
+        <w:t>Norma Internacional de Contabilidad número dieciséis. Propiedad planta y equipo,</w:t>
+      </w:r>
+      <w:r>
+        <w:rPr>
           <w:b/>
           <w:bCs/>
           <w:lang w:eastAsia="es-CO"/>
         </w:rPr>
+        <w:t xml:space="preserve"> </w:t>
+      </w:r>
+      <w:r>
+        <w:rPr>
+          <w:lang w:val="es-419" w:eastAsia="es-CO"/>
+        </w:rPr>
+        <w:t xml:space="preserve">se invita a consultar </w:t>
+      </w:r>
+      <w:r>
+        <w:rPr>
+          <w:lang w:val="es-419" w:eastAsia="es-CO"/>
+        </w:rPr>
+        <w:t xml:space="preserve">la carpeta de anexos, el documento llamado </w:t>
+      </w:r>
+      <w:r>
+        <w:rPr>
+          <w:lang w:val="es-419" w:eastAsia="es-CO"/>
+        </w:rPr>
+        <w:t>a</w:t>
+      </w:r>
+      <w:r>
+        <w:rPr>
+          <w:lang w:val="es-419" w:eastAsia="es-CO"/>
+        </w:rPr>
+        <w:t>nexo</w:t>
+      </w:r>
+      <w:r>
+        <w:rPr>
+          <w:lang w:val="es-419" w:eastAsia="es-CO"/>
+        </w:rPr>
+        <w:t xml:space="preserve"> 2. </w:t>
+      </w:r>
+      <w:r>
+        <w:rPr>
+          <w:lang w:val="es-419" w:eastAsia="es-CO"/>
+        </w:rPr>
+        <w:t>Norma NIC 40</w:t>
+      </w:r>
+      <w:r>
+        <w:rPr>
+          <w:lang w:val="es-419" w:eastAsia="es-CO"/>
+        </w:rPr>
+        <w:t>.</w:t>
+      </w:r>
+    </w:p>
+    <w:p>
+      <w:pPr>
+        <w:rPr>
+          <w:lang w:eastAsia="es-CO"/>
+        </w:rPr>
+      </w:pPr>
+    </w:p>
+    <w:p>
+      <w:pPr>
+        <w:rPr>
+          <w:lang w:eastAsia="es-CO"/>
+        </w:rPr>
+      </w:pPr>
+    </w:p>
+    <w:p>
+      <w:pPr>
+        <w:rPr>
+          <w:lang w:eastAsia="es-CO"/>
+        </w:rPr>
+      </w:pPr>
+    </w:p>
+    <w:p>
+      <w:pPr>
+        <w:rPr>
+          <w:lang w:eastAsia="es-CO"/>
+        </w:rPr>
+      </w:pPr>
+    </w:p>
+    <w:p>
+      <w:pPr>
+        <w:rPr>
+          <w:lang w:eastAsia="es-CO"/>
+        </w:rPr>
+      </w:pPr>
+    </w:p>
+    <w:p>
+      <w:pPr>
+        <w:rPr>
+          <w:lang w:eastAsia="es-CO"/>
+        </w:rPr>
+      </w:pPr>
+    </w:p>
+    <w:p>
+      <w:pPr>
+        <w:rPr>
+          <w:lang w:eastAsia="es-CO"/>
+        </w:rPr>
+      </w:pPr>
+    </w:p>
+    <w:p>
+      <w:pPr>
+        <w:rPr>
+          <w:lang w:eastAsia="es-CO"/>
+        </w:rPr>
+      </w:pPr>
+    </w:p>
+    <w:p>
+      <w:pPr>
+        <w:rPr>
+          <w:lang w:eastAsia="es-CO"/>
+        </w:rPr>
+      </w:pPr>
+    </w:p>
+    <w:p>
+      <w:pPr>
+        <w:rPr>
+          <w:lang w:eastAsia="es-CO"/>
+        </w:rPr>
+      </w:pPr>
+    </w:p>
+    <w:p>
+      <w:pPr>
+        <w:pStyle w:val="Ttulo1"/>
+      </w:pPr>
+      <w:bookmarkStart w:id="7" w:name="_Toc198377347"/>
+      <w:r>
         <w:lastRenderedPageBreak/>
-        <w:t>Presentación y revelación:</w:t>
-      </w:r>
-      <w:r>
-        <w:rPr>
-          <w:lang w:eastAsia="es-CO"/>
-        </w:rPr>
-        <w:t> la propiedad, planta y equipo se presenta y se revela teniendo en cuenta el criterio de medición de cada uno de los elementos de propiedad, planta y equipo, los métodos de depreciación utilizados, los años de vida útil, el valor de salvamento que es el valor residual que queda del activo después de su depreciación transcurrido los años de vida útil, si se presentó deterioro por cualquier factor en el transcurso del tiempo, los incrementos o disminuciones surgidas de revaluaciones, por diferencia en cambio sí se presenta, entre otras variaciones.</w:t>
-      </w:r>
-    </w:p>
-    <w:p>
-      <w:pPr>
-        <w:rPr>
-          <w:lang w:eastAsia="es-CO"/>
-        </w:rPr>
-      </w:pPr>
-      <w:r>
-        <w:rPr>
-          <w:lang w:eastAsia="es-CO"/>
-        </w:rPr>
-        <w:t>Norma Internacional de Contabilidad número dieciséis. Propiedad planta y equipo,</w:t>
-      </w:r>
-      <w:r>
+        <w:t xml:space="preserve">Propiedades de </w:t>
+      </w:r>
+      <w:r>
+        <w:t>i</w:t>
+      </w:r>
+      <w:r>
+        <w:t>nversión</w:t>
+      </w:r>
+      <w:bookmarkEnd w:id="7"/>
+    </w:p>
+    <w:p>
+      <w:pPr>
+        <w:rPr>
+          <w:rFonts w:ascii="Calibri" w:eastAsiaTheme="majorEastAsia" w:hAnsi="Calibri" w:cstheme="majorBidi"/>
+          <w:b/>
+          <w:color w:val="000000" w:themeColor="text1"/>
+          <w:kern w:val="0"/>
+          <w:sz w:val="32"/>
+          <w:szCs w:val="26"/>
+          <w14:ligatures w14:val="none"/>
+        </w:rPr>
+      </w:pPr>
+      <w:bookmarkStart w:id="8" w:name="_Toc198377348"/>
+      <w:r>
+        <w:t>Son activos de los cuales se espera obtener rendimientos a futuro, generando ingresos no operacionales para la empresa, como son el arriendo de los terrenos, edificios, casas, locales, entre otros. De estos, se obtiene una contraprestación en dinero que incrementa la economía de los propietarios; además, el terreno se valoriza. Por ende, a largo plazo, se obtiene una utilidad cuando el activo es vendido. Por esto, la importancia que revisten las inversiones, no solo en las empresas, sino también en las personas naturales, que para muchos es su actividad diaria. Igualmente, algunas personas piensan que invertir es un riesgo, aunque en realidad es una oportunidad para crecer financieramente.</w:t>
+      </w:r>
+    </w:p>
+    <w:p>
+      <w:pPr>
+        <w:pStyle w:val="Ttulo2"/>
+      </w:pPr>
+      <w:r>
+        <w:t>Política contable</w:t>
+      </w:r>
+      <w:bookmarkEnd w:id="8"/>
+    </w:p>
+    <w:p>
+      <w:pPr>
+        <w:rPr>
+          <w:lang w:val="es-419" w:eastAsia="es-CO"/>
+        </w:rPr>
+      </w:pPr>
+      <w:r>
+        <w:rPr>
+          <w:lang w:val="es-419" w:eastAsia="es-CO"/>
+        </w:rPr>
+        <w:t>Las políticas contables deben ser coherentes, claras y legibles; por ello, se debe tener en cuenta la Norma Internacional de Contabilidad (NIC) 8 para NIIF plenas y Norma NIIF para Pymes en la sección 10 “</w:t>
+      </w:r>
+      <w:r>
+        <w:rPr>
+          <w:lang w:val="es-419" w:eastAsia="es-CO"/>
+        </w:rPr>
+        <w:t>p</w:t>
+      </w:r>
+      <w:r>
+        <w:rPr>
+          <w:lang w:val="es-419" w:eastAsia="es-CO"/>
+        </w:rPr>
+        <w:t xml:space="preserve">olíticas, </w:t>
+      </w:r>
+      <w:r>
+        <w:rPr>
+          <w:lang w:val="es-419" w:eastAsia="es-CO"/>
+        </w:rPr>
+        <w:t>e</w:t>
+      </w:r>
+      <w:r>
+        <w:rPr>
+          <w:lang w:val="es-419" w:eastAsia="es-CO"/>
+        </w:rPr>
+        <w:t xml:space="preserve">stimaciones </w:t>
+      </w:r>
+      <w:r>
+        <w:rPr>
+          <w:lang w:val="es-419" w:eastAsia="es-CO"/>
+        </w:rPr>
+        <w:t>y</w:t>
+      </w:r>
+      <w:r>
+        <w:rPr>
+          <w:lang w:val="es-419" w:eastAsia="es-CO"/>
+        </w:rPr>
+        <w:t xml:space="preserve"> </w:t>
+      </w:r>
+      <w:r>
+        <w:rPr>
+          <w:lang w:val="es-419" w:eastAsia="es-CO"/>
+        </w:rPr>
+        <w:t>e</w:t>
+      </w:r>
+      <w:r>
+        <w:rPr>
+          <w:lang w:val="es-419" w:eastAsia="es-CO"/>
+        </w:rPr>
+        <w:t xml:space="preserve">rrores </w:t>
+      </w:r>
+      <w:r>
+        <w:rPr>
+          <w:lang w:val="es-419" w:eastAsia="es-CO"/>
+        </w:rPr>
+        <w:t>c</w:t>
+      </w:r>
+      <w:r>
+        <w:rPr>
+          <w:lang w:val="es-419" w:eastAsia="es-CO"/>
+        </w:rPr>
+        <w:t>ontables” de acuerdo con el tipo de empresa y grupo de presentación de información financiera.</w:t>
+      </w:r>
+    </w:p>
+    <w:p>
+      <w:pPr>
+        <w:rPr>
+          <w:lang w:val="es-419" w:eastAsia="es-CO"/>
+        </w:rPr>
+      </w:pPr>
+      <w:r>
+        <w:rPr>
+          <w:lang w:val="es-419" w:eastAsia="es-CO"/>
+        </w:rPr>
+        <w:t>Para la elaboración de las políticas contables de las propiedades de inversión, es importante tener en cuenta los criterios de reconocimiento, medición, presentación y revelación, establecidos en la Norma Internacional de Contabilidad (NIC) 40.</w:t>
+      </w:r>
+    </w:p>
+    <w:p>
+      <w:pPr>
+        <w:rPr>
+          <w:lang w:val="es-419" w:eastAsia="es-CO"/>
+        </w:rPr>
+      </w:pPr>
+      <w:r>
+        <w:rPr>
+          <w:lang w:val="es-419" w:eastAsia="es-CO"/>
+        </w:rPr>
+        <w:t xml:space="preserve">La medición inicial se realiza aplicando el modelo del costo y en la medición posterior se efectúa a valor razonable, con cambios en el resultado, que afectan la utilidad del ejercicio. Sin embargo, en las propiedades de inversión se puede establecer en la política contable el criterio de medición al costo en casos específicos donde sea imposible medir a valor razonable. Es importante hacer referencia a que la norma </w:t>
+      </w:r>
+      <w:r>
+        <w:rPr>
+          <w:lang w:val="es-419" w:eastAsia="es-CO"/>
+        </w:rPr>
+        <w:lastRenderedPageBreak/>
+        <w:t>solicita que todas las entidades midan a valor razonable, sin embargo, esto no es una obligación, pero sí se debe tener presente el mejor criterio que beneficie a la entidad. Por último, se debe tener en cuenta que, al momento de vender una propiedad de inversión, se reconoce a valor razonable, sin importar el criterio de medición establecido para la empresa.</w:t>
+      </w:r>
+    </w:p>
+    <w:p>
+      <w:pPr>
+        <w:pStyle w:val="Ttulo3"/>
+      </w:pPr>
+      <w:r>
+        <w:t>Deterioro de propiedad de inversión</w:t>
+      </w:r>
+    </w:p>
+    <w:p>
+      <w:pPr>
+        <w:rPr>
+          <w:lang w:eastAsia="es-CO"/>
+        </w:rPr>
+      </w:pPr>
+      <w:r>
+        <w:rPr>
+          <w:lang w:val="es-419" w:eastAsia="es-CO"/>
+        </w:rPr>
+        <w:t>El deterioro de valor de una propiedad de inversión hace referencia a la pérdida de dinero que puede presentar el bien por eventos imprevistos, disminuyendo el valor de este en la contabilidad</w:t>
+      </w:r>
+      <w:r>
+        <w:rPr>
+          <w:lang w:val="es-419" w:eastAsia="es-CO"/>
+        </w:rPr>
+        <w:t xml:space="preserve">, </w:t>
+      </w:r>
+      <w:r>
+        <w:rPr>
+          <w:lang w:val="es-419" w:eastAsia="es-CO"/>
+        </w:rPr>
+        <w:t xml:space="preserve">se invita a consultar </w:t>
+      </w:r>
+      <w:r>
+        <w:rPr>
+          <w:lang w:val="es-419" w:eastAsia="es-CO"/>
+        </w:rPr>
+        <w:t xml:space="preserve">la carpeta de anexos, el documento llamado </w:t>
+      </w:r>
+      <w:r>
+        <w:rPr>
+          <w:lang w:val="es-419" w:eastAsia="es-CO"/>
+        </w:rPr>
+        <w:t>a</w:t>
+      </w:r>
+      <w:r>
+        <w:rPr>
+          <w:lang w:val="es-419" w:eastAsia="es-CO"/>
+        </w:rPr>
+        <w:t>nexo</w:t>
+      </w:r>
+      <w:r>
+        <w:rPr>
+          <w:lang w:val="es-419" w:eastAsia="es-CO"/>
+        </w:rPr>
+        <w:t xml:space="preserve"> 3. </w:t>
+      </w:r>
+      <w:r>
+        <w:rPr>
+          <w:lang w:val="es-419" w:eastAsia="es-CO"/>
+        </w:rPr>
+        <w:t>Deterioro PPI</w:t>
+      </w:r>
+      <w:r>
+        <w:rPr>
+          <w:lang w:val="es-419" w:eastAsia="es-CO"/>
+        </w:rPr>
+        <w:t>.</w:t>
+      </w:r>
+    </w:p>
+    <w:p>
+      <w:pPr>
         <w:rPr>
           <w:b/>
           <w:bCs/>
           <w:lang w:eastAsia="es-CO"/>
         </w:rPr>
-        <w:t xml:space="preserve"> </w:t>
-      </w:r>
-      <w:r>
-        <w:rPr>
-          <w:lang w:val="es-419" w:eastAsia="es-CO"/>
-        </w:rPr>
-        <w:t xml:space="preserve">se invita a consultar </w:t>
-      </w:r>
-      <w:r>
-        <w:rPr>
-          <w:lang w:val="es-419" w:eastAsia="es-CO"/>
-        </w:rPr>
-        <w:t xml:space="preserve">la carpeta de anexos, el documento llamado </w:t>
-      </w:r>
-      <w:r>
-        <w:rPr>
-          <w:lang w:val="es-419" w:eastAsia="es-CO"/>
-        </w:rPr>
-        <w:t>a</w:t>
-      </w:r>
-      <w:r>
-        <w:rPr>
-          <w:lang w:val="es-419" w:eastAsia="es-CO"/>
-        </w:rPr>
-        <w:t>nexo</w:t>
-      </w:r>
-      <w:r>
-        <w:rPr>
-          <w:lang w:val="es-419" w:eastAsia="es-CO"/>
-        </w:rPr>
-        <w:t xml:space="preserve"> 2. </w:t>
-      </w:r>
-      <w:r>
-        <w:rPr>
-          <w:lang w:val="es-419" w:eastAsia="es-CO"/>
-        </w:rPr>
-        <w:t>Norma NIC 40</w:t>
-      </w:r>
-      <w:r>
-        <w:rPr>
-          <w:lang w:val="es-419" w:eastAsia="es-CO"/>
-        </w:rPr>
-        <w:t>.</w:t>
-      </w:r>
-    </w:p>
-    <w:p>
-      <w:pPr>
-        <w:rPr>
-          <w:lang w:eastAsia="es-CO"/>
-        </w:rPr>
-      </w:pPr>
-    </w:p>
-    <w:p>
-      <w:pPr>
-        <w:rPr>
-          <w:lang w:eastAsia="es-CO"/>
-        </w:rPr>
-      </w:pPr>
-    </w:p>
-    <w:p>
-      <w:pPr>
-        <w:rPr>
-          <w:lang w:eastAsia="es-CO"/>
-        </w:rPr>
-      </w:pPr>
-    </w:p>
-    <w:p>
-      <w:pPr>
-        <w:rPr>
-          <w:lang w:eastAsia="es-CO"/>
-        </w:rPr>
-      </w:pPr>
-    </w:p>
-    <w:p>
-      <w:pPr>
-        <w:rPr>
-          <w:lang w:eastAsia="es-CO"/>
-        </w:rPr>
-      </w:pPr>
-    </w:p>
-    <w:p>
-      <w:pPr>
-        <w:rPr>
-          <w:lang w:eastAsia="es-CO"/>
-        </w:rPr>
-      </w:pPr>
-    </w:p>
-    <w:p>
-      <w:pPr>
-        <w:rPr>
-          <w:lang w:eastAsia="es-CO"/>
-        </w:rPr>
-      </w:pPr>
-    </w:p>
-    <w:p>
-      <w:pPr>
-        <w:rPr>
-          <w:lang w:eastAsia="es-CO"/>
-        </w:rPr>
-      </w:pPr>
-    </w:p>
-    <w:p>
-      <w:pPr>
-        <w:rPr>
-          <w:lang w:eastAsia="es-CO"/>
-        </w:rPr>
-      </w:pPr>
-    </w:p>
-    <w:p>
-      <w:pPr>
-        <w:rPr>
-          <w:lang w:eastAsia="es-CO"/>
-        </w:rPr>
-      </w:pPr>
-    </w:p>
-    <w:p>
-      <w:pPr>
-        <w:pStyle w:val="Ttulo1"/>
-      </w:pPr>
-      <w:bookmarkStart w:id="7" w:name="_Toc198377347"/>
-      <w:r>
-        <w:lastRenderedPageBreak/>
-        <w:t xml:space="preserve">Propiedades de </w:t>
-      </w:r>
-      <w:r>
-        <w:t>i</w:t>
-      </w:r>
-      <w:r>
-        <w:t>nversión</w:t>
-      </w:r>
-      <w:bookmarkEnd w:id="7"/>
-    </w:p>
-    <w:p>
-      <w:pPr>
-        <w:rPr>
-          <w:lang w:val="es-419" w:eastAsia="es-CO"/>
-        </w:rPr>
-      </w:pPr>
-      <w:r>
-        <w:rPr>
-          <w:lang w:val="es-419" w:eastAsia="es-CO"/>
-        </w:rPr>
-        <w:t xml:space="preserve">Son activos de los cuales se espera obtener rendimientos a futuro, generando ingresos no operacionales para la empresa, como son el arriendo de los terrenos, edificios, casas, locales, entre otros. De estos, se obtiene una contraprestación en dinero que incrementa la economía de los propietarios; además, el terreno se valoriza. Por ende, a largo plazo, se obtiene una utilidad cuando el activo es vendido. Por esto, la importancia que revisten las inversiones, no solo en las empresas, sino también, en las personas naturales, que </w:t>
-      </w:r>
-      <w:r>
-        <w:rPr>
-          <w:lang w:val="es-419" w:eastAsia="es-CO"/>
-        </w:rPr>
-        <w:t>p</w:t>
-      </w:r>
-      <w:r>
-        <w:rPr>
-          <w:lang w:val="es-419" w:eastAsia="es-CO"/>
-        </w:rPr>
-        <w:t>ara muchos es su actividad diaria igualmente, algunas personas piensan que invertir es un riesgo, aunque en realidad es una oportunidad para crecer financieramente.</w:t>
-      </w:r>
-    </w:p>
-    <w:p>
-      <w:pPr>
-        <w:pStyle w:val="Ttulo2"/>
-      </w:pPr>
-      <w:bookmarkStart w:id="8" w:name="_Toc198377348"/>
-      <w:r>
-        <w:t>Política contable</w:t>
-      </w:r>
-      <w:bookmarkEnd w:id="8"/>
-    </w:p>
-    <w:p>
-      <w:pPr>
-        <w:rPr>
-          <w:lang w:val="es-419" w:eastAsia="es-CO"/>
-        </w:rPr>
-      </w:pPr>
-      <w:r>
-        <w:rPr>
-          <w:lang w:val="es-419" w:eastAsia="es-CO"/>
-        </w:rPr>
-        <w:t xml:space="preserve">Las políticas contables deben ser coherentes, claras y legibles; por ello, se debe tener en cuenta la Norma Internacional de Contabilidad (NIC) 8 para NIIF plenas y Norma NIIF para Pymes en la sección 10 “Políticas, Estimaciones </w:t>
-      </w:r>
-      <w:r>
-        <w:rPr>
-          <w:lang w:val="es-419" w:eastAsia="es-CO"/>
-        </w:rPr>
-        <w:t>y</w:t>
-      </w:r>
-      <w:r>
-        <w:rPr>
-          <w:lang w:val="es-419" w:eastAsia="es-CO"/>
-        </w:rPr>
-        <w:t xml:space="preserve"> Errores Contables” de acuerdo con el tipo de empresa y grupo de presentación de información financiera.</w:t>
-      </w:r>
-    </w:p>
-    <w:p>
-      <w:pPr>
-        <w:rPr>
-          <w:lang w:val="es-419" w:eastAsia="es-CO"/>
-        </w:rPr>
-      </w:pPr>
-      <w:r>
-        <w:rPr>
-          <w:lang w:val="es-419" w:eastAsia="es-CO"/>
-        </w:rPr>
-        <w:t>Para la elaboración de las políticas contables de las propiedades de inversión es importante tener en cuenta los criterios de reconocimiento, medición, presentación y revelación, establecidos en la Norma Internacional de Contabilidad (NIC) 40.</w:t>
-      </w:r>
-    </w:p>
-    <w:p>
-      <w:pPr>
-        <w:rPr>
-          <w:lang w:val="es-419" w:eastAsia="es-CO"/>
-        </w:rPr>
-      </w:pPr>
-      <w:r>
-        <w:rPr>
-          <w:lang w:val="es-419" w:eastAsia="es-CO"/>
-        </w:rPr>
-        <w:t xml:space="preserve">La medición inicial se realiza aplicando el modelo del costo y en la medición posterior se efectúa a valor razonable, con cambios en el resultado, que afectan la utilidad del ejercicio. Sin embargo, en las propiedades de inversión se puede establecer en la política contable el criterio de medición al costo en casos específicos donde sea imposible medir a valor razonable. Es importante hacer referencia a que la norma </w:t>
-      </w:r>
-      <w:r>
-        <w:rPr>
-          <w:lang w:val="es-419" w:eastAsia="es-CO"/>
-        </w:rPr>
-        <w:lastRenderedPageBreak/>
-        <w:t>solicita que todas las entidades midan a valor razonable, sin embargo, esto no es una obligación, pero sí se debe tener presente el mejor criterio que beneficie a la entidad. Por último, se debe tener en cuenta que, al momento de vender una propiedad de inversión, se reconoce a valor razonable, sin importar el criterio de medición establecido para la empresa.</w:t>
-      </w:r>
-    </w:p>
-    <w:p>
-      <w:pPr>
-        <w:pStyle w:val="Ttulo3"/>
-      </w:pPr>
-      <w:r>
-        <w:t>Deterioro de propiedad de inversión</w:t>
-      </w:r>
-    </w:p>
-    <w:p>
-      <w:pPr>
-        <w:rPr>
-          <w:lang w:eastAsia="es-CO"/>
-        </w:rPr>
-      </w:pPr>
-      <w:r>
-        <w:rPr>
-          <w:lang w:val="es-419" w:eastAsia="es-CO"/>
-        </w:rPr>
-        <w:t>El deterioro de valor de una propiedad de inversión hace referencia a la pérdida de dinero que puede presentar el bien por eventos imprevistos, disminuyendo el valor de este en la contabilidad</w:t>
-      </w:r>
-      <w:r>
-        <w:rPr>
-          <w:lang w:val="es-419" w:eastAsia="es-CO"/>
-        </w:rPr>
-        <w:t xml:space="preserve">, </w:t>
-      </w:r>
-      <w:r>
-        <w:rPr>
-          <w:lang w:val="es-419" w:eastAsia="es-CO"/>
-        </w:rPr>
-        <w:t xml:space="preserve">se invita a consultar </w:t>
-      </w:r>
-      <w:r>
-        <w:rPr>
-          <w:lang w:val="es-419" w:eastAsia="es-CO"/>
-        </w:rPr>
-        <w:t xml:space="preserve">la carpeta de anexos, el documento llamado </w:t>
-      </w:r>
-      <w:r>
-        <w:rPr>
-          <w:lang w:val="es-419" w:eastAsia="es-CO"/>
-        </w:rPr>
-        <w:t>a</w:t>
-      </w:r>
-      <w:r>
-        <w:rPr>
-          <w:lang w:val="es-419" w:eastAsia="es-CO"/>
-        </w:rPr>
-        <w:t>nexo</w:t>
-      </w:r>
-      <w:r>
-        <w:rPr>
-          <w:lang w:val="es-419" w:eastAsia="es-CO"/>
-        </w:rPr>
-        <w:t xml:space="preserve"> 3. </w:t>
-      </w:r>
-      <w:r>
-        <w:rPr>
-          <w:lang w:val="es-419" w:eastAsia="es-CO"/>
-        </w:rPr>
-        <w:t>Deterioro PPI</w:t>
-      </w:r>
-      <w:r>
-        <w:rPr>
-          <w:lang w:val="es-419" w:eastAsia="es-CO"/>
-        </w:rPr>
-        <w:t>.</w:t>
-      </w:r>
-    </w:p>
-    <w:p>
-      <w:pPr>
+      </w:pPr>
+      <w:r>
         <w:rPr>
           <w:b/>
           <w:bCs/>
           <w:lang w:eastAsia="es-CO"/>
         </w:rPr>
-      </w:pPr>
+        <w:t>Ejemplo</w:t>
+      </w:r>
       <w:r>
         <w:rPr>
           <w:b/>
           <w:bCs/>
           <w:lang w:eastAsia="es-CO"/>
         </w:rPr>
-        <w:t>Ejemplo</w:t>
-      </w:r>
-      <w:r>
-        <w:rPr>
-          <w:b/>
-          <w:bCs/>
-          <w:lang w:eastAsia="es-CO"/>
-        </w:rPr>
         <w:t>:</w:t>
       </w:r>
     </w:p>
@@ -11080,6 +11859,12 @@
           <w:lang w:eastAsia="es-CO"/>
         </w:rPr>
         <w:t>$</w:t>
+      </w:r>
+      <w:r>
+        <w:rPr>
+          <w:lang w:eastAsia="es-CO"/>
+        </w:rPr>
+        <w:t xml:space="preserve"> </w:t>
       </w:r>
       <w:r>
         <w:rPr>
@@ -11162,7 +11947,6 @@
           <w:p>
             <w:pPr>
               <w:ind w:firstLine="0"/>
-              <w:jc w:val="center"/>
               <w:rPr>
                 <w:b w:val="0"/>
                 <w:lang w:eastAsia="es-CO"/>
@@ -11184,7 +11968,6 @@
           <w:p>
             <w:pPr>
               <w:ind w:firstLine="0"/>
-              <w:jc w:val="center"/>
               <w:rPr>
                 <w:lang w:eastAsia="es-CO"/>
               </w:rPr>
@@ -11222,10 +12005,15 @@
           <w:p>
             <w:pPr>
               <w:pStyle w:val="TextoTablas"/>
-              <w:jc w:val="right"/>
-            </w:pPr>
-            <w:r>
-              <w:t>$45.000.000</w:t>
+            </w:pPr>
+            <w:r>
+              <w:t>$</w:t>
+            </w:r>
+            <w:r>
+              <w:t xml:space="preserve"> 45</w:t>
+            </w:r>
+            <w:r>
+              <w:t>.000.000</w:t>
             </w:r>
           </w:p>
         </w:tc>
@@ -11251,10 +12039,15 @@
           <w:p>
             <w:pPr>
               <w:pStyle w:val="TextoTablas"/>
-              <w:jc w:val="right"/>
-            </w:pPr>
-            <w:r>
-              <w:t>$5.000.000</w:t>
+            </w:pPr>
+            <w:r>
+              <w:t>$</w:t>
+            </w:r>
+            <w:r>
+              <w:t xml:space="preserve"> 5</w:t>
+            </w:r>
+            <w:r>
+              <w:t>.000.000</w:t>
             </w:r>
           </w:p>
         </w:tc>
@@ -11312,7 +12105,6 @@
           <w:p>
             <w:pPr>
               <w:ind w:firstLine="0"/>
-              <w:jc w:val="center"/>
               <w:rPr>
                 <w:b w:val="0"/>
                 <w:lang w:eastAsia="es-CO"/>
@@ -11334,7 +12126,6 @@
           <w:p>
             <w:pPr>
               <w:ind w:firstLine="0"/>
-              <w:jc w:val="center"/>
               <w:rPr>
                 <w:lang w:eastAsia="es-CO"/>
               </w:rPr>
@@ -11375,10 +12166,15 @@
           <w:p>
             <w:pPr>
               <w:pStyle w:val="TextoTablas"/>
-              <w:jc w:val="right"/>
-            </w:pPr>
-            <w:r>
-              <w:t>$1.559.024</w:t>
+            </w:pPr>
+            <w:r>
+              <w:t>$</w:t>
+            </w:r>
+            <w:r>
+              <w:t xml:space="preserve"> </w:t>
+            </w:r>
+            <w:r>
+              <w:t>1.559.024</w:t>
             </w:r>
           </w:p>
         </w:tc>
@@ -11432,7 +12228,6 @@
           <w:p>
             <w:pPr>
               <w:ind w:firstLine="0"/>
-              <w:jc w:val="center"/>
               <w:rPr>
                 <w:lang w:eastAsia="es-CO"/>
               </w:rPr>
@@ -11452,7 +12247,6 @@
           <w:p>
             <w:pPr>
               <w:ind w:firstLine="0"/>
-              <w:jc w:val="center"/>
               <w:rPr>
                 <w:lang w:eastAsia="es-CO"/>
               </w:rPr>
@@ -11472,7 +12266,6 @@
           <w:p>
             <w:pPr>
               <w:ind w:firstLine="0"/>
-              <w:jc w:val="center"/>
               <w:rPr>
                 <w:lang w:eastAsia="es-CO"/>
               </w:rPr>
@@ -11492,7 +12285,6 @@
           <w:p>
             <w:pPr>
               <w:ind w:firstLine="0"/>
-              <w:jc w:val="center"/>
               <w:rPr>
                 <w:lang w:eastAsia="es-CO"/>
               </w:rPr>
@@ -11543,10 +12335,15 @@
           <w:p>
             <w:pPr>
               <w:pStyle w:val="TextoTablas"/>
-              <w:jc w:val="right"/>
-            </w:pPr>
-            <w:r>
-              <w:t>$5.000.000</w:t>
+            </w:pPr>
+            <w:r>
+              <w:t>$</w:t>
+            </w:r>
+            <w:r>
+              <w:t xml:space="preserve"> </w:t>
+            </w:r>
+            <w:r>
+              <w:t>5.000.000</w:t>
             </w:r>
           </w:p>
         </w:tc>
@@ -11557,7 +12354,6 @@
           <w:p>
             <w:pPr>
               <w:pStyle w:val="TextoTablas"/>
-              <w:jc w:val="right"/>
             </w:pPr>
             <w:r>
               <w:t>-</w:t>
@@ -11599,10 +12395,15 @@
           <w:p>
             <w:pPr>
               <w:pStyle w:val="TextoTablas"/>
-              <w:jc w:val="right"/>
-            </w:pPr>
-            <w:r>
-              <w:t>$46.559.024</w:t>
+            </w:pPr>
+            <w:r>
+              <w:t>$</w:t>
+            </w:r>
+            <w:r>
+              <w:t xml:space="preserve"> </w:t>
+            </w:r>
+            <w:r>
+              <w:t>46.559.024</w:t>
             </w:r>
           </w:p>
         </w:tc>
@@ -11613,7 +12414,6 @@
           <w:p>
             <w:pPr>
               <w:pStyle w:val="TextoTablas"/>
-              <w:jc w:val="right"/>
             </w:pPr>
             <w:r>
               <w:t>-</w:t>
@@ -11658,7 +12458,6 @@
           <w:p>
             <w:pPr>
               <w:pStyle w:val="TextoTablas"/>
-              <w:jc w:val="right"/>
             </w:pPr>
             <w:r>
               <w:t>-</w:t>
@@ -11672,10 +12471,15 @@
           <w:p>
             <w:pPr>
               <w:pStyle w:val="TextoTablas"/>
-              <w:jc w:val="right"/>
-            </w:pPr>
-            <w:r>
-              <w:t>$50.000.000</w:t>
+            </w:pPr>
+            <w:r>
+              <w:t>$</w:t>
+            </w:r>
+            <w:r>
+              <w:t xml:space="preserve"> </w:t>
+            </w:r>
+            <w:r>
+              <w:t>50.000.000</w:t>
             </w:r>
           </w:p>
         </w:tc>
@@ -11700,59 +12504,119 @@
         <w:rPr>
           <w:lang w:eastAsia="es-CO"/>
         </w:rPr>
-        <w:t>Pasado un año la bodega sufre un deterioro por inseguridad en el sector y pierde valor por $5.000.000. Se solicita realizar la medición posterior del activo.</w:t>
-      </w:r>
-    </w:p>
-    <w:p>
-      <w:pPr>
-        <w:rPr>
-          <w:lang w:eastAsia="es-CO"/>
-        </w:rPr>
-      </w:pPr>
-      <w:r>
-        <w:rPr>
-          <w:lang w:eastAsia="es-CO"/>
-        </w:rPr>
-        <w:t>Valor inicial de la bodega $46.559.024</w:t>
-      </w:r>
-    </w:p>
-    <w:p>
-      <w:pPr>
-        <w:rPr>
-          <w:lang w:eastAsia="es-CO"/>
-        </w:rPr>
-      </w:pPr>
-      <w:r>
-        <w:rPr>
-          <w:lang w:eastAsia="es-CO"/>
-        </w:rPr>
-        <w:t>Depreciación anual $2.327.951</w:t>
-      </w:r>
-    </w:p>
-    <w:p>
-      <w:pPr>
-        <w:rPr>
-          <w:lang w:eastAsia="es-CO"/>
-        </w:rPr>
-      </w:pPr>
-      <w:r>
-        <w:rPr>
-          <w:lang w:eastAsia="es-CO"/>
-        </w:rPr>
-        <w:t>Deterioro: $5.000.000</w:t>
-      </w:r>
-    </w:p>
-    <w:p>
-      <w:pPr>
-        <w:rPr>
-          <w:lang w:eastAsia="es-CO"/>
-        </w:rPr>
-      </w:pPr>
-      <w:r>
-        <w:rPr>
-          <w:lang w:eastAsia="es-CO"/>
-        </w:rPr>
-        <w:t>Valor actual: $39.321.073</w:t>
+        <w:t>Pasado un año la bodega sufre un deterioro por inseguridad en el sector y pierde valor por $</w:t>
+      </w:r>
+      <w:r>
+        <w:rPr>
+          <w:lang w:eastAsia="es-CO"/>
+        </w:rPr>
+        <w:t xml:space="preserve"> </w:t>
+      </w:r>
+      <w:r>
+        <w:rPr>
+          <w:lang w:eastAsia="es-CO"/>
+        </w:rPr>
+        <w:t>5.000.000. Se solicita realizar la medición posterior del activo.</w:t>
+      </w:r>
+    </w:p>
+    <w:p>
+      <w:pPr>
+        <w:rPr>
+          <w:lang w:eastAsia="es-CO"/>
+        </w:rPr>
+      </w:pPr>
+      <w:r>
+        <w:rPr>
+          <w:lang w:eastAsia="es-CO"/>
+        </w:rPr>
+        <w:t>Valor inicial de la bodega $</w:t>
+      </w:r>
+      <w:r>
+        <w:rPr>
+          <w:lang w:eastAsia="es-CO"/>
+        </w:rPr>
+        <w:t xml:space="preserve"> </w:t>
+      </w:r>
+      <w:r>
+        <w:rPr>
+          <w:lang w:eastAsia="es-CO"/>
+        </w:rPr>
+        <w:t>46.559.024</w:t>
+      </w:r>
+    </w:p>
+    <w:p>
+      <w:pPr>
+        <w:rPr>
+          <w:lang w:eastAsia="es-CO"/>
+        </w:rPr>
+      </w:pPr>
+      <w:r>
+        <w:rPr>
+          <w:lang w:eastAsia="es-CO"/>
+        </w:rPr>
+        <w:t>Depreciación anual $</w:t>
+      </w:r>
+      <w:r>
+        <w:rPr>
+          <w:lang w:eastAsia="es-CO"/>
+        </w:rPr>
+        <w:t xml:space="preserve"> </w:t>
+      </w:r>
+      <w:r>
+        <w:rPr>
+          <w:lang w:eastAsia="es-CO"/>
+        </w:rPr>
+        <w:t>2.327.951</w:t>
+      </w:r>
+    </w:p>
+    <w:p>
+      <w:pPr>
+        <w:rPr>
+          <w:lang w:eastAsia="es-CO"/>
+        </w:rPr>
+      </w:pPr>
+      <w:r>
+        <w:rPr>
+          <w:lang w:eastAsia="es-CO"/>
+        </w:rPr>
+        <w:t>Deterioro: $</w:t>
+      </w:r>
+      <w:r>
+        <w:rPr>
+          <w:lang w:eastAsia="es-CO"/>
+        </w:rPr>
+        <w:t xml:space="preserve"> </w:t>
+      </w:r>
+      <w:r>
+        <w:rPr>
+          <w:lang w:eastAsia="es-CO"/>
+        </w:rPr>
+        <w:t>5.000.000</w:t>
+      </w:r>
+    </w:p>
+    <w:p>
+      <w:pPr>
+        <w:rPr>
+          <w:lang w:eastAsia="es-CO"/>
+        </w:rPr>
+      </w:pPr>
+      <w:r>
+        <w:rPr>
+          <w:lang w:eastAsia="es-CO"/>
+        </w:rPr>
+        <w:t>Valor actual: $</w:t>
+      </w:r>
+      <w:r>
+        <w:rPr>
+          <w:lang w:eastAsia="es-CO"/>
+        </w:rPr>
+        <w:t xml:space="preserve"> </w:t>
+      </w:r>
+      <w:r>
+        <w:rPr>
+          <w:lang w:eastAsia="es-CO"/>
+        </w:rPr>
+        <w:t>39.321.073</w:t>
       </w:r>
     </w:p>
     <w:p>
@@ -11778,7 +12642,19 @@
         <w:rPr>
           <w:lang w:eastAsia="es-CO"/>
         </w:rPr>
-        <w:t>519801 deterioro $5.000.000</w:t>
+        <w:t>519801 deterioro $</w:t>
+      </w:r>
+      <w:r>
+        <w:rPr>
+          <w:lang w:eastAsia="es-CO"/>
+        </w:rPr>
+        <w:t xml:space="preserve"> </w:t>
+      </w:r>
+      <w:r>
+        <w:rPr>
+          <w:lang w:eastAsia="es-CO"/>
+        </w:rPr>
+        <w:t>5.000.000</w:t>
       </w:r>
     </w:p>
     <w:p>
@@ -11948,7 +12824,6 @@
           <w:p>
             <w:pPr>
               <w:ind w:firstLine="0"/>
-              <w:jc w:val="center"/>
               <w:rPr>
                 <w:b w:val="0"/>
                 <w:lang w:eastAsia="es-CO"/>
@@ -11970,7 +12845,6 @@
           <w:p>
             <w:pPr>
               <w:ind w:firstLine="0"/>
-              <w:jc w:val="center"/>
               <w:rPr>
                 <w:lang w:eastAsia="es-CO"/>
               </w:rPr>
@@ -12008,10 +12882,15 @@
           <w:p>
             <w:pPr>
               <w:pStyle w:val="TextoTablas"/>
-              <w:jc w:val="right"/>
-            </w:pPr>
-            <w:r>
-              <w:t>$45.000.000</w:t>
+            </w:pPr>
+            <w:r>
+              <w:t>$</w:t>
+            </w:r>
+            <w:r>
+              <w:t xml:space="preserve"> </w:t>
+            </w:r>
+            <w:r>
+              <w:t>45.000.000</w:t>
             </w:r>
           </w:p>
         </w:tc>
@@ -12037,10 +12916,15 @@
           <w:p>
             <w:pPr>
               <w:pStyle w:val="TextoTablas"/>
-              <w:jc w:val="right"/>
-            </w:pPr>
-            <w:r>
-              <w:t>$5.000.000</w:t>
+            </w:pPr>
+            <w:r>
+              <w:t>$</w:t>
+            </w:r>
+            <w:r>
+              <w:t xml:space="preserve"> </w:t>
+            </w:r>
+            <w:r>
+              <w:t>5.000.000</w:t>
             </w:r>
           </w:p>
         </w:tc>
@@ -12083,7 +12967,6 @@
           <w:p>
             <w:pPr>
               <w:ind w:firstLine="0"/>
-              <w:jc w:val="center"/>
               <w:rPr>
                 <w:b w:val="0"/>
                 <w:lang w:eastAsia="es-CO"/>
@@ -12105,7 +12988,6 @@
           <w:p>
             <w:pPr>
               <w:ind w:firstLine="0"/>
-              <w:jc w:val="center"/>
               <w:rPr>
                 <w:lang w:eastAsia="es-CO"/>
               </w:rPr>
@@ -12146,10 +13028,15 @@
           <w:p>
             <w:pPr>
               <w:pStyle w:val="TextoTablas"/>
-              <w:jc w:val="right"/>
-            </w:pPr>
-            <w:r>
-              <w:t>$1.559.024</w:t>
+            </w:pPr>
+            <w:r>
+              <w:t>$</w:t>
+            </w:r>
+            <w:r>
+              <w:t xml:space="preserve"> </w:t>
+            </w:r>
+            <w:r>
+              <w:t>1.559.024</w:t>
             </w:r>
           </w:p>
         </w:tc>
@@ -12195,7 +13082,6 @@
           <w:p>
             <w:pPr>
               <w:ind w:firstLine="0"/>
-              <w:jc w:val="center"/>
               <w:rPr>
                 <w:lang w:eastAsia="es-CO"/>
               </w:rPr>
@@ -12215,7 +13101,6 @@
           <w:p>
             <w:pPr>
               <w:ind w:firstLine="0"/>
-              <w:jc w:val="center"/>
               <w:rPr>
                 <w:lang w:eastAsia="es-CO"/>
               </w:rPr>
@@ -12235,7 +13120,6 @@
           <w:p>
             <w:pPr>
               <w:ind w:firstLine="0"/>
-              <w:jc w:val="center"/>
               <w:rPr>
                 <w:lang w:eastAsia="es-CO"/>
               </w:rPr>
@@ -12255,7 +13139,6 @@
           <w:p>
             <w:pPr>
               <w:ind w:firstLine="0"/>
-              <w:jc w:val="center"/>
               <w:rPr>
                 <w:lang w:eastAsia="es-CO"/>
               </w:rPr>
@@ -12306,10 +13189,15 @@
           <w:p>
             <w:pPr>
               <w:pStyle w:val="TextoTablas"/>
-              <w:jc w:val="right"/>
-            </w:pPr>
-            <w:r>
-              <w:t>$5.000.000</w:t>
+            </w:pPr>
+            <w:r>
+              <w:t>$</w:t>
+            </w:r>
+            <w:r>
+              <w:t xml:space="preserve"> </w:t>
+            </w:r>
+            <w:r>
+              <w:t>5.000.000</w:t>
             </w:r>
           </w:p>
         </w:tc>
@@ -12320,7 +13208,6 @@
           <w:p>
             <w:pPr>
               <w:pStyle w:val="TextoTablas"/>
-              <w:jc w:val="right"/>
             </w:pPr>
             <w:r>
               <w:t>-</w:t>
@@ -12362,10 +13249,15 @@
           <w:p>
             <w:pPr>
               <w:pStyle w:val="TextoTablas"/>
-              <w:jc w:val="right"/>
-            </w:pPr>
-            <w:r>
-              <w:t>$45.000.000</w:t>
+            </w:pPr>
+            <w:r>
+              <w:t>$</w:t>
+            </w:r>
+            <w:r>
+              <w:t xml:space="preserve"> </w:t>
+            </w:r>
+            <w:r>
+              <w:t>45.000.000</w:t>
             </w:r>
           </w:p>
         </w:tc>
@@ -12376,10 +13268,15 @@
           <w:p>
             <w:pPr>
               <w:pStyle w:val="TextoTablas"/>
-              <w:jc w:val="right"/>
-            </w:pPr>
-            <w:r>
-              <w:t>$78.750</w:t>
+            </w:pPr>
+            <w:r>
+              <w:t>$</w:t>
+            </w:r>
+            <w:r>
+              <w:t xml:space="preserve"> </w:t>
+            </w:r>
+            <w:r>
+              <w:t>78.750</w:t>
             </w:r>
           </w:p>
         </w:tc>
@@ -12421,7 +13318,6 @@
           <w:p>
             <w:pPr>
               <w:pStyle w:val="TextoTablas"/>
-              <w:jc w:val="right"/>
             </w:pPr>
             <w:r>
               <w:t>-</w:t>
@@ -12435,10 +13331,15 @@
           <w:p>
             <w:pPr>
               <w:pStyle w:val="TextoTablas"/>
-              <w:jc w:val="right"/>
-            </w:pPr>
-            <w:r>
-              <w:t>$50.000.000</w:t>
+            </w:pPr>
+            <w:r>
+              <w:t>$</w:t>
+            </w:r>
+            <w:r>
+              <w:t xml:space="preserve"> </w:t>
+            </w:r>
+            <w:r>
+              <w:t>50.000.000</w:t>
             </w:r>
           </w:p>
         </w:tc>
@@ -12471,7 +13372,19 @@
         <w:rPr>
           <w:lang w:eastAsia="es-CO"/>
         </w:rPr>
-        <w:t> las empresas pueden medir al costo o valor razonable las propiedades de inversión, pero debe estar debidamente explícito en la política contable. Sin embargo, aunque la norma no obliga a que debe ser a valor razonable se enfoca en este tipo de criterio de medición, independientemente, si se tiene experiencia con la propiedad de inversión o si es nuevo para la empresa.</w:t>
+        <w:t> las empresas pueden medir al costo o valor razonable las propiedades de inversión, pero debe estar debidamente explícito en la política contable. Sin embargo, aunque la norma no obliga a que deb</w:t>
+      </w:r>
+      <w:r>
+        <w:rPr>
+          <w:lang w:eastAsia="es-CO"/>
+        </w:rPr>
+        <w:t>a</w:t>
+      </w:r>
+      <w:r>
+        <w:rPr>
+          <w:lang w:eastAsia="es-CO"/>
+        </w:rPr>
+        <w:t xml:space="preserve"> ser a valor razonable se enfoca en este tipo de criterio de medición, independientemente, si se tiene experiencia con la propiedad de inversión o si es nuevo para la empresa.</w:t>
       </w:r>
     </w:p>
     <w:p>
@@ -12634,20 +13547,20 @@
         <w:rPr>
           <w:lang w:val="es-419" w:eastAsia="es-CO"/>
         </w:rPr>
-        <w:t>Los activos no corrientes mantenidos para la venta serán clasificados por la entidad, si su importe en libros se recuperará fundamentalmente a través de una transacción de venta a diferencia de activos que tienen uso continuo los cuales tienen otra finalidad.</w:t>
-      </w:r>
-    </w:p>
-    <w:p>
-      <w:pPr>
-        <w:rPr>
-          <w:lang w:eastAsia="es-CO"/>
-        </w:rPr>
-      </w:pPr>
-      <w:r>
-        <w:rPr>
-          <w:lang w:eastAsia="es-CO"/>
-        </w:rPr>
-        <w:t>Para efectuar la clasificación anterior, el activo debe estar a disposición y en condiciones actuales para su venta inmediata sujeto a los términos usuales y habituales para la venta y negociado razonablemente; este debe ser vendido en menos de un año.</w:t>
+        <w:t>Los activos no corrientes mantenidos para la venta serán clasificados por la entidad si su importe en libros se recuperará fundamentalmente a través de una transacción de venta, a diferencia de activos que tienen uso continuo, los cuales tienen otra finalidad.</w:t>
+      </w:r>
+    </w:p>
+    <w:p>
+      <w:pPr>
+        <w:rPr>
+          <w:lang w:val="es-419" w:eastAsia="es-CO"/>
+        </w:rPr>
+      </w:pPr>
+      <w:r>
+        <w:rPr>
+          <w:lang w:val="es-419" w:eastAsia="es-CO"/>
+        </w:rPr>
+        <w:t>Para efectuar la clasificación anterior, el activo debe estar a disposición y en condiciones actuales para su venta inmediata, sujeto a los términos usuales y habituales para la venta y negociado razonablemente; este debe ser vendido en menos de un año.</w:t>
       </w:r>
     </w:p>
     <w:p>
@@ -12663,14 +13576,14 @@
     <w:p>
       <w:pPr>
         <w:rPr>
-          <w:lang w:eastAsia="es-CO"/>
-        </w:rPr>
-      </w:pPr>
-      <w:r>
-        <w:rPr>
-          <w:lang w:eastAsia="es-CO"/>
-        </w:rPr>
-        <w:t>La política contable de cualquier activo establece las características de reconocimiento, medición inicial y posterior, presentación y revelación de la información contable y financiera de los activos que posee la entidad al cierre del periodo contable. Además, debe cumplir los requerimientos para ser clasificación, según la NIIF 5 “activos no corrientes mantenidos para la venta” se debe reconocer si el valor de esos activos se recupera por medio de ventas y no por uso de este. Igualmente, se debe determinar el criterio de medición establecido en la norma.</w:t>
+          <w:lang w:val="es-419" w:eastAsia="es-CO"/>
+        </w:rPr>
+      </w:pPr>
+      <w:r>
+        <w:rPr>
+          <w:lang w:val="es-419" w:eastAsia="es-CO"/>
+        </w:rPr>
+        <w:t>La política contable de cualquier activo establece las características de reconocimiento, medición inicial y posterior, presentación y revelación de la información contable y financiera de los activos que posee la entidad al cierre del periodo contable. Además, debe cumplir los requerimientos para ser clasificación; según la NIIF 5 “Activos no corrientes mantenidos para la venta”. Se debe reconocer si el valor de esos activos se recupera por medio de ventas y no por uso de este. Igualmente, se debe determinar el criterio de medición establecido en la norma.</w:t>
       </w:r>
     </w:p>
     <w:p>
@@ -12697,61 +13610,77 @@
           <w:bCs/>
           <w:lang w:eastAsia="es-CO"/>
         </w:rPr>
-        <w:t>Reconocimiento</w:t>
-      </w:r>
-    </w:p>
-    <w:p>
-      <w:pPr>
-        <w:rPr>
-          <w:lang w:eastAsia="es-CO"/>
-        </w:rPr>
-      </w:pPr>
-      <w:r>
-        <w:rPr>
-          <w:lang w:eastAsia="es-CO"/>
-        </w:rPr>
-        <w:t>L</w:t>
-      </w:r>
-      <w:r>
-        <w:rPr>
-          <w:lang w:eastAsia="es-CO"/>
-        </w:rPr>
-        <w:t>os activos fijos disponibles para la venta se reconocen en el momento de su clasificación, después de haber cumplido con los requisitos del literal 8 de la NIIF 5, y su valor contable se recuperará, a través de la venta.</w:t>
-      </w:r>
-    </w:p>
-    <w:p>
-      <w:pPr>
-        <w:rPr>
-          <w:lang w:eastAsia="es-CO"/>
-        </w:rPr>
-      </w:pPr>
-      <w:r>
-        <w:rPr>
-          <w:lang w:eastAsia="es-CO"/>
-        </w:rPr>
-        <w:t>Los activos que se encuentran mantenidos para la venta NO serán objeto de depreciación, mientras el mismo esté clasificado con esas características.</w:t>
-      </w:r>
-    </w:p>
-    <w:p>
-      <w:pPr>
-        <w:rPr>
-          <w:lang w:eastAsia="es-CO"/>
-        </w:rPr>
-      </w:pPr>
+        <w:t>R</w:t>
+      </w:r>
       <w:r>
         <w:rPr>
           <w:b/>
           <w:bCs/>
           <w:lang w:eastAsia="es-CO"/>
         </w:rPr>
+        <w:t>econocimiento</w:t>
+      </w:r>
+      <w:r>
+        <w:rPr>
+          <w:b/>
+          <w:bCs/>
+          <w:lang w:eastAsia="es-CO"/>
+        </w:rPr>
+        <w:t>:</w:t>
+      </w:r>
+    </w:p>
+    <w:p>
+      <w:pPr>
+        <w:rPr>
+          <w:lang w:eastAsia="es-CO"/>
+        </w:rPr>
+      </w:pPr>
+      <w:r>
+        <w:rPr>
+          <w:lang w:eastAsia="es-CO"/>
+        </w:rPr>
+        <w:t>L</w:t>
+      </w:r>
+      <w:r>
+        <w:rPr>
+          <w:lang w:eastAsia="es-CO"/>
+        </w:rPr>
+        <w:t>os activos fijos disponibles para la venta se reconocen en el momento de su clasificación, después de haber cumplido con los requisitos del literal 8 de la NIIF 5, y su valor contable se recuperará, a través de la venta.</w:t>
+      </w:r>
+    </w:p>
+    <w:p>
+      <w:pPr>
+        <w:rPr>
+          <w:lang w:eastAsia="es-CO"/>
+        </w:rPr>
+      </w:pPr>
+      <w:r>
+        <w:rPr>
+          <w:lang w:eastAsia="es-CO"/>
+        </w:rPr>
         <w:lastRenderedPageBreak/>
+        <w:t>Los activos que se encuentran mantenidos para la venta NO serán objeto de depreciación, mientras el mismo esté clasificado con esas características.</w:t>
+      </w:r>
+    </w:p>
+    <w:p>
+      <w:pPr>
+        <w:rPr>
+          <w:lang w:eastAsia="es-CO"/>
+        </w:rPr>
+      </w:pPr>
+      <w:r>
+        <w:rPr>
+          <w:b/>
+          <w:bCs/>
+          <w:lang w:eastAsia="es-CO"/>
+        </w:rPr>
         <w:t>Medición:</w:t>
       </w:r>
       <w:r>
         <w:rPr>
           <w:lang w:eastAsia="es-CO"/>
         </w:rPr>
-        <w:t> una entidad medirá sus activos no corrientes mantenidos para la venta, al menor valor entre su valor en libros y su valor razonable, menos los gastos para ser vendidos. Es decir, se debe reclasificar al menor valor, además, los activos se deben presentar de manera separada en los estados financieros. Por último, es importante conocer que este tipo de activos el valor se recupera con la venta y no con su uso.</w:t>
+        <w:t xml:space="preserve"> una entidad medirá sus activos no corrientes mantenidos para la venta, al menor valor entre su valor en libros y su valor razonable, menos los gastos para ser vendidos. Es decir, se debe reclasificar al menor valor; además, los activos se deben presentar de manera separada en los estados financieros. Por último, es importante conocer que en este tipo de activos el valor se recupera con la venta y no con su uso.</w:t>
       </w:r>
     </w:p>
     <w:p>
@@ -12837,7 +13766,6 @@
           <w:p>
             <w:pPr>
               <w:ind w:firstLine="0"/>
-              <w:jc w:val="center"/>
               <w:rPr>
                 <w:lang w:eastAsia="es-CO"/>
               </w:rPr>
@@ -12857,7 +13785,6 @@
           <w:p>
             <w:pPr>
               <w:ind w:firstLine="0"/>
-              <w:jc w:val="center"/>
               <w:rPr>
                 <w:lang w:eastAsia="es-CO"/>
               </w:rPr>
@@ -12877,7 +13804,6 @@
           <w:p>
             <w:pPr>
               <w:ind w:firstLine="0"/>
-              <w:jc w:val="center"/>
               <w:rPr>
                 <w:lang w:eastAsia="es-CO"/>
               </w:rPr>
@@ -12897,7 +13823,6 @@
           <w:p>
             <w:pPr>
               <w:ind w:firstLine="0"/>
-              <w:jc w:val="center"/>
               <w:rPr>
                 <w:lang w:eastAsia="es-CO"/>
               </w:rPr>
@@ -12948,7 +13873,6 @@
           <w:p>
             <w:pPr>
               <w:pStyle w:val="TextoTablas"/>
-              <w:jc w:val="right"/>
             </w:pPr>
             <w:r>
               <w:t>$100.000.000</w:t>
@@ -12962,7 +13886,6 @@
           <w:p>
             <w:pPr>
               <w:pStyle w:val="TextoTablas"/>
-              <w:jc w:val="right"/>
             </w:pPr>
             <w:r>
               <w:t>-</w:t>
@@ -13004,7 +13927,6 @@
           <w:p>
             <w:pPr>
               <w:pStyle w:val="TextoTablas"/>
-              <w:jc w:val="right"/>
             </w:pPr>
             <w:r>
               <w:t>-</w:t>
@@ -13018,7 +13940,6 @@
           <w:p>
             <w:pPr>
               <w:pStyle w:val="TextoTablas"/>
-              <w:jc w:val="right"/>
             </w:pPr>
             <w:r>
               <w:t>$100.000.000</w:t>
@@ -13083,20 +14004,26 @@
         <w:rPr>
           <w:lang w:eastAsia="es-CO"/>
         </w:rPr>
-        <w:t>Se tiene un número de tiendas de ropa, pero se decide cerrar una de ellas, todos los activos que están relacionados con esa tienda los podemos clasificar como mantenidos para la venta y los flujos de efectivo y operaciones que sigan teniendo esa tienda se continúan manejando como operaciones discontinuadas.</w:t>
-      </w:r>
-    </w:p>
-    <w:p>
-      <w:pPr>
-        <w:rPr>
-          <w:lang w:eastAsia="es-CO"/>
-        </w:rPr>
-      </w:pPr>
+        <w:t xml:space="preserve">Se tiene un número de tiendas de ropa, pero se decide cerrar una de ellas, todos los activos que están relacionados con esa tienda los podemos clasificar como </w:t>
+      </w:r>
       <w:r>
         <w:rPr>
           <w:lang w:eastAsia="es-CO"/>
         </w:rPr>
         <w:lastRenderedPageBreak/>
+        <w:t>mantenidos para la venta y los flujos de efectivo y operaciones que sigan teniendo esa tienda se continúan manejando como operaciones discontinuadas.</w:t>
+      </w:r>
+    </w:p>
+    <w:p>
+      <w:pPr>
+        <w:rPr>
+          <w:lang w:eastAsia="es-CO"/>
+        </w:rPr>
+      </w:pPr>
+      <w:r>
+        <w:rPr>
+          <w:lang w:eastAsia="es-CO"/>
+        </w:rPr>
         <w:t>Se catalogan operaciones discontinuadas porque, se espera que en el corto plazo ya no se siguen presentando.</w:t>
       </w:r>
     </w:p>
@@ -13126,6 +14053,12 @@
         </w:rPr>
         <w:t> Una entidad presentará y revelará información que permita a los usuarios de los estados financieros evaluar los efectos financieros de las operaciones discontinuadas y las disposiciones de los activos no corrientes. (CTCP, 2016b)</w:t>
       </w:r>
+      <w:r>
+        <w:rPr>
+          <w:lang w:eastAsia="es-CO"/>
+        </w:rPr>
+        <w:t>.</w:t>
+      </w:r>
     </w:p>
     <w:p>
       <w:pPr>
@@ -13251,6 +14184,7 @@
     </w:p>
     <w:p>
       <w:pPr>
+        <w:ind w:firstLine="708"/>
         <w:rPr>
           <w:noProof/>
           <w:lang w:eastAsia="es-CO"/>
@@ -13261,27 +14195,40 @@
           <w:noProof/>
           <w:lang w:eastAsia="es-CO"/>
         </w:rPr>
-        <w:t>A continuación, se presenta una síntesis de la temática estudiada en el componente formativo:</w:t>
-      </w:r>
-    </w:p>
-    <w:p>
-      <w:pPr>
-        <w:ind w:firstLine="0"/>
-        <w:jc w:val="center"/>
-        <w:rPr>
-          <w:lang w:eastAsia="es-CO"/>
-        </w:rPr>
-      </w:pPr>
+        <w:t>A continuación, se presenta una síntesis de la temática estudiada en el componente</w:t>
+      </w:r>
       <w:r>
         <w:rPr>
           <w:noProof/>
           <w:lang w:eastAsia="es-CO"/>
         </w:rPr>
+        <w:t xml:space="preserve"> </w:t>
+      </w:r>
+      <w:r>
+        <w:rPr>
+          <w:noProof/>
+          <w:lang w:eastAsia="es-CO"/>
+        </w:rPr>
+        <w:t>formativo.</w:t>
+      </w:r>
+    </w:p>
+    <w:p>
+      <w:pPr>
+        <w:ind w:firstLine="708"/>
+        <w:rPr>
+          <w:lang w:eastAsia="es-CO"/>
+        </w:rPr>
+      </w:pPr>
+      <w:r>
+        <w:rPr>
+          <w:noProof/>
+          <w:lang w:eastAsia="es-CO"/>
+        </w:rPr>
         <w:drawing>
-          <wp:inline distT="0" distB="0" distL="0" distR="0" wp14:anchorId="4439668A" wp14:editId="42FDE7D0">
-            <wp:extent cx="6332220" cy="4107815"/>
-            <wp:effectExtent l="0" t="0" r="0" b="6985"/>
-            <wp:docPr id="958282858" name="Gráfico 4" descr="Síntesis sobre el reconocimiento de activos según NIIF que clasifica los activos en propiedad, planta y equipo; propiedades de inversión; y activos mantenidos para la venta. Incluye criterios de uso, normas aplicables (NIC 16, NIC 40 y NIIF 5), métodos de medición, tratamiento del deterioro y depreciación."/>
+          <wp:inline distT="0" distB="0" distL="0" distR="0" wp14:anchorId="51DC8E6F" wp14:editId="58AAE0C8">
+            <wp:extent cx="5961233" cy="3867150"/>
+            <wp:effectExtent l="0" t="0" r="1905" b="0"/>
+            <wp:docPr id="665765796" name="Gráfico 4" descr="El esquema resume el reconocimiento de activos según su propósito contable. La propiedad, planta y equipo se utiliza en la operación de la empresa y se regula por la NIC 16; las propiedades de inversión generan ingresos por arrendamiento o valorización y se rigen por la NIC 40; mientras que los activos mantenidos para la venta se clasifican según la NIIF 5 cuando se espera venderlos en el corto plazo. Cada categoría tiene criterios propios de medición, depreciación y deterioro, lo que permite una presentación financiera más clara, precisa y acorde con la normativa aplicable."/>
             <wp:cNvGraphicFramePr>
               <a:graphicFrameLocks xmlns:a="http://schemas.openxmlformats.org/drawingml/2006/main" noChangeAspect="1"/>
             </wp:cNvGraphicFramePr>
@@ -13289,7 +14236,7 @@
               <a:graphicData uri="http://schemas.openxmlformats.org/drawingml/2006/picture">
                 <pic:pic xmlns:pic="http://schemas.openxmlformats.org/drawingml/2006/picture">
                   <pic:nvPicPr>
-                    <pic:cNvPr id="958282858" name="Gráfico 4" descr="Síntesis sobre el reconocimiento de activos según NIIF que clasifica los activos en propiedad, planta y equipo; propiedades de inversión; y activos mantenidos para la venta. Incluye criterios de uso, normas aplicables (NIC 16, NIC 40 y NIIF 5), métodos de medición, tratamiento del deterioro y depreciación."/>
+                    <pic:cNvPr id="665765796" name="Gráfico 4" descr="El esquema resume el reconocimiento de activos según su propósito contable. La propiedad, planta y equipo se utiliza en la operación de la empresa y se regula por la NIC 16; las propiedades de inversión generan ingresos por arrendamiento o valorización y se rigen por la NIC 40; mientras que los activos mantenidos para la venta se clasifican según la NIIF 5 cuando se espera venderlos en el corto plazo. Cada categoría tiene criterios propios de medición, depreciación y deterioro, lo que permite una presentación financiera más clara, precisa y acorde con la normativa aplicable."/>
                     <pic:cNvPicPr/>
                   </pic:nvPicPr>
                   <pic:blipFill>
@@ -13307,7 +14254,7 @@
                   <pic:spPr>
                     <a:xfrm>
                       <a:off x="0" y="0"/>
-                      <a:ext cx="6332220" cy="4107815"/>
+                      <a:ext cx="5969839" cy="3872733"/>
                     </a:xfrm>
                     <a:prstGeom prst="rect">
                       <a:avLst/>
@@ -14039,7 +14986,7 @@
               <w:rPr>
                 <w:lang w:val="es-CO"/>
               </w:rPr>
-              <w:t>Milady Tatiana Villamil Castellanos</w:t>
+              <w:t>Claudia Johanna Gómez Pérez</w:t>
             </w:r>
           </w:p>
         </w:tc>
@@ -14083,7 +15030,7 @@
               <w:rPr>
                 <w:lang w:val="es-CO"/>
               </w:rPr>
-              <w:t>Dirección General</w:t>
+              <w:t>Centro Agroturístico- Regional Santander</w:t>
             </w:r>
           </w:p>
         </w:tc>
@@ -14571,7 +15518,10 @@
               <w:pStyle w:val="TextoTablas"/>
             </w:pPr>
             <w:r>
-              <w:t>Zuleidy María Ruiz Torres</w:t>
+              <w:rPr>
+                <w:lang w:val="es-CO"/>
+              </w:rPr>
+              <w:t>Cielo Damaris Angulo Rodriguez</w:t>
             </w:r>
           </w:p>
         </w:tc>
@@ -14590,8 +15540,36 @@
               <w:rPr>
                 <w:lang w:val="es-CO"/>
               </w:rPr>
-              <w:t>Producción audiovisual</w:t>
-            </w:r>
+              <w:t>D</w:t>
+            </w:r>
+            <w:r>
+              <w:rPr>
+                <w:lang w:val="es-CO"/>
+              </w:rPr>
+              <w:t xml:space="preserve">esarrollador </w:t>
+            </w:r>
+            <w:r>
+              <w:rPr>
+                <w:rStyle w:val="Extranjerismo"/>
+                <w:lang w:val="es-CO"/>
+              </w:rPr>
+              <w:t>full</w:t>
+            </w:r>
+            <w:r>
+              <w:rPr>
+                <w:lang w:val="es-CO"/>
+              </w:rPr>
+              <w:t xml:space="preserve"> </w:t>
+            </w:r>
+            <w:proofErr w:type="spellStart"/>
+            <w:r>
+              <w:rPr>
+                <w:rStyle w:val="Extranjerismo"/>
+                <w:lang w:val="es-CO"/>
+              </w:rPr>
+              <w:t>stack</w:t>
+            </w:r>
+            <w:proofErr w:type="spellEnd"/>
           </w:p>
         </w:tc>
         <w:tc>
@@ -14609,7 +15587,19 @@
               <w:rPr>
                 <w:lang w:val="es-CO"/>
               </w:rPr>
-              <w:t>Centro Industrial del Diseño y la Manufactura - Regional Santander</w:t>
+              <w:t>Centro Agroempresarial y Desarrollo Pecuario</w:t>
+            </w:r>
+            <w:r>
+              <w:rPr>
+                <w:lang w:val="es-CO"/>
+              </w:rPr>
+              <w:t xml:space="preserve"> - </w:t>
+            </w:r>
+            <w:r>
+              <w:rPr>
+                <w:lang w:val="es-CO"/>
+              </w:rPr>
+              <w:t>Regional Huila</w:t>
             </w:r>
           </w:p>
         </w:tc>
@@ -14627,10 +15617,7 @@
               <w:pStyle w:val="TextoTablas"/>
             </w:pPr>
             <w:r>
-              <w:rPr>
-                <w:lang w:val="es-CO"/>
-              </w:rPr>
-              <w:t>Wilson Andrés Arenales Cáceres</w:t>
+              <w:t>Zuleidy María Ruiz Torres</w:t>
             </w:r>
           </w:p>
         </w:tc>
@@ -14683,7 +15670,10 @@
               <w:pStyle w:val="TextoTablas"/>
             </w:pPr>
             <w:r>
-              <w:t>Gilberto Junior Rodríguez Rodríguez</w:t>
+              <w:rPr>
+                <w:lang w:val="es-CO"/>
+              </w:rPr>
+              <w:t>Wilson Andrés Arenales Cáceres</w:t>
             </w:r>
           </w:p>
         </w:tc>
@@ -14739,7 +15729,7 @@
               <w:pStyle w:val="TextoTablas"/>
             </w:pPr>
             <w:r>
-              <w:t>María Camila Ovalle</w:t>
+              <w:t>Gilberto Junior Rodríguez Rodríguez</w:t>
             </w:r>
           </w:p>
         </w:tc>
@@ -14792,7 +15782,7 @@
               <w:pStyle w:val="TextoTablas"/>
             </w:pPr>
             <w:r>
-              <w:t>María Carolina Tamayo López</w:t>
+              <w:t>María Camila Ovalle</w:t>
             </w:r>
           </w:p>
         </w:tc>
@@ -14849,7 +15839,7 @@
             </w:pPr>
             <w:r>
               <w:lastRenderedPageBreak/>
-              <w:t>Oleg Litvin</w:t>
+              <w:t>María Carolina Tamayo López</w:t>
             </w:r>
           </w:p>
         </w:tc>
@@ -14900,6 +15890,19 @@
           <w:p>
             <w:pPr>
               <w:pStyle w:val="TextoTablas"/>
+            </w:pPr>
+            <w:r>
+              <w:t>Oleg Litvin</w:t>
+            </w:r>
+          </w:p>
+        </w:tc>
+        <w:tc>
+          <w:tcPr>
+            <w:tcW w:w="3261" w:type="dxa"/>
+          </w:tcPr>
+          <w:p>
+            <w:pPr>
+              <w:pStyle w:val="TextoTablas"/>
               <w:rPr>
                 <w:lang w:val="es-CO"/>
               </w:rPr>
@@ -14908,13 +15911,13 @@
               <w:rPr>
                 <w:lang w:val="es-CO"/>
               </w:rPr>
-              <w:t>Aixa Natalia Sendoya Fernández</w:t>
-            </w:r>
-          </w:p>
-        </w:tc>
-        <w:tc>
-          <w:tcPr>
-            <w:tcW w:w="3261" w:type="dxa"/>
+              <w:t>Producción audiovisual</w:t>
+            </w:r>
+          </w:p>
+        </w:tc>
+        <w:tc>
+          <w:tcPr>
+            <w:tcW w:w="3969" w:type="dxa"/>
           </w:tcPr>
           <w:p>
             <w:pPr>
@@ -14927,44 +15930,7 @@
               <w:rPr>
                 <w:lang w:val="es-CO"/>
               </w:rPr>
-              <w:t>V</w:t>
-            </w:r>
-            <w:r>
-              <w:rPr>
-                <w:lang w:val="es-CO"/>
-              </w:rPr>
-              <w:t>alidador de recursos educativos digitales</w:t>
-            </w:r>
-          </w:p>
-        </w:tc>
-        <w:tc>
-          <w:tcPr>
-            <w:tcW w:w="3969" w:type="dxa"/>
-          </w:tcPr>
-          <w:p>
-            <w:pPr>
-              <w:pStyle w:val="TextoTablas"/>
-              <w:rPr>
-                <w:lang w:val="es-CO"/>
-              </w:rPr>
-            </w:pPr>
-            <w:r>
-              <w:rPr>
-                <w:lang w:val="es-CO"/>
-              </w:rPr>
-              <w:t>Centro Agroempresarial y Desarrollo Pecuario</w:t>
-            </w:r>
-            <w:r>
-              <w:rPr>
-                <w:lang w:val="es-CO"/>
-              </w:rPr>
-              <w:t xml:space="preserve"> - </w:t>
-            </w:r>
-            <w:r>
-              <w:rPr>
-                <w:lang w:val="es-CO"/>
-              </w:rPr>
-              <w:t>Regional Huila</w:t>
+              <w:t>Centro Industrial del Diseño y la Manufactura - Regional Santander</w:t>
             </w:r>
           </w:p>
         </w:tc>
@@ -14988,7 +15954,7 @@
               <w:rPr>
                 <w:lang w:val="es-CO"/>
               </w:rPr>
-              <w:t>Jaime Hernán Tejada Llano</w:t>
+              <w:t>Aixa Natalia Sendoya Fernández</w:t>
             </w:r>
           </w:p>
         </w:tc>
@@ -15065,7 +16031,7 @@
               <w:rPr>
                 <w:lang w:val="es-CO"/>
               </w:rPr>
-              <w:t>Raúl Mosquera Serrano</w:t>
+              <w:t>Jaime Hernán Tejada Llano</w:t>
             </w:r>
           </w:p>
         </w:tc>
@@ -15084,13 +16050,13 @@
               <w:rPr>
                 <w:lang w:val="es-CO"/>
               </w:rPr>
-              <w:t>E</w:t>
+              <w:t>V</w:t>
             </w:r>
             <w:r>
               <w:rPr>
                 <w:lang w:val="es-CO"/>
               </w:rPr>
-              <w:t>valuador para contenidos inclusivos y accesibles</w:t>
+              <w:t>alidador de recursos educativos digitales</w:t>
             </w:r>
           </w:p>
         </w:tc>
@@ -15130,6 +16096,83 @@
         <w:trPr>
           <w:cnfStyle w:val="000000100000" w:firstRow="0" w:lastRow="0" w:firstColumn="0" w:lastColumn="0" w:oddVBand="0" w:evenVBand="0" w:oddHBand="1" w:evenHBand="0" w:firstRowFirstColumn="0" w:firstRowLastColumn="0" w:lastRowFirstColumn="0" w:lastRowLastColumn="0"/>
         </w:trPr>
+        <w:tc>
+          <w:tcPr>
+            <w:tcW w:w="2830" w:type="dxa"/>
+          </w:tcPr>
+          <w:p>
+            <w:pPr>
+              <w:pStyle w:val="TextoTablas"/>
+              <w:rPr>
+                <w:lang w:val="es-CO"/>
+              </w:rPr>
+            </w:pPr>
+            <w:r>
+              <w:rPr>
+                <w:lang w:val="es-CO"/>
+              </w:rPr>
+              <w:t>Raúl Mosquera Serrano</w:t>
+            </w:r>
+          </w:p>
+        </w:tc>
+        <w:tc>
+          <w:tcPr>
+            <w:tcW w:w="3261" w:type="dxa"/>
+          </w:tcPr>
+          <w:p>
+            <w:pPr>
+              <w:pStyle w:val="TextoTablas"/>
+              <w:rPr>
+                <w:lang w:val="es-CO"/>
+              </w:rPr>
+            </w:pPr>
+            <w:r>
+              <w:rPr>
+                <w:lang w:val="es-CO"/>
+              </w:rPr>
+              <w:t>E</w:t>
+            </w:r>
+            <w:r>
+              <w:rPr>
+                <w:lang w:val="es-CO"/>
+              </w:rPr>
+              <w:t>valuador para contenidos inclusivos y accesibles</w:t>
+            </w:r>
+          </w:p>
+        </w:tc>
+        <w:tc>
+          <w:tcPr>
+            <w:tcW w:w="3969" w:type="dxa"/>
+          </w:tcPr>
+          <w:p>
+            <w:pPr>
+              <w:pStyle w:val="TextoTablas"/>
+              <w:rPr>
+                <w:lang w:val="es-CO"/>
+              </w:rPr>
+            </w:pPr>
+            <w:r>
+              <w:rPr>
+                <w:lang w:val="es-CO"/>
+              </w:rPr>
+              <w:t>Centro Agroempresarial y Desarrollo Pecuario</w:t>
+            </w:r>
+            <w:r>
+              <w:rPr>
+                <w:lang w:val="es-CO"/>
+              </w:rPr>
+              <w:t xml:space="preserve"> - </w:t>
+            </w:r>
+            <w:r>
+              <w:rPr>
+                <w:lang w:val="es-CO"/>
+              </w:rPr>
+              <w:t>Regional Huila</w:t>
+            </w:r>
+          </w:p>
+        </w:tc>
+      </w:tr>
+      <w:tr>
         <w:tc>
           <w:tcPr>
             <w:tcW w:w="2830" w:type="dxa"/>
@@ -15229,7 +16272,7 @@
 </file>
 
 <file path=word/endnotes.xml><?xml version="1.0" encoding="utf-8"?>
-<w:endnotes xmlns:wpc="http://schemas.microsoft.com/office/word/2010/wordprocessingCanvas" xmlns:cx="http://schemas.microsoft.com/office/drawing/2014/chartex" xmlns:cx1="http://schemas.microsoft.com/office/drawing/2015/9/8/chartex" xmlns:cx2="http://schemas.microsoft.com/office/drawing/2015/10/21/chartex" xmlns:cx3="http://schemas.microsoft.com/office/drawing/2016/5/9/chartex" xmlns:cx4="http://schemas.microsoft.com/office/drawing/2016/5/10/chartex" xmlns:cx5="http://schemas.microsoft.com/office/drawing/2016/5/11/chartex" xmlns:cx6="http://schemas.microsoft.com/office/drawing/2016/5/12/chartex" xmlns:cx7="http://schemas.microsoft.com/office/drawing/2016/5/13/chartex" xmlns:cx8="http://schemas.microsoft.com/office/drawing/2016/5/14/chartex" xmlns:mc="http://schemas.openxmlformats.org/markup-compatibility/2006" xmlns:aink="http://schemas.microsoft.com/office/drawing/2016/ink" xmlns:am3d="http://schemas.microsoft.com/office/drawing/2017/model3d" xmlns:o="urn:schemas-microsoft-com:office:office" xmlns:oel="http://schemas.microsoft.com/office/2019/extlst" xmlns:r="http://schemas.openxmlformats.org/officeDocument/2006/relationships" xmlns:m="http://schemas.openxmlformats.org/officeDocument/2006/math" xmlns:v="urn:schemas-microsoft-com:vml" xmlns:wp14="http://schemas.microsoft.com/office/word/2010/wordprocessingDrawing" xmlns:wp="http://schemas.openxmlformats.org/drawingml/2006/wordprocessingDrawing" xmlns:w10="urn:schemas-microsoft-com:office:word" xmlns:w="http://schemas.openxmlformats.org/wordprocessingml/2006/main" xmlns:w14="http://schemas.microsoft.com/office/word/2010/wordml" xmlns:w15="http://schemas.microsoft.com/office/word/2012/wordml" xmlns:w16cex="http://schemas.microsoft.com/office/word/2018/wordml/cex" xmlns:w16cid="http://schemas.microsoft.com/office/word/2016/wordml/cid" xmlns:w16="http://schemas.microsoft.com/office/word/2018/wordml" xmlns:w16du="http://schemas.microsoft.com/office/word/2023/wordml/word16du" xmlns:w16sdtdh="http://schemas.microsoft.com/office/word/2020/wordml/sdtdatahash" xmlns:w16se="http://schemas.microsoft.com/office/word/2015/wordml/symex" xmlns:wpg="http://schemas.microsoft.com/office/word/2010/wordprocessingGroup" xmlns:wpi="http://schemas.microsoft.com/office/word/2010/wordprocessingInk" xmlns:wne="http://schemas.microsoft.com/office/word/2006/wordml" xmlns:wps="http://schemas.microsoft.com/office/word/2010/wordprocessingShape" mc:Ignorable="w14 w15 w16se w16cid w16 w16cex w16sdtdh w16du wp14">
+<w:endnotes xmlns:wpc="http://schemas.microsoft.com/office/word/2010/wordprocessingCanvas" xmlns:cx="http://schemas.microsoft.com/office/drawing/2014/chartex" xmlns:cx1="http://schemas.microsoft.com/office/drawing/2015/9/8/chartex" xmlns:cx2="http://schemas.microsoft.com/office/drawing/2015/10/21/chartex" xmlns:cx3="http://schemas.microsoft.com/office/drawing/2016/5/9/chartex" xmlns:cx4="http://schemas.microsoft.com/office/drawing/2016/5/10/chartex" xmlns:cx5="http://schemas.microsoft.com/office/drawing/2016/5/11/chartex" xmlns:cx6="http://schemas.microsoft.com/office/drawing/2016/5/12/chartex" xmlns:cx7="http://schemas.microsoft.com/office/drawing/2016/5/13/chartex" xmlns:cx8="http://schemas.microsoft.com/office/drawing/2016/5/14/chartex" xmlns:mc="http://schemas.openxmlformats.org/markup-compatibility/2006" xmlns:aink="http://schemas.microsoft.com/office/drawing/2016/ink" xmlns:am3d="http://schemas.microsoft.com/office/drawing/2017/model3d" xmlns:o="urn:schemas-microsoft-com:office:office" xmlns:r="http://schemas.openxmlformats.org/officeDocument/2006/relationships" xmlns:m="http://schemas.openxmlformats.org/officeDocument/2006/math" xmlns:v="urn:schemas-microsoft-com:vml" xmlns:wp14="http://schemas.microsoft.com/office/word/2010/wordprocessingDrawing" xmlns:wp="http://schemas.openxmlformats.org/drawingml/2006/wordprocessingDrawing" xmlns:w10="urn:schemas-microsoft-com:office:word" xmlns:w="http://schemas.openxmlformats.org/wordprocessingml/2006/main" xmlns:w14="http://schemas.microsoft.com/office/word/2010/wordml" xmlns:w15="http://schemas.microsoft.com/office/word/2012/wordml" xmlns:w16cex="http://schemas.microsoft.com/office/word/2018/wordml/cex" xmlns:w16cid="http://schemas.microsoft.com/office/word/2016/wordml/cid" xmlns:w16="http://schemas.microsoft.com/office/word/2018/wordml" xmlns:w16sdtdh="http://schemas.microsoft.com/office/word/2020/wordml/sdtdatahash" xmlns:w16se="http://schemas.microsoft.com/office/word/2015/wordml/symex" xmlns:wpg="http://schemas.microsoft.com/office/word/2010/wordprocessingGroup" xmlns:wpi="http://schemas.microsoft.com/office/word/2010/wordprocessingInk" xmlns:wne="http://schemas.microsoft.com/office/word/2006/wordml" xmlns:wps="http://schemas.microsoft.com/office/word/2010/wordprocessingShape" mc:Ignorable="w14 w15 w16se w16cid w16 w16cex w16sdtdh wp14">
   <w:endnote w:type="separator" w:id="-1">
     <w:p>
       <w:pPr>
@@ -15254,7 +16297,7 @@
 </file>
 
 <file path=word/footer1.xml><?xml version="1.0" encoding="utf-8"?>
-<w:ftr xmlns:wpc="http://schemas.microsoft.com/office/word/2010/wordprocessingCanvas" xmlns:cx="http://schemas.microsoft.com/office/drawing/2014/chartex" xmlns:cx1="http://schemas.microsoft.com/office/drawing/2015/9/8/chartex" xmlns:cx2="http://schemas.microsoft.com/office/drawing/2015/10/21/chartex" xmlns:cx3="http://schemas.microsoft.com/office/drawing/2016/5/9/chartex" xmlns:cx4="http://schemas.microsoft.com/office/drawing/2016/5/10/chartex" xmlns:cx5="http://schemas.microsoft.com/office/drawing/2016/5/11/chartex" xmlns:cx6="http://schemas.microsoft.com/office/drawing/2016/5/12/chartex" xmlns:cx7="http://schemas.microsoft.com/office/drawing/2016/5/13/chartex" xmlns:cx8="http://schemas.microsoft.com/office/drawing/2016/5/14/chartex" xmlns:mc="http://schemas.openxmlformats.org/markup-compatibility/2006" xmlns:aink="http://schemas.microsoft.com/office/drawing/2016/ink" xmlns:am3d="http://schemas.microsoft.com/office/drawing/2017/model3d" xmlns:o="urn:schemas-microsoft-com:office:office" xmlns:oel="http://schemas.microsoft.com/office/2019/extlst" xmlns:r="http://schemas.openxmlformats.org/officeDocument/2006/relationships" xmlns:m="http://schemas.openxmlformats.org/officeDocument/2006/math" xmlns:v="urn:schemas-microsoft-com:vml" xmlns:wp14="http://schemas.microsoft.com/office/word/2010/wordprocessingDrawing" xmlns:wp="http://schemas.openxmlformats.org/drawingml/2006/wordprocessingDrawing" xmlns:w10="urn:schemas-microsoft-com:office:word" xmlns:w="http://schemas.openxmlformats.org/wordprocessingml/2006/main" xmlns:w14="http://schemas.microsoft.com/office/word/2010/wordml" xmlns:w15="http://schemas.microsoft.com/office/word/2012/wordml" xmlns:w16cex="http://schemas.microsoft.com/office/word/2018/wordml/cex" xmlns:w16cid="http://schemas.microsoft.com/office/word/2016/wordml/cid" xmlns:w16="http://schemas.microsoft.com/office/word/2018/wordml" xmlns:w16du="http://schemas.microsoft.com/office/word/2023/wordml/word16du" xmlns:w16sdtdh="http://schemas.microsoft.com/office/word/2020/wordml/sdtdatahash" xmlns:w16se="http://schemas.microsoft.com/office/word/2015/wordml/symex" xmlns:wpg="http://schemas.microsoft.com/office/word/2010/wordprocessingGroup" xmlns:wpi="http://schemas.microsoft.com/office/word/2010/wordprocessingInk" xmlns:wne="http://schemas.microsoft.com/office/word/2006/wordml" xmlns:wps="http://schemas.microsoft.com/office/word/2010/wordprocessingShape" mc:Ignorable="w14 w15 w16se w16cid w16 w16cex w16sdtdh w16du wp14">
+<w:ftr xmlns:wpc="http://schemas.microsoft.com/office/word/2010/wordprocessingCanvas" xmlns:cx="http://schemas.microsoft.com/office/drawing/2014/chartex" xmlns:cx1="http://schemas.microsoft.com/office/drawing/2015/9/8/chartex" xmlns:cx2="http://schemas.microsoft.com/office/drawing/2015/10/21/chartex" xmlns:cx3="http://schemas.microsoft.com/office/drawing/2016/5/9/chartex" xmlns:cx4="http://schemas.microsoft.com/office/drawing/2016/5/10/chartex" xmlns:cx5="http://schemas.microsoft.com/office/drawing/2016/5/11/chartex" xmlns:cx6="http://schemas.microsoft.com/office/drawing/2016/5/12/chartex" xmlns:cx7="http://schemas.microsoft.com/office/drawing/2016/5/13/chartex" xmlns:cx8="http://schemas.microsoft.com/office/drawing/2016/5/14/chartex" xmlns:mc="http://schemas.openxmlformats.org/markup-compatibility/2006" xmlns:aink="http://schemas.microsoft.com/office/drawing/2016/ink" xmlns:am3d="http://schemas.microsoft.com/office/drawing/2017/model3d" xmlns:o="urn:schemas-microsoft-com:office:office" xmlns:r="http://schemas.openxmlformats.org/officeDocument/2006/relationships" xmlns:m="http://schemas.openxmlformats.org/officeDocument/2006/math" xmlns:v="urn:schemas-microsoft-com:vml" xmlns:wp14="http://schemas.microsoft.com/office/word/2010/wordprocessingDrawing" xmlns:wp="http://schemas.openxmlformats.org/drawingml/2006/wordprocessingDrawing" xmlns:w10="urn:schemas-microsoft-com:office:word" xmlns:w="http://schemas.openxmlformats.org/wordprocessingml/2006/main" xmlns:w14="http://schemas.microsoft.com/office/word/2010/wordml" xmlns:w15="http://schemas.microsoft.com/office/word/2012/wordml" xmlns:w16cex="http://schemas.microsoft.com/office/word/2018/wordml/cex" xmlns:w16cid="http://schemas.microsoft.com/office/word/2016/wordml/cid" xmlns:w16="http://schemas.microsoft.com/office/word/2018/wordml" xmlns:w16sdtdh="http://schemas.microsoft.com/office/word/2020/wordml/sdtdatahash" xmlns:w16se="http://schemas.microsoft.com/office/word/2015/wordml/symex" xmlns:wpg="http://schemas.microsoft.com/office/word/2010/wordprocessingGroup" xmlns:wpi="http://schemas.microsoft.com/office/word/2010/wordprocessingInk" xmlns:wne="http://schemas.microsoft.com/office/word/2006/wordml" xmlns:wps="http://schemas.microsoft.com/office/word/2010/wordprocessingShape" mc:Ignorable="w14 w15 w16se w16cid w16 w16cex w16sdtdh wp14">
   <w:sdt>
     <w:sdtPr>
       <w:id w:val="-1465197936"/>
@@ -15263,134 +16306,13 @@
         <w:docPartUnique/>
       </w:docPartObj>
     </w:sdtPr>
+    <w:sdtEndPr/>
     <w:sdtContent>
       <w:p>
         <w:pPr>
           <w:pStyle w:val="Piedepgina"/>
           <w:jc w:val="right"/>
         </w:pPr>
-        <w:r>
-          <w:rPr>
-            <w:noProof/>
-            <w:lang w:eastAsia="es-CO"/>
-          </w:rPr>
-          <mc:AlternateContent>
-            <mc:Choice Requires="wps">
-              <w:drawing>
-                <wp:anchor distT="45720" distB="45720" distL="114300" distR="114300" simplePos="0" relativeHeight="251661312" behindDoc="0" locked="0" layoutInCell="1" allowOverlap="1" wp14:anchorId="797C42AF" wp14:editId="60C5BEAC">
-                  <wp:simplePos x="0" y="0"/>
-                  <wp:positionH relativeFrom="column">
-                    <wp:posOffset>204470</wp:posOffset>
-                  </wp:positionH>
-                  <wp:positionV relativeFrom="paragraph">
-                    <wp:posOffset>7970</wp:posOffset>
-                  </wp:positionV>
-                  <wp:extent cx="5780690" cy="525518"/>
-                  <wp:effectExtent l="0" t="0" r="0" b="8255"/>
-                  <wp:wrapNone/>
-                  <wp:docPr id="1215982720" name="Cuadro de texto 2">
-                    <a:extLst xmlns:a="http://schemas.openxmlformats.org/drawingml/2006/main">
-                      <a:ext uri="{C183D7F6-B498-43B3-948B-1728B52AA6E4}">
-                        <adec:decorative xmlns:adec="http://schemas.microsoft.com/office/drawing/2017/decorative" val="1"/>
-                      </a:ext>
-                    </a:extLst>
-                  </wp:docPr>
-                  <wp:cNvGraphicFramePr>
-                    <a:graphicFrameLocks xmlns:a="http://schemas.openxmlformats.org/drawingml/2006/main"/>
-                  </wp:cNvGraphicFramePr>
-                  <a:graphic xmlns:a="http://schemas.openxmlformats.org/drawingml/2006/main">
-                    <a:graphicData uri="http://schemas.microsoft.com/office/word/2010/wordprocessingShape">
-                      <wps:wsp>
-                        <wps:cNvSpPr txBox="1">
-                          <a:spLocks noChangeArrowheads="1"/>
-                        </wps:cNvSpPr>
-                        <wps:spPr bwMode="auto">
-                          <a:xfrm>
-                            <a:off x="0" y="0"/>
-                            <a:ext cx="5780690" cy="525518"/>
-                          </a:xfrm>
-                          <a:prstGeom prst="rect">
-                            <a:avLst/>
-                          </a:prstGeom>
-                          <a:solidFill>
-                            <a:srgbClr val="FFFFFF"/>
-                          </a:solidFill>
-                          <a:ln w="9525">
-                            <a:noFill/>
-                            <a:miter lim="800000"/>
-                            <a:headEnd/>
-                            <a:tailEnd/>
-                          </a:ln>
-                        </wps:spPr>
-                        <wps:txbx>
-                          <w:txbxContent>
-                            <w:p>
-                              <w:pPr>
-                                <w:spacing w:before="0"/>
-                                <w:jc w:val="center"/>
-                                <w:rPr>
-                                  <w:b/>
-                                  <w:bCs/>
-                                </w:rPr>
-                              </w:pPr>
-                              <w:r>
-                                <w:rPr>
-                                  <w:b/>
-                                  <w:bCs/>
-                                </w:rPr>
-                                <w:t>Grupo de Ejecución de la Formación Virtual</w:t>
-                              </w:r>
-                            </w:p>
-                          </w:txbxContent>
-                        </wps:txbx>
-                        <wps:bodyPr rot="0" vert="horz" wrap="square" lIns="91440" tIns="45720" rIns="91440" bIns="45720" anchor="t" anchorCtr="0">
-                          <a:noAutofit/>
-                        </wps:bodyPr>
-                      </wps:wsp>
-                    </a:graphicData>
-                  </a:graphic>
-                  <wp14:sizeRelH relativeFrom="margin">
-                    <wp14:pctWidth>0</wp14:pctWidth>
-                  </wp14:sizeRelH>
-                  <wp14:sizeRelV relativeFrom="margin">
-                    <wp14:pctHeight>0</wp14:pctHeight>
-                  </wp14:sizeRelV>
-                </wp:anchor>
-              </w:drawing>
-            </mc:Choice>
-            <mc:Fallback>
-              <w:pict>
-                <v:shapetype w14:anchorId="797C42AF" id="_x0000_t202" coordsize="21600,21600" o:spt="202" path="m,l,21600r21600,l21600,xe">
-                  <v:stroke joinstyle="miter"/>
-                  <v:path gradientshapeok="t" o:connecttype="rect"/>
-                </v:shapetype>
-                <v:shape id="_x0000_s1027" type="#_x0000_t202" alt="&quot;&quot;" style="position:absolute;left:0;text-align:left;margin-left:16.1pt;margin-top:.65pt;width:455.15pt;height:41.4pt;z-index:251661312;visibility:visible;mso-wrap-style:square;mso-width-percent:0;mso-height-percent:0;mso-wrap-distance-left:9pt;mso-wrap-distance-top:3.6pt;mso-wrap-distance-right:9pt;mso-wrap-distance-bottom:3.6pt;mso-position-horizontal:absolute;mso-position-horizontal-relative:text;mso-position-vertical:absolute;mso-position-vertical-relative:text;mso-width-percent:0;mso-height-percent:0;mso-width-relative:margin;mso-height-relative:margin;v-text-anchor:top" o:gfxdata="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" stroked="f">
-                  <v:textbox>
-                    <w:txbxContent>
-                      <w:p>
-                        <w:pPr>
-                          <w:spacing w:before="0"/>
-                          <w:jc w:val="center"/>
-                          <w:rPr>
-                            <w:b/>
-                            <w:bCs/>
-                          </w:rPr>
-                        </w:pPr>
-                        <w:r>
-                          <w:rPr>
-                            <w:b/>
-                            <w:bCs/>
-                          </w:rPr>
-                          <w:t>Grupo de Ejecución de la Formación Virtual</w:t>
-                        </w:r>
-                      </w:p>
-                    </w:txbxContent>
-                  </v:textbox>
-                </v:shape>
-              </w:pict>
-            </mc:Fallback>
-          </mc:AlternateContent>
-        </w:r>
         <w:r>
           <w:fldChar w:fldCharType="begin"/>
         </w:r>
@@ -15421,7 +16343,7 @@
 </file>
 
 <file path=word/footnotes.xml><?xml version="1.0" encoding="utf-8"?>
-<w:footnotes xmlns:wpc="http://schemas.microsoft.com/office/word/2010/wordprocessingCanvas" xmlns:cx="http://schemas.microsoft.com/office/drawing/2014/chartex" xmlns:cx1="http://schemas.microsoft.com/office/drawing/2015/9/8/chartex" xmlns:cx2="http://schemas.microsoft.com/office/drawing/2015/10/21/chartex" xmlns:cx3="http://schemas.microsoft.com/office/drawing/2016/5/9/chartex" xmlns:cx4="http://schemas.microsoft.com/office/drawing/2016/5/10/chartex" xmlns:cx5="http://schemas.microsoft.com/office/drawing/2016/5/11/chartex" xmlns:cx6="http://schemas.microsoft.com/office/drawing/2016/5/12/chartex" xmlns:cx7="http://schemas.microsoft.com/office/drawing/2016/5/13/chartex" xmlns:cx8="http://schemas.microsoft.com/office/drawing/2016/5/14/chartex" xmlns:mc="http://schemas.openxmlformats.org/markup-compatibility/2006" xmlns:aink="http://schemas.microsoft.com/office/drawing/2016/ink" xmlns:am3d="http://schemas.microsoft.com/office/drawing/2017/model3d" xmlns:o="urn:schemas-microsoft-com:office:office" xmlns:oel="http://schemas.microsoft.com/office/2019/extlst" xmlns:r="http://schemas.openxmlformats.org/officeDocument/2006/relationships" xmlns:m="http://schemas.openxmlformats.org/officeDocument/2006/math" xmlns:v="urn:schemas-microsoft-com:vml" xmlns:wp14="http://schemas.microsoft.com/office/word/2010/wordprocessingDrawing" xmlns:wp="http://schemas.openxmlformats.org/drawingml/2006/wordprocessingDrawing" xmlns:w10="urn:schemas-microsoft-com:office:word" xmlns:w="http://schemas.openxmlformats.org/wordprocessingml/2006/main" xmlns:w14="http://schemas.microsoft.com/office/word/2010/wordml" xmlns:w15="http://schemas.microsoft.com/office/word/2012/wordml" xmlns:w16cex="http://schemas.microsoft.com/office/word/2018/wordml/cex" xmlns:w16cid="http://schemas.microsoft.com/office/word/2016/wordml/cid" xmlns:w16="http://schemas.microsoft.com/office/word/2018/wordml" xmlns:w16du="http://schemas.microsoft.com/office/word/2023/wordml/word16du" xmlns:w16sdtdh="http://schemas.microsoft.com/office/word/2020/wordml/sdtdatahash" xmlns:w16se="http://schemas.microsoft.com/office/word/2015/wordml/symex" xmlns:wpg="http://schemas.microsoft.com/office/word/2010/wordprocessingGroup" xmlns:wpi="http://schemas.microsoft.com/office/word/2010/wordprocessingInk" xmlns:wne="http://schemas.microsoft.com/office/word/2006/wordml" xmlns:wps="http://schemas.microsoft.com/office/word/2010/wordprocessingShape" mc:Ignorable="w14 w15 w16se w16cid w16 w16cex w16sdtdh w16du wp14">
+<w:footnotes xmlns:wpc="http://schemas.microsoft.com/office/word/2010/wordprocessingCanvas" xmlns:cx="http://schemas.microsoft.com/office/drawing/2014/chartex" xmlns:cx1="http://schemas.microsoft.com/office/drawing/2015/9/8/chartex" xmlns:cx2="http://schemas.microsoft.com/office/drawing/2015/10/21/chartex" xmlns:cx3="http://schemas.microsoft.com/office/drawing/2016/5/9/chartex" xmlns:cx4="http://schemas.microsoft.com/office/drawing/2016/5/10/chartex" xmlns:cx5="http://schemas.microsoft.com/office/drawing/2016/5/11/chartex" xmlns:cx6="http://schemas.microsoft.com/office/drawing/2016/5/12/chartex" xmlns:cx7="http://schemas.microsoft.com/office/drawing/2016/5/13/chartex" xmlns:cx8="http://schemas.microsoft.com/office/drawing/2016/5/14/chartex" xmlns:mc="http://schemas.openxmlformats.org/markup-compatibility/2006" xmlns:aink="http://schemas.microsoft.com/office/drawing/2016/ink" xmlns:am3d="http://schemas.microsoft.com/office/drawing/2017/model3d" xmlns:o="urn:schemas-microsoft-com:office:office" xmlns:r="http://schemas.openxmlformats.org/officeDocument/2006/relationships" xmlns:m="http://schemas.openxmlformats.org/officeDocument/2006/math" xmlns:v="urn:schemas-microsoft-com:vml" xmlns:wp14="http://schemas.microsoft.com/office/word/2010/wordprocessingDrawing" xmlns:wp="http://schemas.openxmlformats.org/drawingml/2006/wordprocessingDrawing" xmlns:w10="urn:schemas-microsoft-com:office:word" xmlns:w="http://schemas.openxmlformats.org/wordprocessingml/2006/main" xmlns:w14="http://schemas.microsoft.com/office/word/2010/wordml" xmlns:w15="http://schemas.microsoft.com/office/word/2012/wordml" xmlns:w16cex="http://schemas.microsoft.com/office/word/2018/wordml/cex" xmlns:w16cid="http://schemas.microsoft.com/office/word/2016/wordml/cid" xmlns:w16="http://schemas.microsoft.com/office/word/2018/wordml" xmlns:w16sdtdh="http://schemas.microsoft.com/office/word/2020/wordml/sdtdatahash" xmlns:w16se="http://schemas.microsoft.com/office/word/2015/wordml/symex" xmlns:wpg="http://schemas.microsoft.com/office/word/2010/wordprocessingGroup" xmlns:wpi="http://schemas.microsoft.com/office/word/2010/wordprocessingInk" xmlns:wne="http://schemas.microsoft.com/office/word/2006/wordml" xmlns:wps="http://schemas.microsoft.com/office/word/2010/wordprocessingShape" mc:Ignorable="w14 w15 w16se w16cid w16 w16cex w16sdtdh wp14">
   <w:footnote w:type="separator" w:id="-1">
     <w:p>
       <w:pPr>
@@ -15446,7 +16368,7 @@
 </file>
 
 <file path=word/header1.xml><?xml version="1.0" encoding="utf-8"?>
-<w:hdr xmlns:wpc="http://schemas.microsoft.com/office/word/2010/wordprocessingCanvas" xmlns:cx="http://schemas.microsoft.com/office/drawing/2014/chartex" xmlns:cx1="http://schemas.microsoft.com/office/drawing/2015/9/8/chartex" xmlns:cx2="http://schemas.microsoft.com/office/drawing/2015/10/21/chartex" xmlns:cx3="http://schemas.microsoft.com/office/drawing/2016/5/9/chartex" xmlns:cx4="http://schemas.microsoft.com/office/drawing/2016/5/10/chartex" xmlns:cx5="http://schemas.microsoft.com/office/drawing/2016/5/11/chartex" xmlns:cx6="http://schemas.microsoft.com/office/drawing/2016/5/12/chartex" xmlns:cx7="http://schemas.microsoft.com/office/drawing/2016/5/13/chartex" xmlns:cx8="http://schemas.microsoft.com/office/drawing/2016/5/14/chartex" xmlns:mc="http://schemas.openxmlformats.org/markup-compatibility/2006" xmlns:aink="http://schemas.microsoft.com/office/drawing/2016/ink" xmlns:am3d="http://schemas.microsoft.com/office/drawing/2017/model3d" xmlns:o="urn:schemas-microsoft-com:office:office" xmlns:oel="http://schemas.microsoft.com/office/2019/extlst" xmlns:r="http://schemas.openxmlformats.org/officeDocument/2006/relationships" xmlns:m="http://schemas.openxmlformats.org/officeDocument/2006/math" xmlns:v="urn:schemas-microsoft-com:vml" xmlns:wp14="http://schemas.microsoft.com/office/word/2010/wordprocessingDrawing" xmlns:wp="http://schemas.openxmlformats.org/drawingml/2006/wordprocessingDrawing" xmlns:w10="urn:schemas-microsoft-com:office:word" xmlns:w="http://schemas.openxmlformats.org/wordprocessingml/2006/main" xmlns:w14="http://schemas.microsoft.com/office/word/2010/wordml" xmlns:w15="http://schemas.microsoft.com/office/word/2012/wordml" xmlns:w16cex="http://schemas.microsoft.com/office/word/2018/wordml/cex" xmlns:w16cid="http://schemas.microsoft.com/office/word/2016/wordml/cid" xmlns:w16="http://schemas.microsoft.com/office/word/2018/wordml" xmlns:w16du="http://schemas.microsoft.com/office/word/2023/wordml/word16du" xmlns:w16sdtdh="http://schemas.microsoft.com/office/word/2020/wordml/sdtdatahash" xmlns:w16se="http://schemas.microsoft.com/office/word/2015/wordml/symex" xmlns:wpg="http://schemas.microsoft.com/office/word/2010/wordprocessingGroup" xmlns:wpi="http://schemas.microsoft.com/office/word/2010/wordprocessingInk" xmlns:wne="http://schemas.microsoft.com/office/word/2006/wordml" xmlns:wps="http://schemas.microsoft.com/office/word/2010/wordprocessingShape" mc:Ignorable="w14 w15 w16se w16cid w16 w16cex w16sdtdh w16du wp14">
+<w:hdr xmlns:wpc="http://schemas.microsoft.com/office/word/2010/wordprocessingCanvas" xmlns:cx="http://schemas.microsoft.com/office/drawing/2014/chartex" xmlns:cx1="http://schemas.microsoft.com/office/drawing/2015/9/8/chartex" xmlns:cx2="http://schemas.microsoft.com/office/drawing/2015/10/21/chartex" xmlns:cx3="http://schemas.microsoft.com/office/drawing/2016/5/9/chartex" xmlns:cx4="http://schemas.microsoft.com/office/drawing/2016/5/10/chartex" xmlns:cx5="http://schemas.microsoft.com/office/drawing/2016/5/11/chartex" xmlns:cx6="http://schemas.microsoft.com/office/drawing/2016/5/12/chartex" xmlns:cx7="http://schemas.microsoft.com/office/drawing/2016/5/13/chartex" xmlns:cx8="http://schemas.microsoft.com/office/drawing/2016/5/14/chartex" xmlns:mc="http://schemas.openxmlformats.org/markup-compatibility/2006" xmlns:aink="http://schemas.microsoft.com/office/drawing/2016/ink" xmlns:am3d="http://schemas.microsoft.com/office/drawing/2017/model3d" xmlns:o="urn:schemas-microsoft-com:office:office" xmlns:r="http://schemas.openxmlformats.org/officeDocument/2006/relationships" xmlns:m="http://schemas.openxmlformats.org/officeDocument/2006/math" xmlns:v="urn:schemas-microsoft-com:vml" xmlns:wp14="http://schemas.microsoft.com/office/word/2010/wordprocessingDrawing" xmlns:wp="http://schemas.openxmlformats.org/drawingml/2006/wordprocessingDrawing" xmlns:w10="urn:schemas-microsoft-com:office:word" xmlns:w="http://schemas.openxmlformats.org/wordprocessingml/2006/main" xmlns:w14="http://schemas.microsoft.com/office/word/2010/wordml" xmlns:w15="http://schemas.microsoft.com/office/word/2012/wordml" xmlns:w16cex="http://schemas.microsoft.com/office/word/2018/wordml/cex" xmlns:w16cid="http://schemas.microsoft.com/office/word/2016/wordml/cid" xmlns:w16="http://schemas.microsoft.com/office/word/2018/wordml" xmlns:w16sdtdh="http://schemas.microsoft.com/office/word/2020/wordml/sdtdatahash" xmlns:w16se="http://schemas.microsoft.com/office/word/2015/wordml/symex" xmlns:wpg="http://schemas.microsoft.com/office/word/2010/wordprocessingGroup" xmlns:wpi="http://schemas.microsoft.com/office/word/2010/wordprocessingInk" xmlns:wne="http://schemas.microsoft.com/office/word/2006/wordml" xmlns:wps="http://schemas.microsoft.com/office/word/2010/wordprocessingShape" mc:Ignorable="w14 w15 w16se w16cid w16 w16cex w16sdtdh wp14">
   <w:p>
     <w:pPr>
       <w:pStyle w:val="Encabezado"/>
@@ -15532,7 +16454,7 @@
 </file>
 
 <file path=word/numbering.xml><?xml version="1.0" encoding="utf-8"?>
-<w:numbering xmlns:wpc="http://schemas.microsoft.com/office/word/2010/wordprocessingCanvas" xmlns:cx="http://schemas.microsoft.com/office/drawing/2014/chartex" xmlns:cx1="http://schemas.microsoft.com/office/drawing/2015/9/8/chartex" xmlns:cx2="http://schemas.microsoft.com/office/drawing/2015/10/21/chartex" xmlns:cx3="http://schemas.microsoft.com/office/drawing/2016/5/9/chartex" xmlns:cx4="http://schemas.microsoft.com/office/drawing/2016/5/10/chartex" xmlns:cx5="http://schemas.microsoft.com/office/drawing/2016/5/11/chartex" xmlns:cx6="http://schemas.microsoft.com/office/drawing/2016/5/12/chartex" xmlns:cx7="http://schemas.microsoft.com/office/drawing/2016/5/13/chartex" xmlns:cx8="http://schemas.microsoft.com/office/drawing/2016/5/14/chartex" xmlns:mc="http://schemas.openxmlformats.org/markup-compatibility/2006" xmlns:aink="http://schemas.microsoft.com/office/drawing/2016/ink" xmlns:am3d="http://schemas.microsoft.com/office/drawing/2017/model3d" xmlns:o="urn:schemas-microsoft-com:office:office" xmlns:oel="http://schemas.microsoft.com/office/2019/extlst" xmlns:r="http://schemas.openxmlformats.org/officeDocument/2006/relationships" xmlns:m="http://schemas.openxmlformats.org/officeDocument/2006/math" xmlns:v="urn:schemas-microsoft-com:vml" xmlns:wp14="http://schemas.microsoft.com/office/word/2010/wordprocessingDrawing" xmlns:wp="http://schemas.openxmlformats.org/drawingml/2006/wordprocessingDrawing" xmlns:w10="urn:schemas-microsoft-com:office:word" xmlns:w="http://schemas.openxmlformats.org/wordprocessingml/2006/main" xmlns:w14="http://schemas.microsoft.com/office/word/2010/wordml" xmlns:w15="http://schemas.microsoft.com/office/word/2012/wordml" xmlns:w16cex="http://schemas.microsoft.com/office/word/2018/wordml/cex" xmlns:w16cid="http://schemas.microsoft.com/office/word/2016/wordml/cid" xmlns:w16="http://schemas.microsoft.com/office/word/2018/wordml" xmlns:w16du="http://schemas.microsoft.com/office/word/2023/wordml/word16du" xmlns:w16sdtdh="http://schemas.microsoft.com/office/word/2020/wordml/sdtdatahash" xmlns:w16se="http://schemas.microsoft.com/office/word/2015/wordml/symex" xmlns:wpg="http://schemas.microsoft.com/office/word/2010/wordprocessingGroup" xmlns:wpi="http://schemas.microsoft.com/office/word/2010/wordprocessingInk" xmlns:wne="http://schemas.microsoft.com/office/word/2006/wordml" xmlns:wps="http://schemas.microsoft.com/office/word/2010/wordprocessingShape" mc:Ignorable="w14 w15 w16se w16cid w16 w16cex w16sdtdh w16du wp14">
+<w:numbering xmlns:wpc="http://schemas.microsoft.com/office/word/2010/wordprocessingCanvas" xmlns:cx="http://schemas.microsoft.com/office/drawing/2014/chartex" xmlns:cx1="http://schemas.microsoft.com/office/drawing/2015/9/8/chartex" xmlns:cx2="http://schemas.microsoft.com/office/drawing/2015/10/21/chartex" xmlns:cx3="http://schemas.microsoft.com/office/drawing/2016/5/9/chartex" xmlns:cx4="http://schemas.microsoft.com/office/drawing/2016/5/10/chartex" xmlns:cx5="http://schemas.microsoft.com/office/drawing/2016/5/11/chartex" xmlns:cx6="http://schemas.microsoft.com/office/drawing/2016/5/12/chartex" xmlns:cx7="http://schemas.microsoft.com/office/drawing/2016/5/13/chartex" xmlns:cx8="http://schemas.microsoft.com/office/drawing/2016/5/14/chartex" xmlns:mc="http://schemas.openxmlformats.org/markup-compatibility/2006" xmlns:aink="http://schemas.microsoft.com/office/drawing/2016/ink" xmlns:am3d="http://schemas.microsoft.com/office/drawing/2017/model3d" xmlns:o="urn:schemas-microsoft-com:office:office" xmlns:r="http://schemas.openxmlformats.org/officeDocument/2006/relationships" xmlns:m="http://schemas.openxmlformats.org/officeDocument/2006/math" xmlns:v="urn:schemas-microsoft-com:vml" xmlns:wp14="http://schemas.microsoft.com/office/word/2010/wordprocessingDrawing" xmlns:wp="http://schemas.openxmlformats.org/drawingml/2006/wordprocessingDrawing" xmlns:w10="urn:schemas-microsoft-com:office:word" xmlns:w="http://schemas.openxmlformats.org/wordprocessingml/2006/main" xmlns:w14="http://schemas.microsoft.com/office/word/2010/wordml" xmlns:w15="http://schemas.microsoft.com/office/word/2012/wordml" xmlns:w16cex="http://schemas.microsoft.com/office/word/2018/wordml/cex" xmlns:w16cid="http://schemas.microsoft.com/office/word/2016/wordml/cid" xmlns:w16="http://schemas.microsoft.com/office/word/2018/wordml" xmlns:w16sdtdh="http://schemas.microsoft.com/office/word/2020/wordml/sdtdatahash" xmlns:w16se="http://schemas.microsoft.com/office/word/2015/wordml/symex" xmlns:wpg="http://schemas.microsoft.com/office/word/2010/wordprocessingGroup" xmlns:wpi="http://schemas.microsoft.com/office/word/2010/wordprocessingInk" xmlns:wne="http://schemas.microsoft.com/office/word/2006/wordml" xmlns:wps="http://schemas.microsoft.com/office/word/2010/wordprocessingShape" mc:Ignorable="w14 w15 w16se w16cid w16 w16cex w16sdtdh wp14">
   <w:abstractNum w:abstractNumId="0" w15:restartNumberingAfterBreak="0">
     <w:nsid w:val="FFFFFF89"/>
     <w:multiLevelType w:val="singleLevel"/>
@@ -16599,37 +17521,37 @@
       </w:pPr>
     </w:lvl>
   </w:abstractNum>
-  <w:num w:numId="1" w16cid:durableId="2000957126">
+  <w:num w:numId="1">
     <w:abstractNumId w:val="10"/>
   </w:num>
-  <w:num w:numId="2" w16cid:durableId="1585263860">
+  <w:num w:numId="2">
     <w:abstractNumId w:val="0"/>
   </w:num>
-  <w:num w:numId="3" w16cid:durableId="1338381655">
+  <w:num w:numId="3">
     <w:abstractNumId w:val="3"/>
   </w:num>
-  <w:num w:numId="4" w16cid:durableId="1532257930">
+  <w:num w:numId="4">
     <w:abstractNumId w:val="8"/>
   </w:num>
-  <w:num w:numId="5" w16cid:durableId="998075588">
+  <w:num w:numId="5">
     <w:abstractNumId w:val="5"/>
   </w:num>
-  <w:num w:numId="6" w16cid:durableId="426464181">
+  <w:num w:numId="6">
     <w:abstractNumId w:val="1"/>
   </w:num>
-  <w:num w:numId="7" w16cid:durableId="1962613662">
+  <w:num w:numId="7">
     <w:abstractNumId w:val="2"/>
   </w:num>
-  <w:num w:numId="8" w16cid:durableId="685013325">
+  <w:num w:numId="8">
     <w:abstractNumId w:val="7"/>
   </w:num>
-  <w:num w:numId="9" w16cid:durableId="1061252816">
+  <w:num w:numId="9">
     <w:abstractNumId w:val="6"/>
   </w:num>
-  <w:num w:numId="10" w16cid:durableId="130295228">
+  <w:num w:numId="10">
     <w:abstractNumId w:val="9"/>
   </w:num>
-  <w:num w:numId="11" w16cid:durableId="856506903">
+  <w:num w:numId="11">
     <w:abstractNumId w:val="4"/>
   </w:num>
   <w:numIdMacAtCleanup w:val="7"/>
@@ -16637,7 +17559,7 @@
 </file>
 
 <file path=word/styles.xml><?xml version="1.0" encoding="utf-8"?>
-<w:styles xmlns:mc="http://schemas.openxmlformats.org/markup-compatibility/2006" xmlns:r="http://schemas.openxmlformats.org/officeDocument/2006/relationships" xmlns:w="http://schemas.openxmlformats.org/wordprocessingml/2006/main" xmlns:w14="http://schemas.microsoft.com/office/word/2010/wordml" xmlns:w15="http://schemas.microsoft.com/office/word/2012/wordml" xmlns:w16cex="http://schemas.microsoft.com/office/word/2018/wordml/cex" xmlns:w16cid="http://schemas.microsoft.com/office/word/2016/wordml/cid" xmlns:w16="http://schemas.microsoft.com/office/word/2018/wordml" xmlns:w16du="http://schemas.microsoft.com/office/word/2023/wordml/word16du" xmlns:w16sdtdh="http://schemas.microsoft.com/office/word/2020/wordml/sdtdatahash" xmlns:w16se="http://schemas.microsoft.com/office/word/2015/wordml/symex" mc:Ignorable="w14 w15 w16se w16cid w16 w16cex w16sdtdh w16du">
+<w:styles xmlns:mc="http://schemas.openxmlformats.org/markup-compatibility/2006" xmlns:r="http://schemas.openxmlformats.org/officeDocument/2006/relationships" xmlns:w="http://schemas.openxmlformats.org/wordprocessingml/2006/main" xmlns:w14="http://schemas.microsoft.com/office/word/2010/wordml" xmlns:w15="http://schemas.microsoft.com/office/word/2012/wordml" xmlns:w16cex="http://schemas.microsoft.com/office/word/2018/wordml/cex" xmlns:w16cid="http://schemas.microsoft.com/office/word/2016/wordml/cid" xmlns:w16="http://schemas.microsoft.com/office/word/2018/wordml" xmlns:w16sdtdh="http://schemas.microsoft.com/office/word/2020/wordml/sdtdatahash" xmlns:w16se="http://schemas.microsoft.com/office/word/2015/wordml/symex" mc:Ignorable="w14 w15 w16se w16cid w16 w16cex w16sdtdh">
   <w:docDefaults>
     <w:rPrDefault>
       <w:rPr>
@@ -17199,7 +18121,6 @@
   <w:style w:type="character" w:default="1" w:styleId="Fuentedeprrafopredeter">
     <w:name w:val="Default Paragraph Font"/>
     <w:uiPriority w:val="1"/>
-    <w:semiHidden/>
     <w:unhideWhenUsed/>
   </w:style>
   <w:style w:type="table" w:default="1" w:styleId="Tablanormal">
@@ -18368,34 +19289,14 @@
 </file>
 
 <file path=customXml/item1.xml><?xml version="1.0" encoding="utf-8"?>
-<?mso-contentType ?>
-<FormTemplates xmlns="http://schemas.microsoft.com/sharepoint/v3/contenttype/forms">
-  <Display>DocumentLibraryForm</Display>
-  <Edit>DocumentLibraryForm</Edit>
-  <New>DocumentLibraryForm</New>
-</FormTemplates>
+<b:Sources xmlns:b="http://schemas.openxmlformats.org/officeDocument/2006/bibliography" xmlns="http://schemas.openxmlformats.org/officeDocument/2006/bibliography" SelectedStyle="\APASixthEditionOfficeOnline.xsl" StyleName="APA" Version="6"/>
 </file>
 
 <file path=customXml/item2.xml><?xml version="1.0" encoding="utf-8"?>
-<p:properties xmlns:p="http://schemas.microsoft.com/office/2006/metadata/properties" xmlns:xsi="http://www.w3.org/2001/XMLSchema-instance" xmlns:pc="http://schemas.microsoft.com/office/infopath/2007/PartnerControls">
-  <documentManagement>
-    <TaxCatchAll xmlns="cb45339b-ced9-4d0d-8f64-77573914d53b" xsi:nil="true"/>
-    <lcf76f155ced4ddcb4097134ff3c332f xmlns="43a3ca16-9c26-4813-b83f-4aec9927b43f">
-      <Terms xmlns="http://schemas.microsoft.com/office/infopath/2007/PartnerControls"/>
-    </lcf76f155ced4ddcb4097134ff3c332f>
-  </documentManagement>
-</p:properties>
-</file>
-
-<file path=customXml/item3.xml><?xml version="1.0" encoding="utf-8"?>
-<b:Sources xmlns:b="http://schemas.openxmlformats.org/officeDocument/2006/bibliography" xmlns="http://schemas.openxmlformats.org/officeDocument/2006/bibliography" SelectedStyle="\APASixthEditionOfficeOnline.xsl" StyleName="APA" Version="6"/>
-</file>
-
-<file path=customXml/item4.xml><?xml version="1.0" encoding="utf-8"?>
-<ct:contentTypeSchema xmlns:ct="http://schemas.microsoft.com/office/2006/metadata/contentType" xmlns:ma="http://schemas.microsoft.com/office/2006/metadata/properties/metaAttributes" ct:_="" ma:_="" ma:contentTypeName="Documento" ma:contentTypeID="0x01010049282E1EDBE9234EA9E6D38F720E265F" ma:contentTypeVersion="15" ma:contentTypeDescription="Crear nuevo documento." ma:contentTypeScope="" ma:versionID="b31c7aa9eaf043a08b87120b3c4916e3">
-  <xsd:schema xmlns:xsd="http://www.w3.org/2001/XMLSchema" xmlns:xs="http://www.w3.org/2001/XMLSchema" xmlns:p="http://schemas.microsoft.com/office/2006/metadata/properties" xmlns:ns2="cb45339b-ced9-4d0d-8f64-77573914d53b" xmlns:ns3="43a3ca16-9c26-4813-b83f-4aec9927b43f" targetNamespace="http://schemas.microsoft.com/office/2006/metadata/properties" ma:root="true" ma:fieldsID="3533d065b04d75c457075bc55f1f5315" ns2:_="" ns3:_="">
-    <xsd:import namespace="cb45339b-ced9-4d0d-8f64-77573914d53b"/>
-    <xsd:import namespace="43a3ca16-9c26-4813-b83f-4aec9927b43f"/>
+<ct:contentTypeSchema xmlns:ct="http://schemas.microsoft.com/office/2006/metadata/contentType" xmlns:ma="http://schemas.microsoft.com/office/2006/metadata/properties/metaAttributes" ct:_="" ma:_="" ma:contentTypeName="Documento" ma:contentTypeID="0x0101006A81D6BD42E8DF4C91013959704817E1" ma:contentTypeVersion="15" ma:contentTypeDescription="Crear nuevo documento." ma:contentTypeScope="" ma:versionID="bf4f72ffd194f0963ff564daca6869f7">
+  <xsd:schema xmlns:xsd="http://www.w3.org/2001/XMLSchema" xmlns:xs="http://www.w3.org/2001/XMLSchema" xmlns:p="http://schemas.microsoft.com/office/2006/metadata/properties" xmlns:ns2="13c90a0b-73bc-4dc0-be5f-28d77b615beb" xmlns:ns3="13c93bba-48ce-428c-bfe5-88b42c19b028" targetNamespace="http://schemas.microsoft.com/office/2006/metadata/properties" ma:root="true" ma:fieldsID="8718d6f4873a5b1392a45044efa78385" ns2:_="" ns3:_="">
+    <xsd:import namespace="13c90a0b-73bc-4dc0-be5f-28d77b615beb"/>
+    <xsd:import namespace="13c93bba-48ce-428c-bfe5-88b42c19b028"/>
     <xsd:element name="properties">
       <xsd:complexType>
         <xsd:sequence>
@@ -18406,16 +19307,16 @@
                 <xsd:element ref="ns2:SharedWithDetails" minOccurs="0"/>
                 <xsd:element ref="ns3:MediaServiceMetadata" minOccurs="0"/>
                 <xsd:element ref="ns3:MediaServiceFastMetadata" minOccurs="0"/>
+                <xsd:element ref="ns3:MediaServiceSearchProperties" minOccurs="0"/>
+                <xsd:element ref="ns3:MediaServiceObjectDetectorVersions" minOccurs="0"/>
                 <xsd:element ref="ns3:MediaServiceDateTaken" minOccurs="0"/>
-                <xsd:element ref="ns3:MediaServiceObjectDetectorVersions" minOccurs="0"/>
-                <xsd:element ref="ns3:MediaLengthInSeconds" minOccurs="0"/>
-                <xsd:element ref="ns3:MediaServiceLocation" minOccurs="0"/>
                 <xsd:element ref="ns3:MediaServiceGenerationTime" minOccurs="0"/>
                 <xsd:element ref="ns3:MediaServiceEventHashCode" minOccurs="0"/>
+                <xsd:element ref="ns3:MediaLengthInSeconds" minOccurs="0"/>
                 <xsd:element ref="ns3:lcf76f155ced4ddcb4097134ff3c332f" minOccurs="0"/>
                 <xsd:element ref="ns2:TaxCatchAll" minOccurs="0"/>
                 <xsd:element ref="ns3:MediaServiceOCR" minOccurs="0"/>
-                <xsd:element ref="ns3:MediaServiceSearchProperties" minOccurs="0"/>
+                <xsd:element ref="ns3:MediaServiceLocation" minOccurs="0"/>
               </xsd:all>
             </xsd:complexType>
           </xsd:element>
@@ -18423,7 +19324,7 @@
       </xsd:complexType>
     </xsd:element>
   </xsd:schema>
-  <xsd:schema xmlns:xsd="http://www.w3.org/2001/XMLSchema" xmlns:xs="http://www.w3.org/2001/XMLSchema" xmlns:dms="http://schemas.microsoft.com/office/2006/documentManagement/types" xmlns:pc="http://schemas.microsoft.com/office/infopath/2007/PartnerControls" targetNamespace="cb45339b-ced9-4d0d-8f64-77573914d53b" elementFormDefault="qualified">
+  <xsd:schema xmlns:xsd="http://www.w3.org/2001/XMLSchema" xmlns:xs="http://www.w3.org/2001/XMLSchema" xmlns:dms="http://schemas.microsoft.com/office/2006/documentManagement/types" xmlns:pc="http://schemas.microsoft.com/office/infopath/2007/PartnerControls" targetNamespace="13c90a0b-73bc-4dc0-be5f-28d77b615beb" elementFormDefault="qualified">
     <xsd:import namespace="http://schemas.microsoft.com/office/2006/documentManagement/types"/>
     <xsd:import namespace="http://schemas.microsoft.com/office/infopath/2007/PartnerControls"/>
     <xsd:element name="SharedWithUsers" ma:index="8" nillable="true" ma:displayName="Compartido con" ma:internalName="SharedWithUsers" ma:readOnly="true">
@@ -18452,7 +19353,7 @@
         </xsd:restriction>
       </xsd:simpleType>
     </xsd:element>
-    <xsd:element name="TaxCatchAll" ma:index="20" nillable="true" ma:displayName="Taxonomy Catch All Column" ma:hidden="true" ma:list="{2f40a149-578b-41a1-8845-c88bc1831770}" ma:internalName="TaxCatchAll" ma:showField="CatchAllData" ma:web="cb45339b-ced9-4d0d-8f64-77573914d53b">
+    <xsd:element name="TaxCatchAll" ma:index="20" nillable="true" ma:displayName="Taxonomy Catch All Column" ma:hidden="true" ma:list="{a42ca037-5d13-4729-aeec-4237f141d2d6}" ma:internalName="TaxCatchAll" ma:showField="CatchAllData" ma:web="13c90a0b-73bc-4dc0-be5f-28d77b615beb">
       <xsd:complexType>
         <xsd:complexContent>
           <xsd:extension base="dms:MultiChoiceLookup">
@@ -18464,7 +19365,7 @@
       </xsd:complexType>
     </xsd:element>
   </xsd:schema>
-  <xsd:schema xmlns:xsd="http://www.w3.org/2001/XMLSchema" xmlns:xs="http://www.w3.org/2001/XMLSchema" xmlns:dms="http://schemas.microsoft.com/office/2006/documentManagement/types" xmlns:pc="http://schemas.microsoft.com/office/infopath/2007/PartnerControls" targetNamespace="43a3ca16-9c26-4813-b83f-4aec9927b43f" elementFormDefault="qualified">
+  <xsd:schema xmlns:xsd="http://www.w3.org/2001/XMLSchema" xmlns:xs="http://www.w3.org/2001/XMLSchema" xmlns:dms="http://schemas.microsoft.com/office/2006/documentManagement/types" xmlns:pc="http://schemas.microsoft.com/office/infopath/2007/PartnerControls" targetNamespace="13c93bba-48ce-428c-bfe5-88b42c19b028" elementFormDefault="qualified">
     <xsd:import namespace="http://schemas.microsoft.com/office/2006/documentManagement/types"/>
     <xsd:import namespace="http://schemas.microsoft.com/office/infopath/2007/PartnerControls"/>
     <xsd:element name="MediaServiceMetadata" ma:index="10" nillable="true" ma:displayName="MediaServiceMetadata" ma:hidden="true" ma:internalName="MediaServiceMetadata" ma:readOnly="true">
@@ -18477,9 +19378,9 @@
         <xsd:restriction base="dms:Note"/>
       </xsd:simpleType>
     </xsd:element>
-    <xsd:element name="MediaServiceDateTaken" ma:index="12" nillable="true" ma:displayName="MediaServiceDateTaken" ma:hidden="true" ma:indexed="true" ma:internalName="MediaServiceDateTaken" ma:readOnly="true">
+    <xsd:element name="MediaServiceSearchProperties" ma:index="12" nillable="true" ma:displayName="MediaServiceSearchProperties" ma:hidden="true" ma:internalName="MediaServiceSearchProperties" ma:readOnly="true">
       <xsd:simpleType>
-        <xsd:restriction base="dms:Text"/>
+        <xsd:restriction base="dms:Note"/>
       </xsd:simpleType>
     </xsd:element>
     <xsd:element name="MediaServiceObjectDetectorVersions" ma:index="13" nillable="true" ma:displayName="MediaServiceObjectDetectorVersions" ma:hidden="true" ma:indexed="true" ma:internalName="MediaServiceObjectDetectorVersions" ma:readOnly="true">
@@ -18487,24 +19388,24 @@
         <xsd:restriction base="dms:Text"/>
       </xsd:simpleType>
     </xsd:element>
-    <xsd:element name="MediaLengthInSeconds" ma:index="14" nillable="true" ma:displayName="MediaLengthInSeconds" ma:hidden="true" ma:internalName="MediaLengthInSeconds" ma:readOnly="true">
-      <xsd:simpleType>
-        <xsd:restriction base="dms:Unknown"/>
-      </xsd:simpleType>
-    </xsd:element>
-    <xsd:element name="MediaServiceLocation" ma:index="15" nillable="true" ma:displayName="Location" ma:indexed="true" ma:internalName="MediaServiceLocation" ma:readOnly="true">
+    <xsd:element name="MediaServiceDateTaken" ma:index="14" nillable="true" ma:displayName="MediaServiceDateTaken" ma:hidden="true" ma:indexed="true" ma:internalName="MediaServiceDateTaken" ma:readOnly="true">
       <xsd:simpleType>
         <xsd:restriction base="dms:Text"/>
       </xsd:simpleType>
     </xsd:element>
-    <xsd:element name="MediaServiceGenerationTime" ma:index="16" nillable="true" ma:displayName="MediaServiceGenerationTime" ma:hidden="true" ma:internalName="MediaServiceGenerationTime" ma:readOnly="true">
+    <xsd:element name="MediaServiceGenerationTime" ma:index="15" nillable="true" ma:displayName="MediaServiceGenerationTime" ma:hidden="true" ma:internalName="MediaServiceGenerationTime" ma:readOnly="true">
       <xsd:simpleType>
         <xsd:restriction base="dms:Text"/>
       </xsd:simpleType>
     </xsd:element>
-    <xsd:element name="MediaServiceEventHashCode" ma:index="17" nillable="true" ma:displayName="MediaServiceEventHashCode" ma:hidden="true" ma:internalName="MediaServiceEventHashCode" ma:readOnly="true">
+    <xsd:element name="MediaServiceEventHashCode" ma:index="16" nillable="true" ma:displayName="MediaServiceEventHashCode" ma:hidden="true" ma:internalName="MediaServiceEventHashCode" ma:readOnly="true">
       <xsd:simpleType>
         <xsd:restriction base="dms:Text"/>
+      </xsd:simpleType>
+    </xsd:element>
+    <xsd:element name="MediaLengthInSeconds" ma:index="17" nillable="true" ma:displayName="MediaLengthInSeconds" ma:hidden="true" ma:internalName="MediaLengthInSeconds" ma:readOnly="true">
+      <xsd:simpleType>
+        <xsd:restriction base="dms:Unknown"/>
       </xsd:simpleType>
     </xsd:element>
     <xsd:element name="lcf76f155ced4ddcb4097134ff3c332f" ma:index="19" nillable="true" ma:taxonomy="true" ma:internalName="lcf76f155ced4ddcb4097134ff3c332f" ma:taxonomyFieldName="MediaServiceImageTags" ma:displayName="Etiquetas de imagen" ma:readOnly="false" ma:fieldId="{5cf76f15-5ced-4ddc-b409-7134ff3c332f}" ma:taxonomyMulti="true" ma:sspId="d33c8c81-5745-4931-bcc4-c2aeafe86780" ma:termSetId="09814cd3-568e-fe90-9814-8d621ff8fb84" ma:anchorId="fba54fb3-c3e1-fe81-a776-ca4b69148c4d" ma:open="true" ma:isKeyword="false">
@@ -18521,9 +19422,9 @@
         </xsd:restriction>
       </xsd:simpleType>
     </xsd:element>
-    <xsd:element name="MediaServiceSearchProperties" ma:index="22" nillable="true" ma:displayName="MediaServiceSearchProperties" ma:hidden="true" ma:internalName="MediaServiceSearchProperties" ma:readOnly="true">
+    <xsd:element name="MediaServiceLocation" ma:index="22" nillable="true" ma:displayName="Location" ma:description="" ma:indexed="true" ma:internalName="MediaServiceLocation" ma:readOnly="true">
       <xsd:simpleType>
-        <xsd:restriction base="dms:Note"/>
+        <xsd:restriction base="dms:Text"/>
       </xsd:simpleType>
     </xsd:element>
   </xsd:schema>
@@ -18626,26 +19527,27 @@
 </ct:contentTypeSchema>
 </file>
 
-<file path=customXml/itemProps1.xml><?xml version="1.0" encoding="utf-8"?>
-<ds:datastoreItem xmlns:ds="http://schemas.openxmlformats.org/officeDocument/2006/customXml" ds:itemID="{DB43B11E-2154-4D87-9372-6CF53BCE92DF}">
-  <ds:schemaRefs>
-    <ds:schemaRef ds:uri="http://schemas.microsoft.com/sharepoint/v3/contenttype/forms"/>
-  </ds:schemaRefs>
-</ds:datastoreItem>
+<file path=customXml/item3.xml><?xml version="1.0" encoding="utf-8"?>
+<?mso-contentType ?>
+<FormTemplates xmlns="http://schemas.microsoft.com/sharepoint/v3/contenttype/forms">
+  <Display>DocumentLibraryForm</Display>
+  <Edit>DocumentLibraryForm</Edit>
+  <New>DocumentLibraryForm</New>
+</FormTemplates>
 </file>
 
-<file path=customXml/itemProps2.xml><?xml version="1.0" encoding="utf-8"?>
-<ds:datastoreItem xmlns:ds="http://schemas.openxmlformats.org/officeDocument/2006/customXml" ds:itemID="{F685142C-662A-4C11-AC89-C35A888D5033}">
-  <ds:schemaRefs>
-    <ds:schemaRef ds:uri="http://schemas.microsoft.com/office/2006/metadata/properties"/>
-    <ds:schemaRef ds:uri="http://schemas.microsoft.com/office/infopath/2007/PartnerControls"/>
-    <ds:schemaRef ds:uri="cb45339b-ced9-4d0d-8f64-77573914d53b"/>
-    <ds:schemaRef ds:uri="43a3ca16-9c26-4813-b83f-4aec9927b43f"/>
-  </ds:schemaRefs>
-</ds:datastoreItem>
+<file path=customXml/item4.xml><?xml version="1.0" encoding="utf-8"?>
+<p:properties xmlns:p="http://schemas.microsoft.com/office/2006/metadata/properties" xmlns:xsi="http://www.w3.org/2001/XMLSchema-instance" xmlns:pc="http://schemas.microsoft.com/office/infopath/2007/PartnerControls">
+  <documentManagement>
+    <TaxCatchAll xmlns="13c90a0b-73bc-4dc0-be5f-28d77b615beb" xsi:nil="true"/>
+    <lcf76f155ced4ddcb4097134ff3c332f xmlns="13c93bba-48ce-428c-bfe5-88b42c19b028">
+      <Terms xmlns="http://schemas.microsoft.com/office/infopath/2007/PartnerControls"/>
+    </lcf76f155ced4ddcb4097134ff3c332f>
+  </documentManagement>
+</p:properties>
 </file>
 
-<file path=customXml/itemProps3.xml><?xml version="1.0" encoding="utf-8"?>
+<file path=customXml/itemProps1.xml><?xml version="1.0" encoding="utf-8"?>
 <ds:datastoreItem xmlns:ds="http://schemas.openxmlformats.org/officeDocument/2006/customXml" ds:itemID="{EAE431FD-7059-4C09-804B-C9D69EB7B213}">
   <ds:schemaRefs>
     <ds:schemaRef ds:uri="http://schemas.openxmlformats.org/officeDocument/2006/bibliography"/>
@@ -18653,15 +19555,15 @@
 </ds:datastoreItem>
 </file>
 
-<file path=customXml/itemProps4.xml><?xml version="1.0" encoding="utf-8"?>
-<ds:datastoreItem xmlns:ds="http://schemas.openxmlformats.org/officeDocument/2006/customXml" ds:itemID="{6E88F18F-229C-42F6-9254-91CB7446A097}">
+<file path=customXml/itemProps2.xml><?xml version="1.0" encoding="utf-8"?>
+<ds:datastoreItem xmlns:ds="http://schemas.openxmlformats.org/officeDocument/2006/customXml" ds:itemID="{0C2F91EC-FC8F-4AA4-92A0-F6002A131EB2}">
   <ds:schemaRefs>
     <ds:schemaRef ds:uri="http://schemas.microsoft.com/office/2006/metadata/contentType"/>
     <ds:schemaRef ds:uri="http://schemas.microsoft.com/office/2006/metadata/properties/metaAttributes"/>
     <ds:schemaRef ds:uri="http://www.w3.org/2001/XMLSchema"/>
     <ds:schemaRef ds:uri="http://schemas.microsoft.com/office/2006/metadata/properties"/>
-    <ds:schemaRef ds:uri="cb45339b-ced9-4d0d-8f64-77573914d53b"/>
-    <ds:schemaRef ds:uri="43a3ca16-9c26-4813-b83f-4aec9927b43f"/>
+    <ds:schemaRef ds:uri="13c90a0b-73bc-4dc0-be5f-28d77b615beb"/>
+    <ds:schemaRef ds:uri="13c93bba-48ce-428c-bfe5-88b42c19b028"/>
     <ds:schemaRef ds:uri="http://schemas.microsoft.com/office/2006/documentManagement/types"/>
     <ds:schemaRef ds:uri="http://schemas.microsoft.com/office/infopath/2007/PartnerControls"/>
     <ds:schemaRef ds:uri="http://schemas.openxmlformats.org/package/2006/metadata/core-properties"/>
@@ -18670,4 +19572,23 @@
     <ds:schemaRef ds:uri="http://schemas.microsoft.com/internal/obd"/>
   </ds:schemaRefs>
 </ds:datastoreItem>
+</file>
+
+<file path=customXml/itemProps3.xml><?xml version="1.0" encoding="utf-8"?>
+<ds:datastoreItem xmlns:ds="http://schemas.openxmlformats.org/officeDocument/2006/customXml" ds:itemID="{DB43B11E-2154-4D87-9372-6CF53BCE92DF}">
+  <ds:schemaRefs>
+    <ds:schemaRef ds:uri="http://schemas.microsoft.com/sharepoint/v3/contenttype/forms"/>
+  </ds:schemaRefs>
+</ds:datastoreItem>
+</file>
+
+<file path=customXml/itemProps4.xml><?xml version="1.0" encoding="utf-8"?>
+<ds:datastoreItem xmlns:ds="http://schemas.openxmlformats.org/officeDocument/2006/customXml" ds:itemID="{F685142C-662A-4C11-AC89-C35A888D5033}">
+  <ds:schemaRefs>
+    <ds:schemaRef ds:uri="http://schemas.microsoft.com/office/2006/metadata/properties"/>
+    <ds:schemaRef ds:uri="http://schemas.microsoft.com/office/infopath/2007/PartnerControls"/>
+    <ds:schemaRef ds:uri="13c90a0b-73bc-4dc0-be5f-28d77b615beb"/>
+    <ds:schemaRef ds:uri="13c93bba-48ce-428c-bfe5-88b42c19b028"/>
+  </ds:schemaRefs>
+</ds:datastoreItem>
 </file>